--- a/Apostila Space For Men.docx
+++ b/Apostila Space For Men.docx
@@ -732,7 +732,21 @@
           <w:sz w:val="24"/>
           <w:szCs w:val="24"/>
         </w:rPr>
-        <w:t>5- Inserimos um id na imagem para que ela ocupe 100% de largura da nossa página.</w:t>
+        <w:t>5</w:t>
+      </w:r>
+      <w:r>
+        <w:rPr>
+          <w:sz w:val="24"/>
+          <w:szCs w:val="24"/>
+        </w:rPr>
+        <w:t>.</w:t>
+      </w:r>
+      <w:r>
+        <w:rPr>
+          <w:sz w:val="24"/>
+          <w:szCs w:val="24"/>
+        </w:rPr>
+        <w:t xml:space="preserve"> Inserimos um id na imagem para que ela ocupe 100% de largura da nossa página.</w:t>
       </w:r>
     </w:p>
     <w:p>
@@ -884,7 +898,21 @@
           <w:sz w:val="24"/>
           <w:szCs w:val="24"/>
         </w:rPr>
-        <w:t xml:space="preserve">6- Centralizamos o </w:t>
+        <w:t>6</w:t>
+      </w:r>
+      <w:r>
+        <w:rPr>
+          <w:sz w:val="24"/>
+          <w:szCs w:val="24"/>
+        </w:rPr>
+        <w:t xml:space="preserve">. </w:t>
+      </w:r>
+      <w:r>
+        <w:rPr>
+          <w:sz w:val="24"/>
+          <w:szCs w:val="24"/>
+        </w:rPr>
+        <w:t xml:space="preserve">Centralizamos o </w:t>
       </w:r>
       <w:proofErr w:type="spellStart"/>
       <w:r>
@@ -985,7 +1013,21 @@
           <w:sz w:val="24"/>
           <w:szCs w:val="24"/>
         </w:rPr>
-        <w:t xml:space="preserve">7- No </w:t>
+        <w:t>7</w:t>
+      </w:r>
+      <w:r>
+        <w:rPr>
+          <w:sz w:val="24"/>
+          <w:szCs w:val="24"/>
+        </w:rPr>
+        <w:t xml:space="preserve">. </w:t>
+      </w:r>
+      <w:r>
+        <w:rPr>
+          <w:sz w:val="24"/>
+          <w:szCs w:val="24"/>
+        </w:rPr>
+        <w:t xml:space="preserve">No </w:t>
       </w:r>
       <w:proofErr w:type="spellStart"/>
       <w:r>
@@ -7001,6 +7043,7 @@
       </w:pPr>
       <w:r>
         <w:rPr>
+          <w:noProof/>
           <w:color w:val="000000" w:themeColor="text1"/>
           <w:sz w:val="24"/>
           <w:szCs w:val="24"/>
@@ -7136,6 +7179,7 @@
       </w:pPr>
       <w:r>
         <w:rPr>
+          <w:noProof/>
           <w:color w:val="000000" w:themeColor="text1"/>
           <w:sz w:val="24"/>
           <w:szCs w:val="24"/>
@@ -7259,6 +7303,7 @@
       </w:pPr>
       <w:r>
         <w:rPr>
+          <w:noProof/>
           <w:color w:val="000000" w:themeColor="text1"/>
           <w:sz w:val="24"/>
           <w:szCs w:val="24"/>
@@ -7315,6 +7360,7 @@
       </w:r>
       <w:r>
         <w:rPr>
+          <w:noProof/>
           <w:color w:val="000000" w:themeColor="text1"/>
           <w:sz w:val="24"/>
           <w:szCs w:val="24"/>
@@ -7545,6 +7591,7 @@
       </w:pPr>
       <w:r>
         <w:rPr>
+          <w:noProof/>
           <w:sz w:val="24"/>
           <w:szCs w:val="24"/>
         </w:rPr>
@@ -7601,6 +7648,2475 @@
           <w:szCs w:val="24"/>
         </w:rPr>
         <w:t>42.</w:t>
+      </w:r>
+      <w:r>
+        <w:rPr>
+          <w:sz w:val="24"/>
+          <w:szCs w:val="24"/>
+        </w:rPr>
+        <w:t xml:space="preserve"> Demos uma largura para o </w:t>
+      </w:r>
+      <w:proofErr w:type="spellStart"/>
+      <w:r>
+        <w:rPr>
+          <w:sz w:val="24"/>
+          <w:szCs w:val="24"/>
+        </w:rPr>
+        <w:t>main</w:t>
+      </w:r>
+      <w:proofErr w:type="spellEnd"/>
+      <w:r>
+        <w:rPr>
+          <w:sz w:val="24"/>
+          <w:szCs w:val="24"/>
+        </w:rPr>
+        <w:t xml:space="preserve"> para poder centralizar o formulário utilizando o “</w:t>
+      </w:r>
+      <w:proofErr w:type="spellStart"/>
+      <w:r>
+        <w:rPr>
+          <w:sz w:val="24"/>
+          <w:szCs w:val="24"/>
+        </w:rPr>
+        <w:t>margin</w:t>
+      </w:r>
+      <w:proofErr w:type="spellEnd"/>
+      <w:r>
+        <w:rPr>
+          <w:sz w:val="24"/>
+          <w:szCs w:val="24"/>
+        </w:rPr>
+        <w:t>: 0 auto”. No “</w:t>
+      </w:r>
+      <w:proofErr w:type="spellStart"/>
+      <w:r>
+        <w:rPr>
+          <w:sz w:val="24"/>
+          <w:szCs w:val="24"/>
+        </w:rPr>
+        <w:t>form</w:t>
+      </w:r>
+      <w:proofErr w:type="spellEnd"/>
+      <w:r>
+        <w:rPr>
+          <w:sz w:val="24"/>
+          <w:szCs w:val="24"/>
+        </w:rPr>
+        <w:t>” aumentamos o tamanho tanto para cima como também para baixo o “margin:40px 0;”</w:t>
+      </w:r>
+    </w:p>
+    <w:p>
+      <w:pPr>
+        <w:tabs>
+          <w:tab w:val="left" w:pos="6375"/>
+        </w:tabs>
+        <w:rPr>
+          <w:sz w:val="24"/>
+          <w:szCs w:val="24"/>
+        </w:rPr>
+      </w:pPr>
+      <w:r>
+        <w:rPr>
+          <w:noProof/>
+          <w:sz w:val="24"/>
+          <w:szCs w:val="24"/>
+        </w:rPr>
+        <w:drawing>
+          <wp:inline distT="0" distB="0" distL="0" distR="0" wp14:anchorId="41FE9056" wp14:editId="758E1A51">
+            <wp:extent cx="1790950" cy="1324160"/>
+            <wp:effectExtent l="0" t="0" r="0" b="9525"/>
+            <wp:docPr id="64" name="Imagem 64"/>
+            <wp:cNvGraphicFramePr>
+              <a:graphicFrameLocks xmlns:a="http://schemas.openxmlformats.org/drawingml/2006/main" noChangeAspect="1"/>
+            </wp:cNvGraphicFramePr>
+            <a:graphic xmlns:a="http://schemas.openxmlformats.org/drawingml/2006/main">
+              <a:graphicData uri="http://schemas.openxmlformats.org/drawingml/2006/picture">
+                <pic:pic xmlns:pic="http://schemas.openxmlformats.org/drawingml/2006/picture">
+                  <pic:nvPicPr>
+                    <pic:cNvPr id="1" name=""/>
+                    <pic:cNvPicPr/>
+                  </pic:nvPicPr>
+                  <pic:blipFill>
+                    <a:blip r:embed="rId70"/>
+                    <a:stretch>
+                      <a:fillRect/>
+                    </a:stretch>
+                  </pic:blipFill>
+                  <pic:spPr>
+                    <a:xfrm>
+                      <a:off x="0" y="0"/>
+                      <a:ext cx="1790950" cy="1324160"/>
+                    </a:xfrm>
+                    <a:prstGeom prst="rect">
+                      <a:avLst/>
+                    </a:prstGeom>
+                  </pic:spPr>
+                </pic:pic>
+              </a:graphicData>
+            </a:graphic>
+          </wp:inline>
+        </w:drawing>
+      </w:r>
+    </w:p>
+    <w:p>
+      <w:pPr>
+        <w:tabs>
+          <w:tab w:val="left" w:pos="6375"/>
+        </w:tabs>
+        <w:rPr>
+          <w:sz w:val="24"/>
+          <w:szCs w:val="24"/>
+        </w:rPr>
+      </w:pPr>
+      <w:r>
+        <w:rPr>
+          <w:sz w:val="24"/>
+          <w:szCs w:val="24"/>
+        </w:rPr>
+        <w:t>43.</w:t>
+      </w:r>
+      <w:r>
+        <w:rPr>
+          <w:sz w:val="24"/>
+          <w:szCs w:val="24"/>
+        </w:rPr>
+        <w:t xml:space="preserve"> Trabalhamos com a natureza da </w:t>
+      </w:r>
+      <w:proofErr w:type="spellStart"/>
+      <w:r>
+        <w:rPr>
+          <w:sz w:val="24"/>
+          <w:szCs w:val="24"/>
+        </w:rPr>
+        <w:t>label</w:t>
+      </w:r>
+      <w:proofErr w:type="spellEnd"/>
+      <w:r>
+        <w:rPr>
+          <w:sz w:val="24"/>
+          <w:szCs w:val="24"/>
+        </w:rPr>
+        <w:t xml:space="preserve"> e </w:t>
+      </w:r>
+      <w:proofErr w:type="gramStart"/>
+      <w:r>
+        <w:rPr>
+          <w:sz w:val="24"/>
+          <w:szCs w:val="24"/>
+        </w:rPr>
+        <w:t>do inputs</w:t>
+      </w:r>
+      <w:proofErr w:type="gramEnd"/>
+      <w:r>
+        <w:rPr>
+          <w:sz w:val="24"/>
+          <w:szCs w:val="24"/>
+        </w:rPr>
+        <w:t xml:space="preserve">, mudamos para o </w:t>
+      </w:r>
+      <w:proofErr w:type="spellStart"/>
+      <w:r>
+        <w:rPr>
+          <w:sz w:val="24"/>
+          <w:szCs w:val="24"/>
+        </w:rPr>
+        <w:t>block</w:t>
+      </w:r>
+      <w:proofErr w:type="spellEnd"/>
+      <w:r>
+        <w:rPr>
+          <w:sz w:val="24"/>
+          <w:szCs w:val="24"/>
+        </w:rPr>
+        <w:t xml:space="preserve"> assim tanto o </w:t>
+      </w:r>
+      <w:proofErr w:type="spellStart"/>
+      <w:r>
+        <w:rPr>
+          <w:sz w:val="24"/>
+          <w:szCs w:val="24"/>
+        </w:rPr>
+        <w:t>label</w:t>
+      </w:r>
+      <w:proofErr w:type="spellEnd"/>
+      <w:r>
+        <w:rPr>
+          <w:sz w:val="24"/>
+          <w:szCs w:val="24"/>
+        </w:rPr>
+        <w:t xml:space="preserve"> como o inputs </w:t>
+      </w:r>
+      <w:r>
+        <w:rPr>
+          <w:sz w:val="24"/>
+          <w:szCs w:val="24"/>
+        </w:rPr>
+        <w:t xml:space="preserve">fica acima do outro e demos um espaço entre eles utilizando o </w:t>
+      </w:r>
+      <w:proofErr w:type="spellStart"/>
+      <w:r>
+        <w:rPr>
+          <w:sz w:val="24"/>
+          <w:szCs w:val="24"/>
+        </w:rPr>
+        <w:t>margin</w:t>
+      </w:r>
+      <w:proofErr w:type="spellEnd"/>
+      <w:r>
+        <w:rPr>
+          <w:sz w:val="24"/>
+          <w:szCs w:val="24"/>
+        </w:rPr>
+        <w:t xml:space="preserve"> (espaço externo).</w:t>
+      </w:r>
+    </w:p>
+    <w:p>
+      <w:pPr>
+        <w:tabs>
+          <w:tab w:val="left" w:pos="6375"/>
+        </w:tabs>
+        <w:rPr>
+          <w:sz w:val="24"/>
+          <w:szCs w:val="24"/>
+        </w:rPr>
+      </w:pPr>
+      <w:r>
+        <w:rPr>
+          <w:noProof/>
+          <w:sz w:val="24"/>
+          <w:szCs w:val="24"/>
+        </w:rPr>
+        <w:drawing>
+          <wp:inline distT="0" distB="0" distL="0" distR="0" wp14:anchorId="2C77663A" wp14:editId="2DBDA5B4">
+            <wp:extent cx="1958912" cy="1811211"/>
+            <wp:effectExtent l="0" t="0" r="3810" b="0"/>
+            <wp:docPr id="67" name="Imagem 67"/>
+            <wp:cNvGraphicFramePr>
+              <a:graphicFrameLocks xmlns:a="http://schemas.openxmlformats.org/drawingml/2006/main" noChangeAspect="1"/>
+            </wp:cNvGraphicFramePr>
+            <a:graphic xmlns:a="http://schemas.openxmlformats.org/drawingml/2006/main">
+              <a:graphicData uri="http://schemas.openxmlformats.org/drawingml/2006/picture">
+                <pic:pic xmlns:pic="http://schemas.openxmlformats.org/drawingml/2006/picture">
+                  <pic:nvPicPr>
+                    <pic:cNvPr id="1" name=""/>
+                    <pic:cNvPicPr/>
+                  </pic:nvPicPr>
+                  <pic:blipFill>
+                    <a:blip r:embed="rId71"/>
+                    <a:stretch>
+                      <a:fillRect/>
+                    </a:stretch>
+                  </pic:blipFill>
+                  <pic:spPr>
+                    <a:xfrm>
+                      <a:off x="0" y="0"/>
+                      <a:ext cx="2095517" cy="1937516"/>
+                    </a:xfrm>
+                    <a:prstGeom prst="rect">
+                      <a:avLst/>
+                    </a:prstGeom>
+                  </pic:spPr>
+                </pic:pic>
+              </a:graphicData>
+            </a:graphic>
+          </wp:inline>
+        </w:drawing>
+      </w:r>
+      <w:r>
+        <w:rPr>
+          <w:noProof/>
+          <w:sz w:val="24"/>
+          <w:szCs w:val="24"/>
+        </w:rPr>
+        <w:drawing>
+          <wp:inline distT="0" distB="0" distL="0" distR="0" wp14:anchorId="2922C1D7" wp14:editId="1EE56B33">
+            <wp:extent cx="3009186" cy="1811475"/>
+            <wp:effectExtent l="0" t="0" r="1270" b="0"/>
+            <wp:docPr id="70" name="Imagem 70"/>
+            <wp:cNvGraphicFramePr>
+              <a:graphicFrameLocks xmlns:a="http://schemas.openxmlformats.org/drawingml/2006/main" noChangeAspect="1"/>
+            </wp:cNvGraphicFramePr>
+            <a:graphic xmlns:a="http://schemas.openxmlformats.org/drawingml/2006/main">
+              <a:graphicData uri="http://schemas.openxmlformats.org/drawingml/2006/picture">
+                <pic:pic xmlns:pic="http://schemas.openxmlformats.org/drawingml/2006/picture">
+                  <pic:nvPicPr>
+                    <pic:cNvPr id="1" name=""/>
+                    <pic:cNvPicPr/>
+                  </pic:nvPicPr>
+                  <pic:blipFill>
+                    <a:blip r:embed="rId72"/>
+                    <a:stretch>
+                      <a:fillRect/>
+                    </a:stretch>
+                  </pic:blipFill>
+                  <pic:spPr>
+                    <a:xfrm>
+                      <a:off x="0" y="0"/>
+                      <a:ext cx="3078519" cy="1853212"/>
+                    </a:xfrm>
+                    <a:prstGeom prst="rect">
+                      <a:avLst/>
+                    </a:prstGeom>
+                  </pic:spPr>
+                </pic:pic>
+              </a:graphicData>
+            </a:graphic>
+          </wp:inline>
+        </w:drawing>
+      </w:r>
+    </w:p>
+    <w:p>
+      <w:pPr>
+        <w:tabs>
+          <w:tab w:val="left" w:pos="6375"/>
+        </w:tabs>
+        <w:rPr>
+          <w:noProof/>
+        </w:rPr>
+      </w:pPr>
+      <w:r>
+        <w:rPr>
+          <w:noProof/>
+          <w:sz w:val="24"/>
+          <w:szCs w:val="24"/>
+        </w:rPr>
+        <w:lastRenderedPageBreak/>
+        <mc:AlternateContent>
+          <mc:Choice Requires="wps">
+            <w:drawing>
+              <wp:anchor distT="0" distB="0" distL="114300" distR="114300" simplePos="0" relativeHeight="251695104" behindDoc="0" locked="0" layoutInCell="1" allowOverlap="1">
+                <wp:simplePos x="0" y="0"/>
+                <wp:positionH relativeFrom="column">
+                  <wp:posOffset>1576801</wp:posOffset>
+                </wp:positionH>
+                <wp:positionV relativeFrom="paragraph">
+                  <wp:posOffset>1308567</wp:posOffset>
+                </wp:positionV>
+                <wp:extent cx="569343" cy="327840"/>
+                <wp:effectExtent l="38100" t="0" r="21590" b="53340"/>
+                <wp:wrapNone/>
+                <wp:docPr id="83" name="Conector de Seta Reta 83"/>
+                <wp:cNvGraphicFramePr/>
+                <a:graphic xmlns:a="http://schemas.openxmlformats.org/drawingml/2006/main">
+                  <a:graphicData uri="http://schemas.microsoft.com/office/word/2010/wordprocessingShape">
+                    <wps:wsp>
+                      <wps:cNvCnPr/>
+                      <wps:spPr>
+                        <a:xfrm flipH="1">
+                          <a:off x="0" y="0"/>
+                          <a:ext cx="569343" cy="327840"/>
+                        </a:xfrm>
+                        <a:prstGeom prst="straightConnector1">
+                          <a:avLst/>
+                        </a:prstGeom>
+                        <a:ln>
+                          <a:tailEnd type="triangle"/>
+                        </a:ln>
+                      </wps:spPr>
+                      <wps:style>
+                        <a:lnRef idx="1">
+                          <a:schemeClr val="accent1"/>
+                        </a:lnRef>
+                        <a:fillRef idx="0">
+                          <a:schemeClr val="accent1"/>
+                        </a:fillRef>
+                        <a:effectRef idx="0">
+                          <a:schemeClr val="accent1"/>
+                        </a:effectRef>
+                        <a:fontRef idx="minor">
+                          <a:schemeClr val="tx1"/>
+                        </a:fontRef>
+                      </wps:style>
+                      <wps:bodyPr/>
+                    </wps:wsp>
+                  </a:graphicData>
+                </a:graphic>
+                <wp14:sizeRelH relativeFrom="margin">
+                  <wp14:pctWidth>0</wp14:pctWidth>
+                </wp14:sizeRelH>
+                <wp14:sizeRelV relativeFrom="margin">
+                  <wp14:pctHeight>0</wp14:pctHeight>
+                </wp14:sizeRelV>
+              </wp:anchor>
+            </w:drawing>
+          </mc:Choice>
+          <mc:Fallback>
+            <w:pict>
+              <v:shapetype w14:anchorId="593EA0CE" id="_x0000_t32" coordsize="21600,21600" o:spt="32" o:oned="t" path="m,l21600,21600e" filled="f">
+                <v:path arrowok="t" fillok="f" o:connecttype="none"/>
+                <o:lock v:ext="edit" shapetype="t"/>
+              </v:shapetype>
+              <v:shape id="Conector de Seta Reta 83" o:spid="_x0000_s1026" type="#_x0000_t32" style="position:absolute;margin-left:124.15pt;margin-top:103.05pt;width:44.85pt;height:25.8pt;flip:x;z-index:251695104;visibility:visible;mso-wrap-style:square;mso-width-percent:0;mso-height-percent:0;mso-wrap-distance-left:9pt;mso-wrap-distance-top:0;mso-wrap-distance-right:9pt;mso-wrap-distance-bottom:0;mso-position-horizontal:absolute;mso-position-horizontal-relative:text;mso-position-vertical:absolute;mso-position-vertical-relative:text;mso-width-percent:0;mso-height-percent:0;mso-width-relative:margin;mso-height-relative:margin" o:gfxdata="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" strokecolor="#4472c4 [3204]" strokeweight=".5pt">
+                <v:stroke endarrow="block" joinstyle="miter"/>
+              </v:shape>
+            </w:pict>
+          </mc:Fallback>
+        </mc:AlternateContent>
+      </w:r>
+      <w:r>
+        <w:rPr>
+          <w:noProof/>
+          <w:sz w:val="24"/>
+          <w:szCs w:val="24"/>
+        </w:rPr>
+        <mc:AlternateContent>
+          <mc:Choice Requires="wps">
+            <w:drawing>
+              <wp:anchor distT="0" distB="0" distL="114300" distR="114300" simplePos="0" relativeHeight="251694080" behindDoc="0" locked="0" layoutInCell="1" allowOverlap="1">
+                <wp:simplePos x="0" y="0"/>
+                <wp:positionH relativeFrom="column">
+                  <wp:posOffset>1585367</wp:posOffset>
+                </wp:positionH>
+                <wp:positionV relativeFrom="paragraph">
+                  <wp:posOffset>669817</wp:posOffset>
+                </wp:positionV>
+                <wp:extent cx="629129" cy="344889"/>
+                <wp:effectExtent l="38100" t="0" r="19050" b="55245"/>
+                <wp:wrapNone/>
+                <wp:docPr id="78" name="Conector de Seta Reta 78"/>
+                <wp:cNvGraphicFramePr/>
+                <a:graphic xmlns:a="http://schemas.openxmlformats.org/drawingml/2006/main">
+                  <a:graphicData uri="http://schemas.microsoft.com/office/word/2010/wordprocessingShape">
+                    <wps:wsp>
+                      <wps:cNvCnPr/>
+                      <wps:spPr>
+                        <a:xfrm flipH="1">
+                          <a:off x="0" y="0"/>
+                          <a:ext cx="629129" cy="344889"/>
+                        </a:xfrm>
+                        <a:prstGeom prst="straightConnector1">
+                          <a:avLst/>
+                        </a:prstGeom>
+                        <a:ln>
+                          <a:tailEnd type="triangle"/>
+                        </a:ln>
+                      </wps:spPr>
+                      <wps:style>
+                        <a:lnRef idx="1">
+                          <a:schemeClr val="accent1"/>
+                        </a:lnRef>
+                        <a:fillRef idx="0">
+                          <a:schemeClr val="accent1"/>
+                        </a:fillRef>
+                        <a:effectRef idx="0">
+                          <a:schemeClr val="accent1"/>
+                        </a:effectRef>
+                        <a:fontRef idx="minor">
+                          <a:schemeClr val="tx1"/>
+                        </a:fontRef>
+                      </wps:style>
+                      <wps:bodyPr/>
+                    </wps:wsp>
+                  </a:graphicData>
+                </a:graphic>
+                <wp14:sizeRelH relativeFrom="margin">
+                  <wp14:pctWidth>0</wp14:pctWidth>
+                </wp14:sizeRelH>
+                <wp14:sizeRelV relativeFrom="margin">
+                  <wp14:pctHeight>0</wp14:pctHeight>
+                </wp14:sizeRelV>
+              </wp:anchor>
+            </w:drawing>
+          </mc:Choice>
+          <mc:Fallback>
+            <w:pict>
+              <v:shape w14:anchorId="67D00A81" id="Conector de Seta Reta 78" o:spid="_x0000_s1026" type="#_x0000_t32" style="position:absolute;margin-left:124.85pt;margin-top:52.75pt;width:49.55pt;height:27.15pt;flip:x;z-index:251694080;visibility:visible;mso-wrap-style:square;mso-width-percent:0;mso-height-percent:0;mso-wrap-distance-left:9pt;mso-wrap-distance-top:0;mso-wrap-distance-right:9pt;mso-wrap-distance-bottom:0;mso-position-horizontal:absolute;mso-position-horizontal-relative:text;mso-position-vertical:absolute;mso-position-vertical-relative:text;mso-width-percent:0;mso-height-percent:0;mso-width-relative:margin;mso-height-relative:margin" o:gfxdata="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" strokecolor="#4472c4 [3204]" strokeweight=".5pt">
+                <v:stroke endarrow="block" joinstyle="miter"/>
+              </v:shape>
+            </w:pict>
+          </mc:Fallback>
+        </mc:AlternateContent>
+      </w:r>
+      <w:r>
+        <w:rPr>
+          <w:sz w:val="24"/>
+          <w:szCs w:val="24"/>
+        </w:rPr>
+        <w:t>44.</w:t>
+      </w:r>
+      <w:r>
+        <w:rPr>
+          <w:sz w:val="24"/>
+          <w:szCs w:val="24"/>
+        </w:rPr>
+        <w:t xml:space="preserve"> Aumentamos o tamanho da </w:t>
+      </w:r>
+      <w:proofErr w:type="spellStart"/>
+      <w:r>
+        <w:rPr>
+          <w:sz w:val="24"/>
+          <w:szCs w:val="24"/>
+        </w:rPr>
+        <w:t>label</w:t>
+      </w:r>
+      <w:proofErr w:type="spellEnd"/>
+      <w:r>
+        <w:rPr>
+          <w:sz w:val="24"/>
+          <w:szCs w:val="24"/>
+        </w:rPr>
+        <w:t xml:space="preserve"> e também o espaço interno dos inputs, para conseguir uma largura de 50% para ocupar a metade do espaço.</w:t>
+      </w:r>
+      <w:r>
+        <w:rPr>
+          <w:noProof/>
+        </w:rPr>
+        <w:t xml:space="preserve"> </w:t>
+      </w:r>
+      <w:r>
+        <w:rPr>
+          <w:noProof/>
+          <w:sz w:val="24"/>
+          <w:szCs w:val="24"/>
+        </w:rPr>
+        <w:drawing>
+          <wp:inline distT="0" distB="0" distL="0" distR="0" wp14:anchorId="409B8FCF" wp14:editId="0287D2EE">
+            <wp:extent cx="1991003" cy="2152950"/>
+            <wp:effectExtent l="0" t="0" r="9525" b="0"/>
+            <wp:docPr id="71" name="Imagem 71"/>
+            <wp:cNvGraphicFramePr>
+              <a:graphicFrameLocks xmlns:a="http://schemas.openxmlformats.org/drawingml/2006/main" noChangeAspect="1"/>
+            </wp:cNvGraphicFramePr>
+            <a:graphic xmlns:a="http://schemas.openxmlformats.org/drawingml/2006/main">
+              <a:graphicData uri="http://schemas.openxmlformats.org/drawingml/2006/picture">
+                <pic:pic xmlns:pic="http://schemas.openxmlformats.org/drawingml/2006/picture">
+                  <pic:nvPicPr>
+                    <pic:cNvPr id="1" name=""/>
+                    <pic:cNvPicPr/>
+                  </pic:nvPicPr>
+                  <pic:blipFill>
+                    <a:blip r:embed="rId73"/>
+                    <a:stretch>
+                      <a:fillRect/>
+                    </a:stretch>
+                  </pic:blipFill>
+                  <pic:spPr>
+                    <a:xfrm>
+                      <a:off x="0" y="0"/>
+                      <a:ext cx="1991003" cy="2152950"/>
+                    </a:xfrm>
+                    <a:prstGeom prst="rect">
+                      <a:avLst/>
+                    </a:prstGeom>
+                  </pic:spPr>
+                </pic:pic>
+              </a:graphicData>
+            </a:graphic>
+          </wp:inline>
+        </w:drawing>
+      </w:r>
+    </w:p>
+    <w:p>
+      <w:pPr>
+        <w:tabs>
+          <w:tab w:val="left" w:pos="6375"/>
+        </w:tabs>
+        <w:rPr>
+          <w:sz w:val="24"/>
+          <w:szCs w:val="24"/>
+        </w:rPr>
+      </w:pPr>
+      <w:r>
+        <w:rPr>
+          <w:sz w:val="24"/>
+          <w:szCs w:val="24"/>
+        </w:rPr>
+        <w:t>45.</w:t>
+      </w:r>
+      <w:r>
+        <w:rPr>
+          <w:sz w:val="24"/>
+          <w:szCs w:val="24"/>
+        </w:rPr>
+        <w:t xml:space="preserve"> </w:t>
+      </w:r>
+      <w:r>
+        <w:rPr>
+          <w:sz w:val="24"/>
+          <w:szCs w:val="24"/>
+        </w:rPr>
+        <w:t xml:space="preserve">Adicionamos o </w:t>
+      </w:r>
+      <w:proofErr w:type="spellStart"/>
+      <w:r>
+        <w:rPr>
+          <w:sz w:val="24"/>
+          <w:szCs w:val="24"/>
+        </w:rPr>
+        <w:t>textarea</w:t>
+      </w:r>
+      <w:proofErr w:type="spellEnd"/>
+      <w:r>
+        <w:rPr>
+          <w:sz w:val="24"/>
+          <w:szCs w:val="24"/>
+        </w:rPr>
+        <w:t xml:space="preserve"> </w:t>
+      </w:r>
+      <w:proofErr w:type="gramStart"/>
+      <w:r>
+        <w:rPr>
+          <w:sz w:val="24"/>
+          <w:szCs w:val="24"/>
+        </w:rPr>
+        <w:t>ao inputs</w:t>
+      </w:r>
+      <w:proofErr w:type="gramEnd"/>
+      <w:r>
+        <w:rPr>
+          <w:sz w:val="24"/>
+          <w:szCs w:val="24"/>
+        </w:rPr>
+        <w:t xml:space="preserve"> que utilizamos para enviar a mensagem mais longa do texto.</w:t>
+      </w:r>
+    </w:p>
+    <w:p>
+      <w:pPr>
+        <w:tabs>
+          <w:tab w:val="left" w:pos="6375"/>
+        </w:tabs>
+        <w:rPr>
+          <w:sz w:val="24"/>
+          <w:szCs w:val="24"/>
+        </w:rPr>
+      </w:pPr>
+      <w:r>
+        <w:rPr>
+          <w:noProof/>
+          <w:sz w:val="24"/>
+          <w:szCs w:val="24"/>
+        </w:rPr>
+        <w:drawing>
+          <wp:inline distT="0" distB="0" distL="0" distR="0" wp14:anchorId="29892736" wp14:editId="21A01172">
+            <wp:extent cx="5400040" cy="359410"/>
+            <wp:effectExtent l="0" t="0" r="0" b="2540"/>
+            <wp:docPr id="84" name="Imagem 84"/>
+            <wp:cNvGraphicFramePr>
+              <a:graphicFrameLocks xmlns:a="http://schemas.openxmlformats.org/drawingml/2006/main" noChangeAspect="1"/>
+            </wp:cNvGraphicFramePr>
+            <a:graphic xmlns:a="http://schemas.openxmlformats.org/drawingml/2006/main">
+              <a:graphicData uri="http://schemas.openxmlformats.org/drawingml/2006/picture">
+                <pic:pic xmlns:pic="http://schemas.openxmlformats.org/drawingml/2006/picture">
+                  <pic:nvPicPr>
+                    <pic:cNvPr id="1" name=""/>
+                    <pic:cNvPicPr/>
+                  </pic:nvPicPr>
+                  <pic:blipFill>
+                    <a:blip r:embed="rId74"/>
+                    <a:stretch>
+                      <a:fillRect/>
+                    </a:stretch>
+                  </pic:blipFill>
+                  <pic:spPr>
+                    <a:xfrm>
+                      <a:off x="0" y="0"/>
+                      <a:ext cx="5400040" cy="359410"/>
+                    </a:xfrm>
+                    <a:prstGeom prst="rect">
+                      <a:avLst/>
+                    </a:prstGeom>
+                  </pic:spPr>
+                </pic:pic>
+              </a:graphicData>
+            </a:graphic>
+          </wp:inline>
+        </w:drawing>
+      </w:r>
+    </w:p>
+    <w:p>
+      <w:pPr>
+        <w:tabs>
+          <w:tab w:val="left" w:pos="6375"/>
+        </w:tabs>
+        <w:rPr>
+          <w:sz w:val="24"/>
+          <w:szCs w:val="24"/>
+        </w:rPr>
+      </w:pPr>
+      <w:r>
+        <w:rPr>
+          <w:noProof/>
+          <w:sz w:val="24"/>
+          <w:szCs w:val="24"/>
+        </w:rPr>
+        <w:drawing>
+          <wp:inline distT="0" distB="0" distL="0" distR="0" wp14:anchorId="728CB88E" wp14:editId="2605222B">
+            <wp:extent cx="5106113" cy="2267266"/>
+            <wp:effectExtent l="0" t="0" r="0" b="0"/>
+            <wp:docPr id="85" name="Imagem 85"/>
+            <wp:cNvGraphicFramePr>
+              <a:graphicFrameLocks xmlns:a="http://schemas.openxmlformats.org/drawingml/2006/main" noChangeAspect="1"/>
+            </wp:cNvGraphicFramePr>
+            <a:graphic xmlns:a="http://schemas.openxmlformats.org/drawingml/2006/main">
+              <a:graphicData uri="http://schemas.openxmlformats.org/drawingml/2006/picture">
+                <pic:pic xmlns:pic="http://schemas.openxmlformats.org/drawingml/2006/picture">
+                  <pic:nvPicPr>
+                    <pic:cNvPr id="1" name=""/>
+                    <pic:cNvPicPr/>
+                  </pic:nvPicPr>
+                  <pic:blipFill>
+                    <a:blip r:embed="rId75"/>
+                    <a:stretch>
+                      <a:fillRect/>
+                    </a:stretch>
+                  </pic:blipFill>
+                  <pic:spPr>
+                    <a:xfrm>
+                      <a:off x="0" y="0"/>
+                      <a:ext cx="5106113" cy="2267266"/>
+                    </a:xfrm>
+                    <a:prstGeom prst="rect">
+                      <a:avLst/>
+                    </a:prstGeom>
+                  </pic:spPr>
+                </pic:pic>
+              </a:graphicData>
+            </a:graphic>
+          </wp:inline>
+        </w:drawing>
+      </w:r>
+    </w:p>
+    <w:p>
+      <w:pPr>
+        <w:tabs>
+          <w:tab w:val="left" w:pos="6375"/>
+        </w:tabs>
+        <w:rPr>
+          <w:sz w:val="24"/>
+          <w:szCs w:val="24"/>
+        </w:rPr>
+      </w:pPr>
+      <w:r>
+        <w:rPr>
+          <w:sz w:val="24"/>
+          <w:szCs w:val="24"/>
+        </w:rPr>
+        <w:t>46.</w:t>
+      </w:r>
+      <w:r>
+        <w:rPr>
+          <w:sz w:val="24"/>
+          <w:szCs w:val="24"/>
+        </w:rPr>
+        <w:t xml:space="preserve"> Adicionamos as </w:t>
+      </w:r>
+      <w:proofErr w:type="spellStart"/>
+      <w:r>
+        <w:rPr>
+          <w:sz w:val="24"/>
+          <w:szCs w:val="24"/>
+        </w:rPr>
+        <w:t>label</w:t>
+      </w:r>
+      <w:proofErr w:type="spellEnd"/>
+      <w:r>
+        <w:rPr>
+          <w:sz w:val="24"/>
+          <w:szCs w:val="24"/>
+        </w:rPr>
+        <w:t xml:space="preserve"> e os inputs </w:t>
+      </w:r>
+      <w:proofErr w:type="spellStart"/>
+      <w:r>
+        <w:rPr>
+          <w:sz w:val="24"/>
+          <w:szCs w:val="24"/>
+        </w:rPr>
+        <w:t>radio</w:t>
+      </w:r>
+      <w:proofErr w:type="spellEnd"/>
+      <w:r>
+        <w:rPr>
+          <w:sz w:val="24"/>
+          <w:szCs w:val="24"/>
+        </w:rPr>
+        <w:t>.</w:t>
+      </w:r>
+    </w:p>
+    <w:p>
+      <w:pPr>
+        <w:tabs>
+          <w:tab w:val="left" w:pos="6375"/>
+        </w:tabs>
+        <w:rPr>
+          <w:sz w:val="24"/>
+          <w:szCs w:val="24"/>
+        </w:rPr>
+      </w:pPr>
+      <w:r>
+        <w:rPr>
+          <w:noProof/>
+          <w:sz w:val="24"/>
+          <w:szCs w:val="24"/>
+        </w:rPr>
+        <w:drawing>
+          <wp:anchor distT="0" distB="0" distL="114300" distR="114300" simplePos="0" relativeHeight="251696128" behindDoc="0" locked="0" layoutInCell="1" allowOverlap="1" wp14:anchorId="1DEDCB95">
+            <wp:simplePos x="0" y="0"/>
+            <wp:positionH relativeFrom="margin">
+              <wp:align>left</wp:align>
+            </wp:positionH>
+            <wp:positionV relativeFrom="paragraph">
+              <wp:posOffset>1510089</wp:posOffset>
+            </wp:positionV>
+            <wp:extent cx="4191000" cy="1247931"/>
+            <wp:effectExtent l="0" t="0" r="0" b="9525"/>
+            <wp:wrapNone/>
+            <wp:docPr id="87" name="Imagem 87"/>
+            <wp:cNvGraphicFramePr>
+              <a:graphicFrameLocks xmlns:a="http://schemas.openxmlformats.org/drawingml/2006/main" noChangeAspect="1"/>
+            </wp:cNvGraphicFramePr>
+            <a:graphic xmlns:a="http://schemas.openxmlformats.org/drawingml/2006/main">
+              <a:graphicData uri="http://schemas.openxmlformats.org/drawingml/2006/picture">
+                <pic:pic xmlns:pic="http://schemas.openxmlformats.org/drawingml/2006/picture">
+                  <pic:nvPicPr>
+                    <pic:cNvPr id="1" name=""/>
+                    <pic:cNvPicPr/>
+                  </pic:nvPicPr>
+                  <pic:blipFill>
+                    <a:blip r:embed="rId76">
+                      <a:extLst>
+                        <a:ext uri="{28A0092B-C50C-407E-A947-70E740481C1C}">
+                          <a14:useLocalDpi xmlns:a14="http://schemas.microsoft.com/office/drawing/2010/main" val="0"/>
+                        </a:ext>
+                      </a:extLst>
+                    </a:blip>
+                    <a:stretch>
+                      <a:fillRect/>
+                    </a:stretch>
+                  </pic:blipFill>
+                  <pic:spPr>
+                    <a:xfrm>
+                      <a:off x="0" y="0"/>
+                      <a:ext cx="4191000" cy="1247931"/>
+                    </a:xfrm>
+                    <a:prstGeom prst="rect">
+                      <a:avLst/>
+                    </a:prstGeom>
+                  </pic:spPr>
+                </pic:pic>
+              </a:graphicData>
+            </a:graphic>
+            <wp14:sizeRelH relativeFrom="margin">
+              <wp14:pctWidth>0</wp14:pctWidth>
+            </wp14:sizeRelH>
+            <wp14:sizeRelV relativeFrom="margin">
+              <wp14:pctHeight>0</wp14:pctHeight>
+            </wp14:sizeRelV>
+          </wp:anchor>
+        </w:drawing>
+      </w:r>
+      <w:r>
+        <w:rPr>
+          <w:noProof/>
+          <w:sz w:val="24"/>
+          <w:szCs w:val="24"/>
+        </w:rPr>
+        <w:drawing>
+          <wp:inline distT="0" distB="0" distL="0" distR="0" wp14:anchorId="00E4E60D" wp14:editId="6674C700">
+            <wp:extent cx="4191585" cy="1486107"/>
+            <wp:effectExtent l="0" t="0" r="0" b="0"/>
+            <wp:docPr id="86" name="Imagem 86"/>
+            <wp:cNvGraphicFramePr>
+              <a:graphicFrameLocks xmlns:a="http://schemas.openxmlformats.org/drawingml/2006/main" noChangeAspect="1"/>
+            </wp:cNvGraphicFramePr>
+            <a:graphic xmlns:a="http://schemas.openxmlformats.org/drawingml/2006/main">
+              <a:graphicData uri="http://schemas.openxmlformats.org/drawingml/2006/picture">
+                <pic:pic xmlns:pic="http://schemas.openxmlformats.org/drawingml/2006/picture">
+                  <pic:nvPicPr>
+                    <pic:cNvPr id="1" name=""/>
+                    <pic:cNvPicPr/>
+                  </pic:nvPicPr>
+                  <pic:blipFill>
+                    <a:blip r:embed="rId77"/>
+                    <a:stretch>
+                      <a:fillRect/>
+                    </a:stretch>
+                  </pic:blipFill>
+                  <pic:spPr>
+                    <a:xfrm>
+                      <a:off x="0" y="0"/>
+                      <a:ext cx="4191585" cy="1486107"/>
+                    </a:xfrm>
+                    <a:prstGeom prst="rect">
+                      <a:avLst/>
+                    </a:prstGeom>
+                  </pic:spPr>
+                </pic:pic>
+              </a:graphicData>
+            </a:graphic>
+          </wp:inline>
+        </w:drawing>
+      </w:r>
+    </w:p>
+    <w:p>
+      <w:pPr>
+        <w:tabs>
+          <w:tab w:val="left" w:pos="6375"/>
+        </w:tabs>
+        <w:rPr>
+          <w:sz w:val="24"/>
+          <w:szCs w:val="24"/>
+        </w:rPr>
+      </w:pPr>
+    </w:p>
+    <w:p>
+      <w:pPr>
+        <w:tabs>
+          <w:tab w:val="left" w:pos="6375"/>
+        </w:tabs>
+        <w:rPr>
+          <w:sz w:val="24"/>
+          <w:szCs w:val="24"/>
+        </w:rPr>
+      </w:pPr>
+    </w:p>
+    <w:p>
+      <w:pPr>
+        <w:tabs>
+          <w:tab w:val="left" w:pos="6375"/>
+        </w:tabs>
+        <w:rPr>
+          <w:sz w:val="24"/>
+          <w:szCs w:val="24"/>
+        </w:rPr>
+      </w:pPr>
+    </w:p>
+    <w:p>
+      <w:pPr>
+        <w:tabs>
+          <w:tab w:val="left" w:pos="6375"/>
+        </w:tabs>
+        <w:rPr>
+          <w:sz w:val="24"/>
+          <w:szCs w:val="24"/>
+        </w:rPr>
+      </w:pPr>
+      <w:r>
+        <w:rPr>
+          <w:sz w:val="24"/>
+          <w:szCs w:val="24"/>
+        </w:rPr>
+        <w:lastRenderedPageBreak/>
+        <w:t xml:space="preserve">47. inseríamos a </w:t>
+      </w:r>
+      <w:proofErr w:type="spellStart"/>
+      <w:r>
+        <w:rPr>
+          <w:sz w:val="24"/>
+          <w:szCs w:val="24"/>
+        </w:rPr>
+        <w:t>label</w:t>
+      </w:r>
+      <w:proofErr w:type="spellEnd"/>
+      <w:r>
+        <w:rPr>
+          <w:sz w:val="24"/>
+          <w:szCs w:val="24"/>
+        </w:rPr>
+        <w:t xml:space="preserve"> e o inputs tipo </w:t>
+      </w:r>
+      <w:proofErr w:type="spellStart"/>
+      <w:r>
+        <w:rPr>
+          <w:sz w:val="24"/>
+          <w:szCs w:val="24"/>
+        </w:rPr>
+        <w:t>checkbox</w:t>
+      </w:r>
+      <w:proofErr w:type="spellEnd"/>
+      <w:r>
+        <w:rPr>
+          <w:sz w:val="24"/>
+          <w:szCs w:val="24"/>
+        </w:rPr>
+        <w:t>.</w:t>
+      </w:r>
+    </w:p>
+    <w:p>
+      <w:pPr>
+        <w:tabs>
+          <w:tab w:val="left" w:pos="6375"/>
+        </w:tabs>
+        <w:rPr>
+          <w:sz w:val="24"/>
+          <w:szCs w:val="24"/>
+        </w:rPr>
+      </w:pPr>
+      <w:r>
+        <w:rPr>
+          <w:noProof/>
+          <w:sz w:val="24"/>
+          <w:szCs w:val="24"/>
+        </w:rPr>
+        <w:drawing>
+          <wp:inline distT="0" distB="0" distL="0" distR="0" wp14:anchorId="474E549B" wp14:editId="7996F964">
+            <wp:extent cx="5400040" cy="377190"/>
+            <wp:effectExtent l="0" t="0" r="0" b="3810"/>
+            <wp:docPr id="88" name="Imagem 88"/>
+            <wp:cNvGraphicFramePr>
+              <a:graphicFrameLocks xmlns:a="http://schemas.openxmlformats.org/drawingml/2006/main" noChangeAspect="1"/>
+            </wp:cNvGraphicFramePr>
+            <a:graphic xmlns:a="http://schemas.openxmlformats.org/drawingml/2006/main">
+              <a:graphicData uri="http://schemas.openxmlformats.org/drawingml/2006/picture">
+                <pic:pic xmlns:pic="http://schemas.openxmlformats.org/drawingml/2006/picture">
+                  <pic:nvPicPr>
+                    <pic:cNvPr id="1" name=""/>
+                    <pic:cNvPicPr/>
+                  </pic:nvPicPr>
+                  <pic:blipFill>
+                    <a:blip r:embed="rId78"/>
+                    <a:stretch>
+                      <a:fillRect/>
+                    </a:stretch>
+                  </pic:blipFill>
+                  <pic:spPr>
+                    <a:xfrm>
+                      <a:off x="0" y="0"/>
+                      <a:ext cx="5400040" cy="377190"/>
+                    </a:xfrm>
+                    <a:prstGeom prst="rect">
+                      <a:avLst/>
+                    </a:prstGeom>
+                  </pic:spPr>
+                </pic:pic>
+              </a:graphicData>
+            </a:graphic>
+          </wp:inline>
+        </w:drawing>
+      </w:r>
+    </w:p>
+    <w:p>
+      <w:pPr>
+        <w:tabs>
+          <w:tab w:val="left" w:pos="6375"/>
+        </w:tabs>
+        <w:rPr>
+          <w:sz w:val="24"/>
+          <w:szCs w:val="24"/>
+        </w:rPr>
+      </w:pPr>
+      <w:r>
+        <w:rPr>
+          <w:sz w:val="24"/>
+          <w:szCs w:val="24"/>
+        </w:rPr>
+        <w:drawing>
+          <wp:inline distT="0" distB="0" distL="0" distR="0" wp14:anchorId="4A0D7ECD" wp14:editId="09A7E5B2">
+            <wp:extent cx="4619625" cy="590550"/>
+            <wp:effectExtent l="0" t="0" r="9525" b="0"/>
+            <wp:docPr id="90" name="Imagem 90"/>
+            <wp:cNvGraphicFramePr>
+              <a:graphicFrameLocks xmlns:a="http://schemas.openxmlformats.org/drawingml/2006/main" noChangeAspect="1"/>
+            </wp:cNvGraphicFramePr>
+            <a:graphic xmlns:a="http://schemas.openxmlformats.org/drawingml/2006/main">
+              <a:graphicData uri="http://schemas.openxmlformats.org/drawingml/2006/picture">
+                <pic:pic xmlns:pic="http://schemas.openxmlformats.org/drawingml/2006/picture">
+                  <pic:nvPicPr>
+                    <pic:cNvPr id="1" name=""/>
+                    <pic:cNvPicPr/>
+                  </pic:nvPicPr>
+                  <pic:blipFill>
+                    <a:blip r:embed="rId79"/>
+                    <a:stretch>
+                      <a:fillRect/>
+                    </a:stretch>
+                  </pic:blipFill>
+                  <pic:spPr>
+                    <a:xfrm>
+                      <a:off x="0" y="0"/>
+                      <a:ext cx="4619625" cy="590550"/>
+                    </a:xfrm>
+                    <a:prstGeom prst="rect">
+                      <a:avLst/>
+                    </a:prstGeom>
+                  </pic:spPr>
+                </pic:pic>
+              </a:graphicData>
+            </a:graphic>
+          </wp:inline>
+        </w:drawing>
+      </w:r>
+    </w:p>
+    <w:p>
+      <w:pPr>
+        <w:tabs>
+          <w:tab w:val="left" w:pos="6375"/>
+        </w:tabs>
+        <w:rPr>
+          <w:sz w:val="24"/>
+          <w:szCs w:val="24"/>
+        </w:rPr>
+      </w:pPr>
+      <w:r>
+        <w:rPr>
+          <w:sz w:val="24"/>
+          <w:szCs w:val="24"/>
+        </w:rPr>
+        <w:t xml:space="preserve">48. </w:t>
+      </w:r>
+      <w:r>
+        <w:rPr>
+          <w:sz w:val="24"/>
+          <w:szCs w:val="24"/>
+        </w:rPr>
+        <w:t>Para colocar os inputs rádios-box e o input-</w:t>
+      </w:r>
+      <w:proofErr w:type="spellStart"/>
+      <w:r>
+        <w:rPr>
+          <w:sz w:val="24"/>
+          <w:szCs w:val="24"/>
+        </w:rPr>
+        <w:t>checkbox</w:t>
+      </w:r>
+      <w:proofErr w:type="spellEnd"/>
+      <w:r>
+        <w:rPr>
+          <w:sz w:val="24"/>
+          <w:szCs w:val="24"/>
+        </w:rPr>
+        <w:t xml:space="preserve"> na frente da </w:t>
+      </w:r>
+      <w:proofErr w:type="spellStart"/>
+      <w:r>
+        <w:rPr>
+          <w:sz w:val="24"/>
+          <w:szCs w:val="24"/>
+        </w:rPr>
+        <w:t>label</w:t>
+      </w:r>
+      <w:proofErr w:type="spellEnd"/>
+      <w:r>
+        <w:rPr>
+          <w:sz w:val="24"/>
+          <w:szCs w:val="24"/>
+        </w:rPr>
+        <w:t xml:space="preserve"> inseríamos o input dentro da </w:t>
+      </w:r>
+      <w:proofErr w:type="spellStart"/>
+      <w:r>
+        <w:rPr>
+          <w:sz w:val="24"/>
+          <w:szCs w:val="24"/>
+        </w:rPr>
+        <w:t>label</w:t>
+      </w:r>
+      <w:proofErr w:type="spellEnd"/>
+      <w:r>
+        <w:rPr>
+          <w:sz w:val="24"/>
+          <w:szCs w:val="24"/>
+        </w:rPr>
+        <w:t xml:space="preserve"> conforme o código abaixo:</w:t>
+      </w:r>
+    </w:p>
+    <w:p>
+      <w:pPr>
+        <w:tabs>
+          <w:tab w:val="left" w:pos="6375"/>
+        </w:tabs>
+        <w:rPr>
+          <w:sz w:val="24"/>
+          <w:szCs w:val="24"/>
+        </w:rPr>
+      </w:pPr>
+      <w:r>
+        <w:rPr>
+          <w:sz w:val="24"/>
+          <w:szCs w:val="24"/>
+        </w:rPr>
+        <w:drawing>
+          <wp:inline distT="0" distB="0" distL="0" distR="0" wp14:anchorId="2991C499" wp14:editId="6816F61C">
+            <wp:extent cx="5400040" cy="1385570"/>
+            <wp:effectExtent l="0" t="0" r="0" b="5080"/>
+            <wp:docPr id="89" name="Imagem 89"/>
+            <wp:cNvGraphicFramePr>
+              <a:graphicFrameLocks xmlns:a="http://schemas.openxmlformats.org/drawingml/2006/main" noChangeAspect="1"/>
+            </wp:cNvGraphicFramePr>
+            <a:graphic xmlns:a="http://schemas.openxmlformats.org/drawingml/2006/main">
+              <a:graphicData uri="http://schemas.openxmlformats.org/drawingml/2006/picture">
+                <pic:pic xmlns:pic="http://schemas.openxmlformats.org/drawingml/2006/picture">
+                  <pic:nvPicPr>
+                    <pic:cNvPr id="1" name=""/>
+                    <pic:cNvPicPr/>
+                  </pic:nvPicPr>
+                  <pic:blipFill>
+                    <a:blip r:embed="rId80"/>
+                    <a:stretch>
+                      <a:fillRect/>
+                    </a:stretch>
+                  </pic:blipFill>
+                  <pic:spPr>
+                    <a:xfrm>
+                      <a:off x="0" y="0"/>
+                      <a:ext cx="5400040" cy="1385570"/>
+                    </a:xfrm>
+                    <a:prstGeom prst="rect">
+                      <a:avLst/>
+                    </a:prstGeom>
+                  </pic:spPr>
+                </pic:pic>
+              </a:graphicData>
+            </a:graphic>
+          </wp:inline>
+        </w:drawing>
+      </w:r>
+    </w:p>
+    <w:p>
+      <w:pPr>
+        <w:tabs>
+          <w:tab w:val="left" w:pos="6375"/>
+        </w:tabs>
+        <w:rPr>
+          <w:sz w:val="24"/>
+          <w:szCs w:val="24"/>
+        </w:rPr>
+      </w:pPr>
+      <w:r>
+        <w:rPr>
+          <w:sz w:val="24"/>
+          <w:szCs w:val="24"/>
+        </w:rPr>
+        <w:t xml:space="preserve">49. </w:t>
+      </w:r>
+      <w:r>
+        <w:rPr>
+          <w:sz w:val="24"/>
+          <w:szCs w:val="24"/>
+        </w:rPr>
+        <w:t xml:space="preserve">Ao colocar os inputs dentro </w:t>
+      </w:r>
+      <w:proofErr w:type="spellStart"/>
+      <w:r>
+        <w:rPr>
+          <w:sz w:val="24"/>
+          <w:szCs w:val="24"/>
+        </w:rPr>
+        <w:t>labe</w:t>
+      </w:r>
+      <w:proofErr w:type="spellEnd"/>
+      <w:r>
+        <w:rPr>
+          <w:sz w:val="24"/>
+          <w:szCs w:val="24"/>
+        </w:rPr>
+        <w:t xml:space="preserve"> conforme o código acima se fez necessários criar uma </w:t>
+      </w:r>
+      <w:proofErr w:type="spellStart"/>
+      <w:r>
+        <w:rPr>
+          <w:sz w:val="24"/>
+          <w:szCs w:val="24"/>
+        </w:rPr>
+        <w:t>class</w:t>
+      </w:r>
+      <w:proofErr w:type="spellEnd"/>
+      <w:r>
+        <w:rPr>
+          <w:sz w:val="24"/>
+          <w:szCs w:val="24"/>
+        </w:rPr>
+        <w:t xml:space="preserve"> para formatar os outros inputs para coloca-los em </w:t>
+      </w:r>
+      <w:proofErr w:type="spellStart"/>
+      <w:r>
+        <w:rPr>
+          <w:sz w:val="24"/>
+          <w:szCs w:val="24"/>
+        </w:rPr>
+        <w:t>blok</w:t>
+      </w:r>
+      <w:proofErr w:type="spellEnd"/>
+    </w:p>
+    <w:p>
+      <w:pPr>
+        <w:tabs>
+          <w:tab w:val="left" w:pos="6375"/>
+        </w:tabs>
+        <w:rPr>
+          <w:sz w:val="24"/>
+          <w:szCs w:val="24"/>
+        </w:rPr>
+      </w:pPr>
+      <w:r>
+        <w:rPr>
+          <w:sz w:val="24"/>
+          <w:szCs w:val="24"/>
+        </w:rPr>
+        <w:drawing>
+          <wp:inline distT="0" distB="0" distL="0" distR="0" wp14:anchorId="290333A7" wp14:editId="7AE1439D">
+            <wp:extent cx="4441286" cy="1061049"/>
+            <wp:effectExtent l="0" t="0" r="0" b="6350"/>
+            <wp:docPr id="92" name="Imagem 92"/>
+            <wp:cNvGraphicFramePr>
+              <a:graphicFrameLocks xmlns:a="http://schemas.openxmlformats.org/drawingml/2006/main" noChangeAspect="1"/>
+            </wp:cNvGraphicFramePr>
+            <a:graphic xmlns:a="http://schemas.openxmlformats.org/drawingml/2006/main">
+              <a:graphicData uri="http://schemas.openxmlformats.org/drawingml/2006/picture">
+                <pic:pic xmlns:pic="http://schemas.openxmlformats.org/drawingml/2006/picture">
+                  <pic:nvPicPr>
+                    <pic:cNvPr id="1" name=""/>
+                    <pic:cNvPicPr/>
+                  </pic:nvPicPr>
+                  <pic:blipFill>
+                    <a:blip r:embed="rId81"/>
+                    <a:stretch>
+                      <a:fillRect/>
+                    </a:stretch>
+                  </pic:blipFill>
+                  <pic:spPr>
+                    <a:xfrm>
+                      <a:off x="0" y="0"/>
+                      <a:ext cx="5625819" cy="1344041"/>
+                    </a:xfrm>
+                    <a:prstGeom prst="rect">
+                      <a:avLst/>
+                    </a:prstGeom>
+                  </pic:spPr>
+                </pic:pic>
+              </a:graphicData>
+            </a:graphic>
+          </wp:inline>
+        </w:drawing>
+      </w:r>
+    </w:p>
+    <w:p>
+      <w:pPr>
+        <w:tabs>
+          <w:tab w:val="left" w:pos="6375"/>
+        </w:tabs>
+        <w:rPr>
+          <w:sz w:val="24"/>
+          <w:szCs w:val="24"/>
+        </w:rPr>
+      </w:pPr>
+      <w:r>
+        <w:rPr>
+          <w:sz w:val="24"/>
+          <w:szCs w:val="24"/>
+        </w:rPr>
+        <w:drawing>
+          <wp:inline distT="0" distB="0" distL="0" distR="0" wp14:anchorId="585184B9" wp14:editId="4A5DA3D1">
+            <wp:extent cx="2073910" cy="1198774"/>
+            <wp:effectExtent l="0" t="0" r="2540" b="1905"/>
+            <wp:docPr id="91" name="Imagem 91"/>
+            <wp:cNvGraphicFramePr>
+              <a:graphicFrameLocks xmlns:a="http://schemas.openxmlformats.org/drawingml/2006/main" noChangeAspect="1"/>
+            </wp:cNvGraphicFramePr>
+            <a:graphic xmlns:a="http://schemas.openxmlformats.org/drawingml/2006/main">
+              <a:graphicData uri="http://schemas.openxmlformats.org/drawingml/2006/picture">
+                <pic:pic xmlns:pic="http://schemas.openxmlformats.org/drawingml/2006/picture">
+                  <pic:nvPicPr>
+                    <pic:cNvPr id="1" name=""/>
+                    <pic:cNvPicPr/>
+                  </pic:nvPicPr>
+                  <pic:blipFill>
+                    <a:blip r:embed="rId82"/>
+                    <a:stretch>
+                      <a:fillRect/>
+                    </a:stretch>
+                  </pic:blipFill>
+                  <pic:spPr>
+                    <a:xfrm>
+                      <a:off x="0" y="0"/>
+                      <a:ext cx="2073910" cy="1198774"/>
+                    </a:xfrm>
+                    <a:prstGeom prst="rect">
+                      <a:avLst/>
+                    </a:prstGeom>
+                  </pic:spPr>
+                </pic:pic>
+              </a:graphicData>
+            </a:graphic>
+          </wp:inline>
+        </w:drawing>
+      </w:r>
+    </w:p>
+    <w:p>
+      <w:pPr>
+        <w:tabs>
+          <w:tab w:val="left" w:pos="6375"/>
+        </w:tabs>
+        <w:rPr>
+          <w:sz w:val="24"/>
+          <w:szCs w:val="24"/>
+        </w:rPr>
+      </w:pPr>
+      <w:r>
+        <w:rPr>
+          <w:noProof/>
+          <w:sz w:val="24"/>
+          <w:szCs w:val="24"/>
+        </w:rPr>
+        <mc:AlternateContent>
+          <mc:Choice Requires="wps">
+            <w:drawing>
+              <wp:anchor distT="0" distB="0" distL="114300" distR="114300" simplePos="0" relativeHeight="251697152" behindDoc="0" locked="0" layoutInCell="1" allowOverlap="1">
+                <wp:simplePos x="0" y="0"/>
+                <wp:positionH relativeFrom="column">
+                  <wp:posOffset>541631</wp:posOffset>
+                </wp:positionH>
+                <wp:positionV relativeFrom="paragraph">
+                  <wp:posOffset>189158</wp:posOffset>
+                </wp:positionV>
+                <wp:extent cx="845389" cy="1457864"/>
+                <wp:effectExtent l="38100" t="0" r="31115" b="47625"/>
+                <wp:wrapNone/>
+                <wp:docPr id="95" name="Conector de Seta Reta 95"/>
+                <wp:cNvGraphicFramePr/>
+                <a:graphic xmlns:a="http://schemas.openxmlformats.org/drawingml/2006/main">
+                  <a:graphicData uri="http://schemas.microsoft.com/office/word/2010/wordprocessingShape">
+                    <wps:wsp>
+                      <wps:cNvCnPr/>
+                      <wps:spPr>
+                        <a:xfrm flipH="1">
+                          <a:off x="0" y="0"/>
+                          <a:ext cx="845389" cy="1457864"/>
+                        </a:xfrm>
+                        <a:prstGeom prst="straightConnector1">
+                          <a:avLst/>
+                        </a:prstGeom>
+                        <a:ln>
+                          <a:tailEnd type="triangle"/>
+                        </a:ln>
+                      </wps:spPr>
+                      <wps:style>
+                        <a:lnRef idx="1">
+                          <a:schemeClr val="accent1"/>
+                        </a:lnRef>
+                        <a:fillRef idx="0">
+                          <a:schemeClr val="accent1"/>
+                        </a:fillRef>
+                        <a:effectRef idx="0">
+                          <a:schemeClr val="accent1"/>
+                        </a:effectRef>
+                        <a:fontRef idx="minor">
+                          <a:schemeClr val="tx1"/>
+                        </a:fontRef>
+                      </wps:style>
+                      <wps:bodyPr/>
+                    </wps:wsp>
+                  </a:graphicData>
+                </a:graphic>
+              </wp:anchor>
+            </w:drawing>
+          </mc:Choice>
+          <mc:Fallback>
+            <w:pict>
+              <v:shapetype w14:anchorId="303229A6" id="_x0000_t32" coordsize="21600,21600" o:spt="32" o:oned="t" path="m,l21600,21600e" filled="f">
+                <v:path arrowok="t" fillok="f" o:connecttype="none"/>
+                <o:lock v:ext="edit" shapetype="t"/>
+              </v:shapetype>
+              <v:shape id="Conector de Seta Reta 95" o:spid="_x0000_s1026" type="#_x0000_t32" style="position:absolute;margin-left:42.65pt;margin-top:14.9pt;width:66.55pt;height:114.8pt;flip:x;z-index:251697152;visibility:visible;mso-wrap-style:square;mso-wrap-distance-left:9pt;mso-wrap-distance-top:0;mso-wrap-distance-right:9pt;mso-wrap-distance-bottom:0;mso-position-horizontal:absolute;mso-position-horizontal-relative:text;mso-position-vertical:absolute;mso-position-vertical-relative:text" o:gfxdata="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" strokecolor="#4472c4 [3204]" strokeweight=".5pt">
+                <v:stroke endarrow="block" joinstyle="miter"/>
+              </v:shape>
+            </w:pict>
+          </mc:Fallback>
+        </mc:AlternateContent>
+      </w:r>
+      <w:r>
+        <w:rPr>
+          <w:sz w:val="24"/>
+          <w:szCs w:val="24"/>
+        </w:rPr>
+        <w:t xml:space="preserve">50. </w:t>
+      </w:r>
+      <w:r>
+        <w:rPr>
+          <w:sz w:val="24"/>
+          <w:szCs w:val="24"/>
+        </w:rPr>
+        <w:t xml:space="preserve">Adicionamos o </w:t>
+      </w:r>
+      <w:proofErr w:type="spellStart"/>
+      <w:r>
+        <w:rPr>
+          <w:sz w:val="24"/>
+          <w:szCs w:val="24"/>
+        </w:rPr>
+        <w:t>select</w:t>
+      </w:r>
+      <w:proofErr w:type="spellEnd"/>
+      <w:r>
+        <w:rPr>
+          <w:sz w:val="24"/>
+          <w:szCs w:val="24"/>
+        </w:rPr>
+        <w:t xml:space="preserve"> e a </w:t>
+      </w:r>
+      <w:proofErr w:type="spellStart"/>
+      <w:r>
+        <w:rPr>
+          <w:sz w:val="24"/>
+          <w:szCs w:val="24"/>
+        </w:rPr>
+        <w:t>legend</w:t>
+      </w:r>
+      <w:proofErr w:type="spellEnd"/>
+      <w:r>
+        <w:rPr>
+          <w:sz w:val="24"/>
+          <w:szCs w:val="24"/>
+        </w:rPr>
+        <w:t xml:space="preserve"> na nossa página conforme o código abaixo:</w:t>
+      </w:r>
+    </w:p>
+    <w:p>
+      <w:pPr>
+        <w:tabs>
+          <w:tab w:val="left" w:pos="6375"/>
+        </w:tabs>
+        <w:rPr>
+          <w:sz w:val="24"/>
+          <w:szCs w:val="24"/>
+        </w:rPr>
+      </w:pPr>
+      <w:r>
+        <w:rPr>
+          <w:sz w:val="24"/>
+          <w:szCs w:val="24"/>
+        </w:rPr>
+        <w:drawing>
+          <wp:inline distT="0" distB="0" distL="0" distR="0" wp14:anchorId="1A25ECB2" wp14:editId="6AA56E21">
+            <wp:extent cx="4096322" cy="1238423"/>
+            <wp:effectExtent l="0" t="0" r="0" b="0"/>
+            <wp:docPr id="93" name="Imagem 93"/>
+            <wp:cNvGraphicFramePr>
+              <a:graphicFrameLocks xmlns:a="http://schemas.openxmlformats.org/drawingml/2006/main" noChangeAspect="1"/>
+            </wp:cNvGraphicFramePr>
+            <a:graphic xmlns:a="http://schemas.openxmlformats.org/drawingml/2006/main">
+              <a:graphicData uri="http://schemas.openxmlformats.org/drawingml/2006/picture">
+                <pic:pic xmlns:pic="http://schemas.openxmlformats.org/drawingml/2006/picture">
+                  <pic:nvPicPr>
+                    <pic:cNvPr id="1" name=""/>
+                    <pic:cNvPicPr/>
+                  </pic:nvPicPr>
+                  <pic:blipFill>
+                    <a:blip r:embed="rId83"/>
+                    <a:stretch>
+                      <a:fillRect/>
+                    </a:stretch>
+                  </pic:blipFill>
+                  <pic:spPr>
+                    <a:xfrm>
+                      <a:off x="0" y="0"/>
+                      <a:ext cx="4096322" cy="1238423"/>
+                    </a:xfrm>
+                    <a:prstGeom prst="rect">
+                      <a:avLst/>
+                    </a:prstGeom>
+                  </pic:spPr>
+                </pic:pic>
+              </a:graphicData>
+            </a:graphic>
+          </wp:inline>
+        </w:drawing>
+      </w:r>
+    </w:p>
+    <w:p>
+      <w:pPr>
+        <w:tabs>
+          <w:tab w:val="left" w:pos="6375"/>
+        </w:tabs>
+        <w:rPr>
+          <w:sz w:val="24"/>
+          <w:szCs w:val="24"/>
+        </w:rPr>
+      </w:pPr>
+      <w:r>
+        <w:rPr>
+          <w:sz w:val="24"/>
+          <w:szCs w:val="24"/>
+        </w:rPr>
+        <w:drawing>
+          <wp:inline distT="0" distB="0" distL="0" distR="0" wp14:anchorId="7E2F7290" wp14:editId="1028B8CE">
+            <wp:extent cx="4029637" cy="495369"/>
+            <wp:effectExtent l="0" t="0" r="9525" b="0"/>
+            <wp:docPr id="94" name="Imagem 94"/>
+            <wp:cNvGraphicFramePr>
+              <a:graphicFrameLocks xmlns:a="http://schemas.openxmlformats.org/drawingml/2006/main" noChangeAspect="1"/>
+            </wp:cNvGraphicFramePr>
+            <a:graphic xmlns:a="http://schemas.openxmlformats.org/drawingml/2006/main">
+              <a:graphicData uri="http://schemas.openxmlformats.org/drawingml/2006/picture">
+                <pic:pic xmlns:pic="http://schemas.openxmlformats.org/drawingml/2006/picture">
+                  <pic:nvPicPr>
+                    <pic:cNvPr id="1" name=""/>
+                    <pic:cNvPicPr/>
+                  </pic:nvPicPr>
+                  <pic:blipFill>
+                    <a:blip r:embed="rId84"/>
+                    <a:stretch>
+                      <a:fillRect/>
+                    </a:stretch>
+                  </pic:blipFill>
+                  <pic:spPr>
+                    <a:xfrm>
+                      <a:off x="0" y="0"/>
+                      <a:ext cx="4029637" cy="495369"/>
+                    </a:xfrm>
+                    <a:prstGeom prst="rect">
+                      <a:avLst/>
+                    </a:prstGeom>
+                  </pic:spPr>
+                </pic:pic>
+              </a:graphicData>
+            </a:graphic>
+          </wp:inline>
+        </w:drawing>
+      </w:r>
+    </w:p>
+    <w:p>
+      <w:pPr>
+        <w:tabs>
+          <w:tab w:val="left" w:pos="6375"/>
+        </w:tabs>
+        <w:rPr>
+          <w:sz w:val="24"/>
+          <w:szCs w:val="24"/>
+        </w:rPr>
+      </w:pPr>
+      <w:r>
+        <w:rPr>
+          <w:sz w:val="24"/>
+          <w:szCs w:val="24"/>
+        </w:rPr>
+        <w:lastRenderedPageBreak/>
+        <w:t xml:space="preserve">51. Colocamos um espaço externo para cima e para baixo no </w:t>
+      </w:r>
+      <w:proofErr w:type="spellStart"/>
+      <w:r>
+        <w:rPr>
+          <w:sz w:val="24"/>
+          <w:szCs w:val="24"/>
+        </w:rPr>
+        <w:t>checkbox</w:t>
+      </w:r>
+      <w:proofErr w:type="spellEnd"/>
+      <w:r>
+        <w:rPr>
+          <w:sz w:val="24"/>
+          <w:szCs w:val="24"/>
+        </w:rPr>
+        <w:t xml:space="preserve"> conforme código.</w:t>
+      </w:r>
+      <w:r>
+        <w:rPr>
+          <w:noProof/>
+        </w:rPr>
+        <w:t xml:space="preserve"> </w:t>
+      </w:r>
+    </w:p>
+    <w:p>
+      <w:pPr>
+        <w:tabs>
+          <w:tab w:val="left" w:pos="6375"/>
+        </w:tabs>
+        <w:rPr>
+          <w:sz w:val="24"/>
+          <w:szCs w:val="24"/>
+        </w:rPr>
+      </w:pPr>
+      <w:r>
+        <w:rPr>
+          <w:sz w:val="24"/>
+          <w:szCs w:val="24"/>
+        </w:rPr>
+        <w:drawing>
+          <wp:inline distT="0" distB="0" distL="0" distR="0" wp14:anchorId="4BAE6CBF" wp14:editId="0AB69DB5">
+            <wp:extent cx="1657581" cy="733527"/>
+            <wp:effectExtent l="0" t="0" r="0" b="9525"/>
+            <wp:docPr id="97" name="Imagem 97"/>
+            <wp:cNvGraphicFramePr>
+              <a:graphicFrameLocks xmlns:a="http://schemas.openxmlformats.org/drawingml/2006/main" noChangeAspect="1"/>
+            </wp:cNvGraphicFramePr>
+            <a:graphic xmlns:a="http://schemas.openxmlformats.org/drawingml/2006/main">
+              <a:graphicData uri="http://schemas.openxmlformats.org/drawingml/2006/picture">
+                <pic:pic xmlns:pic="http://schemas.openxmlformats.org/drawingml/2006/picture">
+                  <pic:nvPicPr>
+                    <pic:cNvPr id="1" name=""/>
+                    <pic:cNvPicPr/>
+                  </pic:nvPicPr>
+                  <pic:blipFill>
+                    <a:blip r:embed="rId85"/>
+                    <a:stretch>
+                      <a:fillRect/>
+                    </a:stretch>
+                  </pic:blipFill>
+                  <pic:spPr>
+                    <a:xfrm>
+                      <a:off x="0" y="0"/>
+                      <a:ext cx="1657581" cy="733527"/>
+                    </a:xfrm>
+                    <a:prstGeom prst="rect">
+                      <a:avLst/>
+                    </a:prstGeom>
+                  </pic:spPr>
+                </pic:pic>
+              </a:graphicData>
+            </a:graphic>
+          </wp:inline>
+        </w:drawing>
+      </w:r>
+      <w:r>
+        <w:rPr>
+          <w:sz w:val="24"/>
+          <w:szCs w:val="24"/>
+        </w:rPr>
+        <w:drawing>
+          <wp:inline distT="0" distB="0" distL="0" distR="0" wp14:anchorId="2EA587B4" wp14:editId="6E19FF45">
+            <wp:extent cx="2665562" cy="738348"/>
+            <wp:effectExtent l="0" t="0" r="1905" b="5080"/>
+            <wp:docPr id="98" name="Imagem 98"/>
+            <wp:cNvGraphicFramePr>
+              <a:graphicFrameLocks xmlns:a="http://schemas.openxmlformats.org/drawingml/2006/main" noChangeAspect="1"/>
+            </wp:cNvGraphicFramePr>
+            <a:graphic xmlns:a="http://schemas.openxmlformats.org/drawingml/2006/main">
+              <a:graphicData uri="http://schemas.openxmlformats.org/drawingml/2006/picture">
+                <pic:pic xmlns:pic="http://schemas.openxmlformats.org/drawingml/2006/picture">
+                  <pic:nvPicPr>
+                    <pic:cNvPr id="1" name=""/>
+                    <pic:cNvPicPr/>
+                  </pic:nvPicPr>
+                  <pic:blipFill>
+                    <a:blip r:embed="rId86"/>
+                    <a:stretch>
+                      <a:fillRect/>
+                    </a:stretch>
+                  </pic:blipFill>
+                  <pic:spPr>
+                    <a:xfrm>
+                      <a:off x="0" y="0"/>
+                      <a:ext cx="2788293" cy="772344"/>
+                    </a:xfrm>
+                    <a:prstGeom prst="rect">
+                      <a:avLst/>
+                    </a:prstGeom>
+                  </pic:spPr>
+                </pic:pic>
+              </a:graphicData>
+            </a:graphic>
+          </wp:inline>
+        </w:drawing>
+      </w:r>
+    </w:p>
+    <w:p>
+      <w:pPr>
+        <w:tabs>
+          <w:tab w:val="left" w:pos="6375"/>
+        </w:tabs>
+        <w:rPr>
+          <w:sz w:val="24"/>
+          <w:szCs w:val="24"/>
+        </w:rPr>
+      </w:pPr>
+      <w:r>
+        <w:rPr>
+          <w:sz w:val="24"/>
+          <w:szCs w:val="24"/>
+        </w:rPr>
+        <w:drawing>
+          <wp:inline distT="0" distB="0" distL="0" distR="0" wp14:anchorId="7A5D816A" wp14:editId="0E3AF15E">
+            <wp:extent cx="5400040" cy="344805"/>
+            <wp:effectExtent l="0" t="0" r="0" b="0"/>
+            <wp:docPr id="100" name="Imagem 100"/>
+            <wp:cNvGraphicFramePr>
+              <a:graphicFrameLocks xmlns:a="http://schemas.openxmlformats.org/drawingml/2006/main" noChangeAspect="1"/>
+            </wp:cNvGraphicFramePr>
+            <a:graphic xmlns:a="http://schemas.openxmlformats.org/drawingml/2006/main">
+              <a:graphicData uri="http://schemas.openxmlformats.org/drawingml/2006/picture">
+                <pic:pic xmlns:pic="http://schemas.openxmlformats.org/drawingml/2006/picture">
+                  <pic:nvPicPr>
+                    <pic:cNvPr id="1" name=""/>
+                    <pic:cNvPicPr/>
+                  </pic:nvPicPr>
+                  <pic:blipFill>
+                    <a:blip r:embed="rId87"/>
+                    <a:stretch>
+                      <a:fillRect/>
+                    </a:stretch>
+                  </pic:blipFill>
+                  <pic:spPr>
+                    <a:xfrm>
+                      <a:off x="0" y="0"/>
+                      <a:ext cx="5400040" cy="344805"/>
+                    </a:xfrm>
+                    <a:prstGeom prst="rect">
+                      <a:avLst/>
+                    </a:prstGeom>
+                  </pic:spPr>
+                </pic:pic>
+              </a:graphicData>
+            </a:graphic>
+          </wp:inline>
+        </w:drawing>
+      </w:r>
+    </w:p>
+    <w:p>
+      <w:pPr>
+        <w:tabs>
+          <w:tab w:val="left" w:pos="6375"/>
+        </w:tabs>
+        <w:rPr>
+          <w:noProof/>
+        </w:rPr>
+      </w:pPr>
+      <w:r>
+        <w:rPr>
+          <w:noProof/>
+          <w:sz w:val="24"/>
+          <w:szCs w:val="24"/>
+        </w:rPr>
+        <mc:AlternateContent>
+          <mc:Choice Requires="wps">
+            <w:drawing>
+              <wp:anchor distT="0" distB="0" distL="114300" distR="114300" simplePos="0" relativeHeight="251699200" behindDoc="0" locked="0" layoutInCell="1" allowOverlap="1">
+                <wp:simplePos x="0" y="0"/>
+                <wp:positionH relativeFrom="column">
+                  <wp:posOffset>438114</wp:posOffset>
+                </wp:positionH>
+                <wp:positionV relativeFrom="paragraph">
+                  <wp:posOffset>373367</wp:posOffset>
+                </wp:positionV>
+                <wp:extent cx="353683" cy="1009291"/>
+                <wp:effectExtent l="0" t="0" r="66040" b="57785"/>
+                <wp:wrapNone/>
+                <wp:docPr id="103" name="Conector de Seta Reta 103"/>
+                <wp:cNvGraphicFramePr/>
+                <a:graphic xmlns:a="http://schemas.openxmlformats.org/drawingml/2006/main">
+                  <a:graphicData uri="http://schemas.microsoft.com/office/word/2010/wordprocessingShape">
+                    <wps:wsp>
+                      <wps:cNvCnPr/>
+                      <wps:spPr>
+                        <a:xfrm>
+                          <a:off x="0" y="0"/>
+                          <a:ext cx="353683" cy="1009291"/>
+                        </a:xfrm>
+                        <a:prstGeom prst="straightConnector1">
+                          <a:avLst/>
+                        </a:prstGeom>
+                        <a:ln>
+                          <a:tailEnd type="triangle"/>
+                        </a:ln>
+                      </wps:spPr>
+                      <wps:style>
+                        <a:lnRef idx="1">
+                          <a:schemeClr val="accent1"/>
+                        </a:lnRef>
+                        <a:fillRef idx="0">
+                          <a:schemeClr val="accent1"/>
+                        </a:fillRef>
+                        <a:effectRef idx="0">
+                          <a:schemeClr val="accent1"/>
+                        </a:effectRef>
+                        <a:fontRef idx="minor">
+                          <a:schemeClr val="tx1"/>
+                        </a:fontRef>
+                      </wps:style>
+                      <wps:bodyPr/>
+                    </wps:wsp>
+                  </a:graphicData>
+                </a:graphic>
+              </wp:anchor>
+            </w:drawing>
+          </mc:Choice>
+          <mc:Fallback>
+            <w:pict>
+              <v:shape w14:anchorId="6FDFC309" id="Conector de Seta Reta 103" o:spid="_x0000_s1026" type="#_x0000_t32" style="position:absolute;margin-left:34.5pt;margin-top:29.4pt;width:27.85pt;height:79.45pt;z-index:251699200;visibility:visible;mso-wrap-style:square;mso-wrap-distance-left:9pt;mso-wrap-distance-top:0;mso-wrap-distance-right:9pt;mso-wrap-distance-bottom:0;mso-position-horizontal:absolute;mso-position-horizontal-relative:text;mso-position-vertical:absolute;mso-position-vertical-relative:text" o:gfxdata="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" strokecolor="#4472c4 [3204]" strokeweight=".5pt">
+                <v:stroke endarrow="block" joinstyle="miter"/>
+              </v:shape>
+            </w:pict>
+          </mc:Fallback>
+        </mc:AlternateContent>
+      </w:r>
+      <w:r>
+        <w:rPr>
+          <w:noProof/>
+          <w:sz w:val="24"/>
+          <w:szCs w:val="24"/>
+        </w:rPr>
+        <mc:AlternateContent>
+          <mc:Choice Requires="wps">
+            <w:drawing>
+              <wp:anchor distT="0" distB="0" distL="114300" distR="114300" simplePos="0" relativeHeight="251698176" behindDoc="0" locked="0" layoutInCell="1" allowOverlap="1">
+                <wp:simplePos x="0" y="0"/>
+                <wp:positionH relativeFrom="column">
+                  <wp:posOffset>179322</wp:posOffset>
+                </wp:positionH>
+                <wp:positionV relativeFrom="paragraph">
+                  <wp:posOffset>381994</wp:posOffset>
+                </wp:positionV>
+                <wp:extent cx="1354347" cy="603849"/>
+                <wp:effectExtent l="0" t="0" r="93980" b="63500"/>
+                <wp:wrapNone/>
+                <wp:docPr id="102" name="Conector de Seta Reta 102"/>
+                <wp:cNvGraphicFramePr/>
+                <a:graphic xmlns:a="http://schemas.openxmlformats.org/drawingml/2006/main">
+                  <a:graphicData uri="http://schemas.microsoft.com/office/word/2010/wordprocessingShape">
+                    <wps:wsp>
+                      <wps:cNvCnPr/>
+                      <wps:spPr>
+                        <a:xfrm>
+                          <a:off x="0" y="0"/>
+                          <a:ext cx="1354347" cy="603849"/>
+                        </a:xfrm>
+                        <a:prstGeom prst="straightConnector1">
+                          <a:avLst/>
+                        </a:prstGeom>
+                        <a:ln>
+                          <a:tailEnd type="triangle"/>
+                        </a:ln>
+                      </wps:spPr>
+                      <wps:style>
+                        <a:lnRef idx="1">
+                          <a:schemeClr val="accent1"/>
+                        </a:lnRef>
+                        <a:fillRef idx="0">
+                          <a:schemeClr val="accent1"/>
+                        </a:fillRef>
+                        <a:effectRef idx="0">
+                          <a:schemeClr val="accent1"/>
+                        </a:effectRef>
+                        <a:fontRef idx="minor">
+                          <a:schemeClr val="tx1"/>
+                        </a:fontRef>
+                      </wps:style>
+                      <wps:bodyPr/>
+                    </wps:wsp>
+                  </a:graphicData>
+                </a:graphic>
+                <wp14:sizeRelH relativeFrom="margin">
+                  <wp14:pctWidth>0</wp14:pctWidth>
+                </wp14:sizeRelH>
+                <wp14:sizeRelV relativeFrom="margin">
+                  <wp14:pctHeight>0</wp14:pctHeight>
+                </wp14:sizeRelV>
+              </wp:anchor>
+            </w:drawing>
+          </mc:Choice>
+          <mc:Fallback>
+            <w:pict>
+              <v:shape w14:anchorId="68738779" id="Conector de Seta Reta 102" o:spid="_x0000_s1026" type="#_x0000_t32" style="position:absolute;margin-left:14.1pt;margin-top:30.1pt;width:106.65pt;height:47.55pt;z-index:251698176;visibility:visible;mso-wrap-style:square;mso-width-percent:0;mso-height-percent:0;mso-wrap-distance-left:9pt;mso-wrap-distance-top:0;mso-wrap-distance-right:9pt;mso-wrap-distance-bottom:0;mso-position-horizontal:absolute;mso-position-horizontal-relative:text;mso-position-vertical:absolute;mso-position-vertical-relative:text;mso-width-percent:0;mso-height-percent:0;mso-width-relative:margin;mso-height-relative:margin" o:gfxdata="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" strokecolor="#4472c4 [3204]" strokeweight=".5pt">
+                <v:stroke endarrow="block" joinstyle="miter"/>
+              </v:shape>
+            </w:pict>
+          </mc:Fallback>
+        </mc:AlternateContent>
+      </w:r>
+      <w:r>
+        <w:rPr>
+          <w:sz w:val="24"/>
+          <w:szCs w:val="24"/>
+        </w:rPr>
+        <w:t xml:space="preserve">52. Trocamos os tipos de inputs de </w:t>
+      </w:r>
+      <w:proofErr w:type="spellStart"/>
+      <w:r>
+        <w:rPr>
+          <w:sz w:val="24"/>
+          <w:szCs w:val="24"/>
+        </w:rPr>
+        <w:t>text</w:t>
+      </w:r>
+      <w:proofErr w:type="spellEnd"/>
+      <w:r>
+        <w:rPr>
+          <w:sz w:val="24"/>
+          <w:szCs w:val="24"/>
+        </w:rPr>
+        <w:t xml:space="preserve"> para os seus respectivos como por exemplo e-mail, </w:t>
+      </w:r>
+      <w:proofErr w:type="spellStart"/>
+      <w:r>
+        <w:rPr>
+          <w:sz w:val="24"/>
+          <w:szCs w:val="24"/>
+        </w:rPr>
+        <w:t>tel</w:t>
+      </w:r>
+      <w:proofErr w:type="spellEnd"/>
+      <w:r>
+        <w:rPr>
+          <w:sz w:val="24"/>
+          <w:szCs w:val="24"/>
+        </w:rPr>
+        <w:t xml:space="preserve"> para telefone.</w:t>
+      </w:r>
+      <w:r>
+        <w:rPr>
+          <w:noProof/>
+        </w:rPr>
+        <w:t xml:space="preserve"> </w:t>
+      </w:r>
+      <w:r>
+        <w:rPr>
+          <w:sz w:val="24"/>
+          <w:szCs w:val="24"/>
+        </w:rPr>
+        <w:drawing>
+          <wp:inline distT="0" distB="0" distL="0" distR="0" wp14:anchorId="78A2F7B6" wp14:editId="09DC9CD4">
+            <wp:extent cx="5400040" cy="1187450"/>
+            <wp:effectExtent l="0" t="0" r="0" b="0"/>
+            <wp:docPr id="101" name="Imagem 101"/>
+            <wp:cNvGraphicFramePr>
+              <a:graphicFrameLocks xmlns:a="http://schemas.openxmlformats.org/drawingml/2006/main" noChangeAspect="1"/>
+            </wp:cNvGraphicFramePr>
+            <a:graphic xmlns:a="http://schemas.openxmlformats.org/drawingml/2006/main">
+              <a:graphicData uri="http://schemas.openxmlformats.org/drawingml/2006/picture">
+                <pic:pic xmlns:pic="http://schemas.openxmlformats.org/drawingml/2006/picture">
+                  <pic:nvPicPr>
+                    <pic:cNvPr id="1" name=""/>
+                    <pic:cNvPicPr/>
+                  </pic:nvPicPr>
+                  <pic:blipFill>
+                    <a:blip r:embed="rId88"/>
+                    <a:stretch>
+                      <a:fillRect/>
+                    </a:stretch>
+                  </pic:blipFill>
+                  <pic:spPr>
+                    <a:xfrm>
+                      <a:off x="0" y="0"/>
+                      <a:ext cx="5400040" cy="1187450"/>
+                    </a:xfrm>
+                    <a:prstGeom prst="rect">
+                      <a:avLst/>
+                    </a:prstGeom>
+                  </pic:spPr>
+                </pic:pic>
+              </a:graphicData>
+            </a:graphic>
+          </wp:inline>
+        </w:drawing>
+      </w:r>
+    </w:p>
+    <w:p>
+      <w:pPr>
+        <w:tabs>
+          <w:tab w:val="left" w:pos="6375"/>
+        </w:tabs>
+        <w:rPr>
+          <w:noProof/>
+        </w:rPr>
+      </w:pPr>
+      <w:r>
+        <w:rPr>
+          <w:noProof/>
+          <w:sz w:val="24"/>
+          <w:szCs w:val="24"/>
+        </w:rPr>
+        <mc:AlternateContent>
+          <mc:Choice Requires="wps">
+            <w:drawing>
+              <wp:anchor distT="0" distB="0" distL="114300" distR="114300" simplePos="0" relativeHeight="251701248" behindDoc="0" locked="0" layoutInCell="1" allowOverlap="1">
+                <wp:simplePos x="0" y="0"/>
+                <wp:positionH relativeFrom="column">
+                  <wp:posOffset>1104265</wp:posOffset>
+                </wp:positionH>
+                <wp:positionV relativeFrom="paragraph">
+                  <wp:posOffset>314960</wp:posOffset>
+                </wp:positionV>
+                <wp:extent cx="3721100" cy="641350"/>
+                <wp:effectExtent l="0" t="0" r="31750" b="82550"/>
+                <wp:wrapNone/>
+                <wp:docPr id="106" name="Conector de Seta Reta 106"/>
+                <wp:cNvGraphicFramePr/>
+                <a:graphic xmlns:a="http://schemas.openxmlformats.org/drawingml/2006/main">
+                  <a:graphicData uri="http://schemas.microsoft.com/office/word/2010/wordprocessingShape">
+                    <wps:wsp>
+                      <wps:cNvCnPr/>
+                      <wps:spPr>
+                        <a:xfrm>
+                          <a:off x="0" y="0"/>
+                          <a:ext cx="3721100" cy="641350"/>
+                        </a:xfrm>
+                        <a:prstGeom prst="straightConnector1">
+                          <a:avLst/>
+                        </a:prstGeom>
+                        <a:ln>
+                          <a:tailEnd type="triangle"/>
+                        </a:ln>
+                      </wps:spPr>
+                      <wps:style>
+                        <a:lnRef idx="1">
+                          <a:schemeClr val="accent1"/>
+                        </a:lnRef>
+                        <a:fillRef idx="0">
+                          <a:schemeClr val="accent1"/>
+                        </a:fillRef>
+                        <a:effectRef idx="0">
+                          <a:schemeClr val="accent1"/>
+                        </a:effectRef>
+                        <a:fontRef idx="minor">
+                          <a:schemeClr val="tx1"/>
+                        </a:fontRef>
+                      </wps:style>
+                      <wps:bodyPr/>
+                    </wps:wsp>
+                  </a:graphicData>
+                </a:graphic>
+                <wp14:sizeRelH relativeFrom="margin">
+                  <wp14:pctWidth>0</wp14:pctWidth>
+                </wp14:sizeRelH>
+                <wp14:sizeRelV relativeFrom="margin">
+                  <wp14:pctHeight>0</wp14:pctHeight>
+                </wp14:sizeRelV>
+              </wp:anchor>
+            </w:drawing>
+          </mc:Choice>
+          <mc:Fallback>
+            <w:pict>
+              <v:shape w14:anchorId="491CEDF8" id="Conector de Seta Reta 106" o:spid="_x0000_s1026" type="#_x0000_t32" style="position:absolute;margin-left:86.95pt;margin-top:24.8pt;width:293pt;height:50.5pt;z-index:251701248;visibility:visible;mso-wrap-style:square;mso-width-percent:0;mso-height-percent:0;mso-wrap-distance-left:9pt;mso-wrap-distance-top:0;mso-wrap-distance-right:9pt;mso-wrap-distance-bottom:0;mso-position-horizontal:absolute;mso-position-horizontal-relative:text;mso-position-vertical:absolute;mso-position-vertical-relative:text;mso-width-percent:0;mso-height-percent:0;mso-width-relative:margin;mso-height-relative:margin" o:gfxdata="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" strokecolor="#4472c4 [3204]" strokeweight=".5pt">
+                <v:stroke endarrow="block" joinstyle="miter"/>
+              </v:shape>
+            </w:pict>
+          </mc:Fallback>
+        </mc:AlternateContent>
+      </w:r>
+      <w:r>
+        <w:rPr>
+          <w:noProof/>
+          <w:sz w:val="24"/>
+          <w:szCs w:val="24"/>
+        </w:rPr>
+        <mc:AlternateContent>
+          <mc:Choice Requires="wps">
+            <w:drawing>
+              <wp:anchor distT="0" distB="0" distL="114300" distR="114300" simplePos="0" relativeHeight="251702272" behindDoc="0" locked="0" layoutInCell="1" allowOverlap="1">
+                <wp:simplePos x="0" y="0"/>
+                <wp:positionH relativeFrom="column">
+                  <wp:posOffset>1110615</wp:posOffset>
+                </wp:positionH>
+                <wp:positionV relativeFrom="paragraph">
+                  <wp:posOffset>314960</wp:posOffset>
+                </wp:positionV>
+                <wp:extent cx="3975100" cy="1003300"/>
+                <wp:effectExtent l="0" t="0" r="44450" b="82550"/>
+                <wp:wrapNone/>
+                <wp:docPr id="107" name="Conector de Seta Reta 107"/>
+                <wp:cNvGraphicFramePr/>
+                <a:graphic xmlns:a="http://schemas.openxmlformats.org/drawingml/2006/main">
+                  <a:graphicData uri="http://schemas.microsoft.com/office/word/2010/wordprocessingShape">
+                    <wps:wsp>
+                      <wps:cNvCnPr/>
+                      <wps:spPr>
+                        <a:xfrm>
+                          <a:off x="0" y="0"/>
+                          <a:ext cx="3975100" cy="1003300"/>
+                        </a:xfrm>
+                        <a:prstGeom prst="straightConnector1">
+                          <a:avLst/>
+                        </a:prstGeom>
+                        <a:ln>
+                          <a:tailEnd type="triangle"/>
+                        </a:ln>
+                      </wps:spPr>
+                      <wps:style>
+                        <a:lnRef idx="1">
+                          <a:schemeClr val="accent1"/>
+                        </a:lnRef>
+                        <a:fillRef idx="0">
+                          <a:schemeClr val="accent1"/>
+                        </a:fillRef>
+                        <a:effectRef idx="0">
+                          <a:schemeClr val="accent1"/>
+                        </a:effectRef>
+                        <a:fontRef idx="minor">
+                          <a:schemeClr val="tx1"/>
+                        </a:fontRef>
+                      </wps:style>
+                      <wps:bodyPr/>
+                    </wps:wsp>
+                  </a:graphicData>
+                </a:graphic>
+                <wp14:sizeRelH relativeFrom="margin">
+                  <wp14:pctWidth>0</wp14:pctWidth>
+                </wp14:sizeRelH>
+                <wp14:sizeRelV relativeFrom="margin">
+                  <wp14:pctHeight>0</wp14:pctHeight>
+                </wp14:sizeRelV>
+              </wp:anchor>
+            </w:drawing>
+          </mc:Choice>
+          <mc:Fallback>
+            <w:pict>
+              <v:shape w14:anchorId="07AD7026" id="Conector de Seta Reta 107" o:spid="_x0000_s1026" type="#_x0000_t32" style="position:absolute;margin-left:87.45pt;margin-top:24.8pt;width:313pt;height:79pt;z-index:251702272;visibility:visible;mso-wrap-style:square;mso-width-percent:0;mso-height-percent:0;mso-wrap-distance-left:9pt;mso-wrap-distance-top:0;mso-wrap-distance-right:9pt;mso-wrap-distance-bottom:0;mso-position-horizontal:absolute;mso-position-horizontal-relative:text;mso-position-vertical:absolute;mso-position-vertical-relative:text;mso-width-percent:0;mso-height-percent:0;mso-width-relative:margin;mso-height-relative:margin" o:gfxdata="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" strokecolor="#4472c4 [3204]" strokeweight=".5pt">
+                <v:stroke endarrow="block" joinstyle="miter"/>
+              </v:shape>
+            </w:pict>
+          </mc:Fallback>
+        </mc:AlternateContent>
+      </w:r>
+      <w:r>
+        <w:rPr>
+          <w:noProof/>
+          <w:sz w:val="24"/>
+          <w:szCs w:val="24"/>
+        </w:rPr>
+        <mc:AlternateContent>
+          <mc:Choice Requires="wps">
+            <w:drawing>
+              <wp:anchor distT="0" distB="0" distL="114300" distR="114300" simplePos="0" relativeHeight="251700224" behindDoc="0" locked="0" layoutInCell="1" allowOverlap="1">
+                <wp:simplePos x="0" y="0"/>
+                <wp:positionH relativeFrom="column">
+                  <wp:posOffset>1123315</wp:posOffset>
+                </wp:positionH>
+                <wp:positionV relativeFrom="paragraph">
+                  <wp:posOffset>321310</wp:posOffset>
+                </wp:positionV>
+                <wp:extent cx="3898900" cy="234950"/>
+                <wp:effectExtent l="0" t="0" r="44450" b="88900"/>
+                <wp:wrapNone/>
+                <wp:docPr id="105" name="Conector de Seta Reta 105"/>
+                <wp:cNvGraphicFramePr/>
+                <a:graphic xmlns:a="http://schemas.openxmlformats.org/drawingml/2006/main">
+                  <a:graphicData uri="http://schemas.microsoft.com/office/word/2010/wordprocessingShape">
+                    <wps:wsp>
+                      <wps:cNvCnPr/>
+                      <wps:spPr>
+                        <a:xfrm>
+                          <a:off x="0" y="0"/>
+                          <a:ext cx="3898900" cy="234950"/>
+                        </a:xfrm>
+                        <a:prstGeom prst="straightConnector1">
+                          <a:avLst/>
+                        </a:prstGeom>
+                        <a:ln>
+                          <a:tailEnd type="triangle"/>
+                        </a:ln>
+                      </wps:spPr>
+                      <wps:style>
+                        <a:lnRef idx="1">
+                          <a:schemeClr val="accent1"/>
+                        </a:lnRef>
+                        <a:fillRef idx="0">
+                          <a:schemeClr val="accent1"/>
+                        </a:fillRef>
+                        <a:effectRef idx="0">
+                          <a:schemeClr val="accent1"/>
+                        </a:effectRef>
+                        <a:fontRef idx="minor">
+                          <a:schemeClr val="tx1"/>
+                        </a:fontRef>
+                      </wps:style>
+                      <wps:bodyPr/>
+                    </wps:wsp>
+                  </a:graphicData>
+                </a:graphic>
+                <wp14:sizeRelH relativeFrom="margin">
+                  <wp14:pctWidth>0</wp14:pctWidth>
+                </wp14:sizeRelH>
+                <wp14:sizeRelV relativeFrom="margin">
+                  <wp14:pctHeight>0</wp14:pctHeight>
+                </wp14:sizeRelV>
+              </wp:anchor>
+            </w:drawing>
+          </mc:Choice>
+          <mc:Fallback>
+            <w:pict>
+              <v:shape w14:anchorId="3375C1EC" id="Conector de Seta Reta 105" o:spid="_x0000_s1026" type="#_x0000_t32" style="position:absolute;margin-left:88.45pt;margin-top:25.3pt;width:307pt;height:18.5pt;z-index:251700224;visibility:visible;mso-wrap-style:square;mso-width-percent:0;mso-height-percent:0;mso-wrap-distance-left:9pt;mso-wrap-distance-top:0;mso-wrap-distance-right:9pt;mso-wrap-distance-bottom:0;mso-position-horizontal:absolute;mso-position-horizontal-relative:text;mso-position-vertical:absolute;mso-position-vertical-relative:text;mso-width-percent:0;mso-height-percent:0;mso-width-relative:margin;mso-height-relative:margin" o:gfxdata="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" strokecolor="#4472c4 [3204]" strokeweight=".5pt">
+                <v:stroke endarrow="block" joinstyle="miter"/>
+              </v:shape>
+            </w:pict>
+          </mc:Fallback>
+        </mc:AlternateContent>
+      </w:r>
+      <w:r>
+        <w:rPr>
+          <w:sz w:val="24"/>
+          <w:szCs w:val="24"/>
+        </w:rPr>
+        <w:t xml:space="preserve">53. Para deixar os campos de forma </w:t>
+      </w:r>
+      <w:r>
+        <w:rPr>
+          <w:sz w:val="24"/>
+          <w:szCs w:val="24"/>
+        </w:rPr>
+        <w:t xml:space="preserve">obrigatória inseríamos o comando do </w:t>
+      </w:r>
+      <w:proofErr w:type="spellStart"/>
+      <w:r>
+        <w:rPr>
+          <w:sz w:val="24"/>
+          <w:szCs w:val="24"/>
+        </w:rPr>
+        <w:t>requerd</w:t>
+      </w:r>
+      <w:proofErr w:type="spellEnd"/>
+      <w:r>
+        <w:rPr>
+          <w:sz w:val="24"/>
+          <w:szCs w:val="24"/>
+        </w:rPr>
+        <w:t xml:space="preserve"> conforme código.</w:t>
+      </w:r>
+      <w:r>
+        <w:rPr>
+          <w:noProof/>
+        </w:rPr>
+        <w:t xml:space="preserve"> </w:t>
+      </w:r>
+      <w:r>
+        <w:rPr>
+          <w:sz w:val="24"/>
+          <w:szCs w:val="24"/>
+        </w:rPr>
+        <w:drawing>
+          <wp:inline distT="0" distB="0" distL="0" distR="0" wp14:anchorId="454867DD" wp14:editId="592D12EE">
+            <wp:extent cx="5400040" cy="1081405"/>
+            <wp:effectExtent l="0" t="0" r="0" b="4445"/>
+            <wp:docPr id="104" name="Imagem 104"/>
+            <wp:cNvGraphicFramePr>
+              <a:graphicFrameLocks xmlns:a="http://schemas.openxmlformats.org/drawingml/2006/main" noChangeAspect="1"/>
+            </wp:cNvGraphicFramePr>
+            <a:graphic xmlns:a="http://schemas.openxmlformats.org/drawingml/2006/main">
+              <a:graphicData uri="http://schemas.openxmlformats.org/drawingml/2006/picture">
+                <pic:pic xmlns:pic="http://schemas.openxmlformats.org/drawingml/2006/picture">
+                  <pic:nvPicPr>
+                    <pic:cNvPr id="1" name=""/>
+                    <pic:cNvPicPr/>
+                  </pic:nvPicPr>
+                  <pic:blipFill>
+                    <a:blip r:embed="rId89"/>
+                    <a:stretch>
+                      <a:fillRect/>
+                    </a:stretch>
+                  </pic:blipFill>
+                  <pic:spPr>
+                    <a:xfrm>
+                      <a:off x="0" y="0"/>
+                      <a:ext cx="5400040" cy="1081405"/>
+                    </a:xfrm>
+                    <a:prstGeom prst="rect">
+                      <a:avLst/>
+                    </a:prstGeom>
+                  </pic:spPr>
+                </pic:pic>
+              </a:graphicData>
+            </a:graphic>
+          </wp:inline>
+        </w:drawing>
+      </w:r>
+    </w:p>
+    <w:p>
+      <w:pPr>
+        <w:tabs>
+          <w:tab w:val="left" w:pos="6375"/>
+        </w:tabs>
+        <w:rPr>
+          <w:sz w:val="24"/>
+          <w:szCs w:val="24"/>
+        </w:rPr>
+      </w:pPr>
+      <w:r>
+        <w:rPr>
+          <w:sz w:val="24"/>
+          <w:szCs w:val="24"/>
+        </w:rPr>
+        <w:t xml:space="preserve">54. Adicionamos o </w:t>
+      </w:r>
+      <w:proofErr w:type="spellStart"/>
+      <w:r>
+        <w:rPr>
+          <w:sz w:val="24"/>
+          <w:szCs w:val="24"/>
+        </w:rPr>
+        <w:t>placeholder</w:t>
+      </w:r>
+      <w:proofErr w:type="spellEnd"/>
+      <w:r>
+        <w:rPr>
+          <w:sz w:val="24"/>
+          <w:szCs w:val="24"/>
+        </w:rPr>
+        <w:t xml:space="preserve"> para dar um exemplo de como deve ser preenchido o campo.</w:t>
+      </w:r>
+      <w:r>
+        <w:rPr>
+          <w:noProof/>
+        </w:rPr>
+        <w:t xml:space="preserve"> </w:t>
+      </w:r>
+      <w:r>
+        <w:rPr>
+          <w:sz w:val="24"/>
+          <w:szCs w:val="24"/>
+        </w:rPr>
+        <w:drawing>
+          <wp:inline distT="0" distB="0" distL="0" distR="0" wp14:anchorId="2816ACCB" wp14:editId="7A1AF5E4">
+            <wp:extent cx="5400040" cy="1108710"/>
+            <wp:effectExtent l="0" t="0" r="0" b="0"/>
+            <wp:docPr id="108" name="Imagem 108"/>
+            <wp:cNvGraphicFramePr>
+              <a:graphicFrameLocks xmlns:a="http://schemas.openxmlformats.org/drawingml/2006/main" noChangeAspect="1"/>
+            </wp:cNvGraphicFramePr>
+            <a:graphic xmlns:a="http://schemas.openxmlformats.org/drawingml/2006/main">
+              <a:graphicData uri="http://schemas.openxmlformats.org/drawingml/2006/picture">
+                <pic:pic xmlns:pic="http://schemas.openxmlformats.org/drawingml/2006/picture">
+                  <pic:nvPicPr>
+                    <pic:cNvPr id="1" name=""/>
+                    <pic:cNvPicPr/>
+                  </pic:nvPicPr>
+                  <pic:blipFill>
+                    <a:blip r:embed="rId90"/>
+                    <a:stretch>
+                      <a:fillRect/>
+                    </a:stretch>
+                  </pic:blipFill>
+                  <pic:spPr>
+                    <a:xfrm>
+                      <a:off x="0" y="0"/>
+                      <a:ext cx="5400040" cy="1108710"/>
+                    </a:xfrm>
+                    <a:prstGeom prst="rect">
+                      <a:avLst/>
+                    </a:prstGeom>
+                  </pic:spPr>
+                </pic:pic>
+              </a:graphicData>
+            </a:graphic>
+          </wp:inline>
+        </w:drawing>
+      </w:r>
+      <w:r>
+        <w:rPr>
+          <w:noProof/>
+        </w:rPr>
+        <w:drawing>
+          <wp:inline distT="0" distB="0" distL="0" distR="0" wp14:anchorId="0BF65890" wp14:editId="78FEF4E1">
+            <wp:extent cx="2171700" cy="1680706"/>
+            <wp:effectExtent l="0" t="0" r="0" b="0"/>
+            <wp:docPr id="109" name="Imagem 109"/>
+            <wp:cNvGraphicFramePr>
+              <a:graphicFrameLocks xmlns:a="http://schemas.openxmlformats.org/drawingml/2006/main" noChangeAspect="1"/>
+            </wp:cNvGraphicFramePr>
+            <a:graphic xmlns:a="http://schemas.openxmlformats.org/drawingml/2006/main">
+              <a:graphicData uri="http://schemas.openxmlformats.org/drawingml/2006/picture">
+                <pic:pic xmlns:pic="http://schemas.openxmlformats.org/drawingml/2006/picture">
+                  <pic:nvPicPr>
+                    <pic:cNvPr id="1" name=""/>
+                    <pic:cNvPicPr/>
+                  </pic:nvPicPr>
+                  <pic:blipFill>
+                    <a:blip r:embed="rId91"/>
+                    <a:stretch>
+                      <a:fillRect/>
+                    </a:stretch>
+                  </pic:blipFill>
+                  <pic:spPr>
+                    <a:xfrm>
+                      <a:off x="0" y="0"/>
+                      <a:ext cx="2191214" cy="1695808"/>
+                    </a:xfrm>
+                    <a:prstGeom prst="rect">
+                      <a:avLst/>
+                    </a:prstGeom>
+                  </pic:spPr>
+                </pic:pic>
+              </a:graphicData>
+            </a:graphic>
+          </wp:inline>
+        </w:drawing>
       </w:r>
       <w:bookmarkStart w:id="0" w:name="_GoBack"/>
       <w:bookmarkEnd w:id="0"/>

--- a/Apostila Space For Men.docx
+++ b/Apostila Space For Men.docx
@@ -8697,6 +8697,7 @@
       </w:pPr>
       <w:r>
         <w:rPr>
+          <w:noProof/>
           <w:sz w:val="24"/>
           <w:szCs w:val="24"/>
         </w:rPr>
@@ -8822,6 +8823,7 @@
       </w:pPr>
       <w:r>
         <w:rPr>
+          <w:noProof/>
           <w:sz w:val="24"/>
           <w:szCs w:val="24"/>
         </w:rPr>
@@ -8940,6 +8942,7 @@
       </w:pPr>
       <w:r>
         <w:rPr>
+          <w:noProof/>
           <w:sz w:val="24"/>
           <w:szCs w:val="24"/>
         </w:rPr>
@@ -8992,6 +8995,7 @@
       </w:pPr>
       <w:r>
         <w:rPr>
+          <w:noProof/>
           <w:sz w:val="24"/>
           <w:szCs w:val="24"/>
         </w:rPr>
@@ -9173,6 +9177,7 @@
       </w:pPr>
       <w:r>
         <w:rPr>
+          <w:noProof/>
           <w:sz w:val="24"/>
           <w:szCs w:val="24"/>
         </w:rPr>
@@ -9225,6 +9230,7 @@
       </w:pPr>
       <w:r>
         <w:rPr>
+          <w:noProof/>
           <w:sz w:val="24"/>
           <w:szCs w:val="24"/>
         </w:rPr>
@@ -9318,6 +9324,7 @@
       </w:pPr>
       <w:r>
         <w:rPr>
+          <w:noProof/>
           <w:sz w:val="24"/>
           <w:szCs w:val="24"/>
         </w:rPr>
@@ -9359,6 +9366,7 @@
       </w:r>
       <w:r>
         <w:rPr>
+          <w:noProof/>
           <w:sz w:val="24"/>
           <w:szCs w:val="24"/>
         </w:rPr>
@@ -9411,6 +9419,7 @@
       </w:pPr>
       <w:r>
         <w:rPr>
+          <w:noProof/>
           <w:sz w:val="24"/>
           <w:szCs w:val="24"/>
         </w:rPr>
@@ -9649,6 +9658,7 @@
       </w:r>
       <w:r>
         <w:rPr>
+          <w:noProof/>
           <w:sz w:val="24"/>
           <w:szCs w:val="24"/>
         </w:rPr>
@@ -9958,6 +9968,7 @@
       </w:r>
       <w:r>
         <w:rPr>
+          <w:noProof/>
           <w:sz w:val="24"/>
           <w:szCs w:val="24"/>
         </w:rPr>
@@ -10004,8 +10015,7 @@
           <w:tab w:val="left" w:pos="6375"/>
         </w:tabs>
         <w:rPr>
-          <w:sz w:val="24"/>
-          <w:szCs w:val="24"/>
+          <w:noProof/>
         </w:rPr>
       </w:pPr>
       <w:r>
@@ -10039,6 +10049,7 @@
       </w:r>
       <w:r>
         <w:rPr>
+          <w:noProof/>
           <w:sz w:val="24"/>
           <w:szCs w:val="24"/>
         </w:rPr>
@@ -10118,8 +10129,676 @@
           </wp:inline>
         </w:drawing>
       </w:r>
+    </w:p>
+    <w:p>
+      <w:pPr>
+        <w:tabs>
+          <w:tab w:val="left" w:pos="6375"/>
+        </w:tabs>
+        <w:rPr>
+          <w:noProof/>
+        </w:rPr>
+      </w:pPr>
+      <w:r>
+        <w:rPr>
+          <w:sz w:val="24"/>
+          <w:szCs w:val="24"/>
+        </w:rPr>
+        <w:lastRenderedPageBreak/>
+        <w:t xml:space="preserve">55. </w:t>
+      </w:r>
+      <w:r>
+        <w:rPr>
+          <w:sz w:val="24"/>
+          <w:szCs w:val="24"/>
+        </w:rPr>
+        <w:t xml:space="preserve">A mesma configuração das </w:t>
+      </w:r>
+      <w:proofErr w:type="spellStart"/>
+      <w:r>
+        <w:rPr>
+          <w:sz w:val="24"/>
+          <w:szCs w:val="24"/>
+        </w:rPr>
+        <w:t>label</w:t>
+      </w:r>
+      <w:proofErr w:type="spellEnd"/>
+      <w:r>
+        <w:rPr>
+          <w:sz w:val="24"/>
+          <w:szCs w:val="24"/>
+        </w:rPr>
+        <w:t xml:space="preserve"> aplicamos na </w:t>
+      </w:r>
+      <w:proofErr w:type="spellStart"/>
+      <w:r>
+        <w:rPr>
+          <w:sz w:val="24"/>
+          <w:szCs w:val="24"/>
+        </w:rPr>
+        <w:t>legends</w:t>
+      </w:r>
+      <w:proofErr w:type="spellEnd"/>
+      <w:r>
+        <w:rPr>
+          <w:sz w:val="24"/>
+          <w:szCs w:val="24"/>
+        </w:rPr>
+        <w:t>.</w:t>
+      </w:r>
+      <w:r>
+        <w:rPr>
+          <w:noProof/>
+        </w:rPr>
+        <w:t xml:space="preserve"> </w:t>
+      </w:r>
+      <w:r>
+        <w:rPr>
+          <w:sz w:val="24"/>
+          <w:szCs w:val="24"/>
+        </w:rPr>
+        <w:drawing>
+          <wp:inline distT="0" distB="0" distL="0" distR="0" wp14:anchorId="2428AC47" wp14:editId="1E9E9F03">
+            <wp:extent cx="1971950" cy="885949"/>
+            <wp:effectExtent l="0" t="0" r="0" b="9525"/>
+            <wp:docPr id="96" name="Imagem 96"/>
+            <wp:cNvGraphicFramePr>
+              <a:graphicFrameLocks xmlns:a="http://schemas.openxmlformats.org/drawingml/2006/main" noChangeAspect="1"/>
+            </wp:cNvGraphicFramePr>
+            <a:graphic xmlns:a="http://schemas.openxmlformats.org/drawingml/2006/main">
+              <a:graphicData uri="http://schemas.openxmlformats.org/drawingml/2006/picture">
+                <pic:pic xmlns:pic="http://schemas.openxmlformats.org/drawingml/2006/picture">
+                  <pic:nvPicPr>
+                    <pic:cNvPr id="1" name=""/>
+                    <pic:cNvPicPr/>
+                  </pic:nvPicPr>
+                  <pic:blipFill>
+                    <a:blip r:embed="rId92"/>
+                    <a:stretch>
+                      <a:fillRect/>
+                    </a:stretch>
+                  </pic:blipFill>
+                  <pic:spPr>
+                    <a:xfrm>
+                      <a:off x="0" y="0"/>
+                      <a:ext cx="1971950" cy="885949"/>
+                    </a:xfrm>
+                    <a:prstGeom prst="rect">
+                      <a:avLst/>
+                    </a:prstGeom>
+                  </pic:spPr>
+                </pic:pic>
+              </a:graphicData>
+            </a:graphic>
+          </wp:inline>
+        </w:drawing>
+      </w:r>
+    </w:p>
+    <w:p>
+      <w:pPr>
+        <w:tabs>
+          <w:tab w:val="left" w:pos="6375"/>
+        </w:tabs>
+        <w:rPr>
+          <w:sz w:val="24"/>
+          <w:szCs w:val="24"/>
+        </w:rPr>
+      </w:pPr>
+      <w:r>
+        <w:rPr>
+          <w:sz w:val="24"/>
+          <w:szCs w:val="24"/>
+        </w:rPr>
+        <w:t xml:space="preserve">56. </w:t>
+      </w:r>
+      <w:r>
+        <w:rPr>
+          <w:sz w:val="24"/>
+          <w:szCs w:val="24"/>
+        </w:rPr>
+        <w:t xml:space="preserve">Adicionamos uma </w:t>
+      </w:r>
+      <w:proofErr w:type="spellStart"/>
+      <w:r>
+        <w:rPr>
+          <w:sz w:val="24"/>
+          <w:szCs w:val="24"/>
+        </w:rPr>
+        <w:t>class</w:t>
+      </w:r>
+      <w:proofErr w:type="spellEnd"/>
+      <w:r>
+        <w:rPr>
+          <w:sz w:val="24"/>
+          <w:szCs w:val="24"/>
+        </w:rPr>
+        <w:t xml:space="preserve"> no botão “enviar” com o nome enviar, e no </w:t>
+      </w:r>
+      <w:proofErr w:type="spellStart"/>
+      <w:r>
+        <w:rPr>
+          <w:sz w:val="24"/>
+          <w:szCs w:val="24"/>
+        </w:rPr>
+        <w:t>css</w:t>
+      </w:r>
+      <w:proofErr w:type="spellEnd"/>
+      <w:r>
+        <w:rPr>
+          <w:sz w:val="24"/>
+          <w:szCs w:val="24"/>
+        </w:rPr>
+        <w:t xml:space="preserve"> definimos que o botão teria:</w:t>
+      </w:r>
+    </w:p>
+    <w:p>
+      <w:pPr>
+        <w:pStyle w:val="PargrafodaLista"/>
+        <w:numPr>
+          <w:ilvl w:val="0"/>
+          <w:numId w:val="18"/>
+        </w:numPr>
+        <w:tabs>
+          <w:tab w:val="left" w:pos="6375"/>
+        </w:tabs>
+        <w:rPr>
+          <w:sz w:val="24"/>
+          <w:szCs w:val="24"/>
+        </w:rPr>
+      </w:pPr>
+      <w:r>
+        <w:rPr>
+          <w:sz w:val="24"/>
+          <w:szCs w:val="24"/>
+        </w:rPr>
+        <w:t>Ocuparia 40%¨de largura</w:t>
+      </w:r>
+    </w:p>
+    <w:p>
+      <w:pPr>
+        <w:pStyle w:val="PargrafodaLista"/>
+        <w:numPr>
+          <w:ilvl w:val="0"/>
+          <w:numId w:val="18"/>
+        </w:numPr>
+        <w:tabs>
+          <w:tab w:val="left" w:pos="6375"/>
+        </w:tabs>
+        <w:rPr>
+          <w:sz w:val="24"/>
+          <w:szCs w:val="24"/>
+        </w:rPr>
+      </w:pPr>
+      <w:r>
+        <w:rPr>
+          <w:sz w:val="24"/>
+          <w:szCs w:val="24"/>
+        </w:rPr>
+        <w:t>Aumentamos o espaço interno tanto para cima como para baixo</w:t>
+      </w:r>
+    </w:p>
+    <w:p>
+      <w:pPr>
+        <w:pStyle w:val="PargrafodaLista"/>
+        <w:numPr>
+          <w:ilvl w:val="0"/>
+          <w:numId w:val="18"/>
+        </w:numPr>
+        <w:tabs>
+          <w:tab w:val="left" w:pos="6375"/>
+        </w:tabs>
+        <w:rPr>
+          <w:sz w:val="24"/>
+          <w:szCs w:val="24"/>
+        </w:rPr>
+      </w:pPr>
+      <w:r>
+        <w:rPr>
+          <w:sz w:val="24"/>
+          <w:szCs w:val="24"/>
+        </w:rPr>
+        <w:t xml:space="preserve">Colocamos uma cor de fundo Laranja (Orange) </w:t>
+      </w:r>
+    </w:p>
+    <w:p>
+      <w:pPr>
+        <w:pStyle w:val="PargrafodaLista"/>
+        <w:numPr>
+          <w:ilvl w:val="0"/>
+          <w:numId w:val="18"/>
+        </w:numPr>
+        <w:tabs>
+          <w:tab w:val="left" w:pos="6375"/>
+        </w:tabs>
+        <w:rPr>
+          <w:sz w:val="24"/>
+          <w:szCs w:val="24"/>
+        </w:rPr>
+      </w:pPr>
+      <w:r>
+        <w:rPr>
+          <w:sz w:val="24"/>
+          <w:szCs w:val="24"/>
+        </w:rPr>
+        <w:t xml:space="preserve">Alteramos a cor da letra para Branco (White) </w:t>
+      </w:r>
+    </w:p>
+    <w:p>
+      <w:pPr>
+        <w:pStyle w:val="PargrafodaLista"/>
+        <w:numPr>
+          <w:ilvl w:val="0"/>
+          <w:numId w:val="18"/>
+        </w:numPr>
+        <w:tabs>
+          <w:tab w:val="left" w:pos="6375"/>
+        </w:tabs>
+        <w:rPr>
+          <w:sz w:val="24"/>
+          <w:szCs w:val="24"/>
+        </w:rPr>
+      </w:pPr>
+      <w:r>
+        <w:rPr>
+          <w:sz w:val="24"/>
+          <w:szCs w:val="24"/>
+        </w:rPr>
+        <w:t>Deixamos a letra mais encorpada (</w:t>
+      </w:r>
+      <w:proofErr w:type="spellStart"/>
+      <w:r>
+        <w:rPr>
+          <w:sz w:val="24"/>
+          <w:szCs w:val="24"/>
+        </w:rPr>
+        <w:t>font-weight</w:t>
+      </w:r>
+      <w:proofErr w:type="spellEnd"/>
+      <w:r>
+        <w:rPr>
+          <w:sz w:val="24"/>
+          <w:szCs w:val="24"/>
+        </w:rPr>
+        <w:t xml:space="preserve">: </w:t>
+      </w:r>
+      <w:proofErr w:type="spellStart"/>
+      <w:r>
+        <w:rPr>
+          <w:sz w:val="24"/>
+          <w:szCs w:val="24"/>
+        </w:rPr>
+        <w:t>bold</w:t>
+      </w:r>
+      <w:proofErr w:type="spellEnd"/>
+      <w:r>
+        <w:rPr>
+          <w:sz w:val="24"/>
+          <w:szCs w:val="24"/>
+        </w:rPr>
+        <w:t>)</w:t>
+      </w:r>
+    </w:p>
+    <w:p>
+      <w:pPr>
+        <w:pStyle w:val="PargrafodaLista"/>
+        <w:numPr>
+          <w:ilvl w:val="0"/>
+          <w:numId w:val="18"/>
+        </w:numPr>
+        <w:tabs>
+          <w:tab w:val="left" w:pos="6375"/>
+        </w:tabs>
+        <w:rPr>
+          <w:sz w:val="24"/>
+          <w:szCs w:val="24"/>
+        </w:rPr>
+      </w:pPr>
+      <w:r>
+        <w:rPr>
+          <w:sz w:val="24"/>
+          <w:szCs w:val="24"/>
+        </w:rPr>
+        <w:t>Tiramos a borda do botão enviar</w:t>
+      </w:r>
+    </w:p>
+    <w:p>
+      <w:pPr>
+        <w:pStyle w:val="PargrafodaLista"/>
+        <w:numPr>
+          <w:ilvl w:val="0"/>
+          <w:numId w:val="18"/>
+        </w:numPr>
+        <w:tabs>
+          <w:tab w:val="left" w:pos="6375"/>
+        </w:tabs>
+        <w:rPr>
+          <w:sz w:val="24"/>
+          <w:szCs w:val="24"/>
+        </w:rPr>
+      </w:pPr>
+      <w:r>
+        <w:rPr>
+          <w:sz w:val="24"/>
+          <w:szCs w:val="24"/>
+        </w:rPr>
+        <w:t xml:space="preserve">Arredondamos os cantos utilizando </w:t>
+      </w:r>
+      <w:proofErr w:type="spellStart"/>
+      <w:r>
+        <w:rPr>
+          <w:sz w:val="24"/>
+          <w:szCs w:val="24"/>
+        </w:rPr>
+        <w:t>border-radius</w:t>
+      </w:r>
+      <w:proofErr w:type="spellEnd"/>
+      <w:r>
+        <w:rPr>
+          <w:sz w:val="24"/>
+          <w:szCs w:val="24"/>
+        </w:rPr>
+        <w:t>: 5px</w:t>
+      </w:r>
+    </w:p>
+    <w:p>
+      <w:pPr>
+        <w:pStyle w:val="PargrafodaLista"/>
+        <w:numPr>
+          <w:ilvl w:val="0"/>
+          <w:numId w:val="18"/>
+        </w:numPr>
+        <w:tabs>
+          <w:tab w:val="left" w:pos="6375"/>
+        </w:tabs>
+        <w:rPr>
+          <w:sz w:val="24"/>
+          <w:szCs w:val="24"/>
+        </w:rPr>
+      </w:pPr>
+      <w:r>
+        <w:rPr>
+          <w:sz w:val="24"/>
+          <w:szCs w:val="24"/>
+        </w:rPr>
+        <w:t xml:space="preserve">Ao passar o </w:t>
+      </w:r>
+      <w:proofErr w:type="spellStart"/>
+      <w:r>
+        <w:rPr>
+          <w:sz w:val="24"/>
+          <w:szCs w:val="24"/>
+        </w:rPr>
+        <w:t>mause</w:t>
+      </w:r>
+      <w:proofErr w:type="spellEnd"/>
+      <w:r>
+        <w:rPr>
+          <w:sz w:val="24"/>
+          <w:szCs w:val="24"/>
+        </w:rPr>
+        <w:t xml:space="preserve"> sobre o botão ele vira mãozinha (cursor: pointer)</w:t>
+      </w:r>
+    </w:p>
+    <w:p>
+      <w:pPr>
+        <w:pStyle w:val="PargrafodaLista"/>
+        <w:numPr>
+          <w:ilvl w:val="0"/>
+          <w:numId w:val="18"/>
+        </w:numPr>
+        <w:tabs>
+          <w:tab w:val="left" w:pos="6375"/>
+        </w:tabs>
+        <w:rPr>
+          <w:sz w:val="24"/>
+          <w:szCs w:val="24"/>
+        </w:rPr>
+      </w:pPr>
+      <w:r>
+        <w:rPr>
+          <w:sz w:val="24"/>
+          <w:szCs w:val="24"/>
+        </w:rPr>
+        <w:t xml:space="preserve">Criamos o enviar </w:t>
+      </w:r>
+      <w:proofErr w:type="spellStart"/>
+      <w:r>
+        <w:rPr>
+          <w:sz w:val="24"/>
+          <w:szCs w:val="24"/>
+        </w:rPr>
+        <w:t>hover</w:t>
+      </w:r>
+      <w:proofErr w:type="spellEnd"/>
+      <w:r>
+        <w:rPr>
+          <w:sz w:val="24"/>
+          <w:szCs w:val="24"/>
+        </w:rPr>
+        <w:t xml:space="preserve"> para realizar efeitos em nosso site, ao passar o mouse</w:t>
+      </w:r>
+    </w:p>
+    <w:p>
+      <w:pPr>
+        <w:pStyle w:val="PargrafodaLista"/>
+        <w:numPr>
+          <w:ilvl w:val="0"/>
+          <w:numId w:val="18"/>
+        </w:numPr>
+        <w:tabs>
+          <w:tab w:val="left" w:pos="6375"/>
+        </w:tabs>
+        <w:rPr>
+          <w:sz w:val="24"/>
+          <w:szCs w:val="24"/>
+        </w:rPr>
+      </w:pPr>
+      <w:r>
+        <w:rPr>
+          <w:sz w:val="24"/>
+          <w:szCs w:val="24"/>
+        </w:rPr>
+        <w:t>Trocar de cor para laranja escuro</w:t>
+      </w:r>
+    </w:p>
+    <w:p>
+      <w:pPr>
+        <w:pStyle w:val="PargrafodaLista"/>
+        <w:numPr>
+          <w:ilvl w:val="0"/>
+          <w:numId w:val="18"/>
+        </w:numPr>
+        <w:tabs>
+          <w:tab w:val="left" w:pos="6375"/>
+        </w:tabs>
+        <w:rPr>
+          <w:sz w:val="24"/>
+          <w:szCs w:val="24"/>
+        </w:rPr>
+      </w:pPr>
+      <w:proofErr w:type="gramStart"/>
+      <w:r>
+        <w:rPr>
+          <w:sz w:val="24"/>
+          <w:szCs w:val="24"/>
+        </w:rPr>
+        <w:t>No .enviar</w:t>
+      </w:r>
+      <w:proofErr w:type="gramEnd"/>
+      <w:r>
+        <w:rPr>
+          <w:sz w:val="24"/>
+          <w:szCs w:val="24"/>
+        </w:rPr>
+        <w:t xml:space="preserve"> adicionamos um </w:t>
+      </w:r>
+      <w:proofErr w:type="spellStart"/>
+      <w:r>
+        <w:rPr>
+          <w:sz w:val="24"/>
+          <w:szCs w:val="24"/>
+        </w:rPr>
+        <w:t>trans</w:t>
+      </w:r>
+      <w:r>
+        <w:rPr>
+          <w:sz w:val="24"/>
+          <w:szCs w:val="24"/>
+        </w:rPr>
+        <w:t>sition</w:t>
+      </w:r>
+      <w:proofErr w:type="spellEnd"/>
+      <w:r>
+        <w:rPr>
+          <w:sz w:val="24"/>
+          <w:szCs w:val="24"/>
+        </w:rPr>
+        <w:t>: 1s para as mudança possa ter um tempo de sua transição tanto de cor, aumentar o tamanho e a rotação</w:t>
+      </w:r>
+    </w:p>
+    <w:p>
+      <w:pPr>
+        <w:pStyle w:val="PargrafodaLista"/>
+        <w:numPr>
+          <w:ilvl w:val="0"/>
+          <w:numId w:val="18"/>
+        </w:numPr>
+        <w:tabs>
+          <w:tab w:val="left" w:pos="6375"/>
+        </w:tabs>
+        <w:rPr>
+          <w:sz w:val="24"/>
+          <w:szCs w:val="24"/>
+        </w:rPr>
+      </w:pPr>
+      <w:r>
+        <w:rPr>
+          <w:sz w:val="24"/>
+          <w:szCs w:val="24"/>
+        </w:rPr>
+        <w:t>No enviar houver</w:t>
+      </w:r>
+      <w:r>
+        <w:rPr>
+          <w:sz w:val="24"/>
+          <w:szCs w:val="24"/>
+        </w:rPr>
+        <w:t xml:space="preserve"> também utilizamos o </w:t>
+      </w:r>
+      <w:proofErr w:type="spellStart"/>
+      <w:r>
+        <w:rPr>
+          <w:sz w:val="24"/>
+          <w:szCs w:val="24"/>
+        </w:rPr>
+        <w:t>transform</w:t>
+      </w:r>
+      <w:proofErr w:type="spellEnd"/>
+      <w:r>
+        <w:rPr>
+          <w:sz w:val="24"/>
+          <w:szCs w:val="24"/>
+        </w:rPr>
+        <w:t xml:space="preserve"> para aumentar o tamanho do botão e ter a rotação.</w:t>
+      </w:r>
+    </w:p>
+    <w:p>
+      <w:pPr>
+        <w:pStyle w:val="PargrafodaLista"/>
+        <w:tabs>
+          <w:tab w:val="left" w:pos="6375"/>
+        </w:tabs>
+        <w:rPr>
+          <w:sz w:val="24"/>
+          <w:szCs w:val="24"/>
+        </w:rPr>
+      </w:pPr>
       <w:bookmarkStart w:id="0" w:name="_GoBack"/>
       <w:bookmarkEnd w:id="0"/>
+    </w:p>
+    <w:p>
+      <w:pPr>
+        <w:pStyle w:val="PargrafodaLista"/>
+        <w:tabs>
+          <w:tab w:val="left" w:pos="6375"/>
+        </w:tabs>
+        <w:rPr>
+          <w:sz w:val="24"/>
+          <w:szCs w:val="24"/>
+        </w:rPr>
+      </w:pPr>
+      <w:r>
+        <w:rPr>
+          <w:sz w:val="24"/>
+          <w:szCs w:val="24"/>
+        </w:rPr>
+        <w:drawing>
+          <wp:inline distT="0" distB="0" distL="0" distR="0" wp14:anchorId="0BD97AD7" wp14:editId="629D6C76">
+            <wp:extent cx="3724795" cy="2743583"/>
+            <wp:effectExtent l="0" t="0" r="9525" b="0"/>
+            <wp:docPr id="110" name="Imagem 110"/>
+            <wp:cNvGraphicFramePr>
+              <a:graphicFrameLocks xmlns:a="http://schemas.openxmlformats.org/drawingml/2006/main" noChangeAspect="1"/>
+            </wp:cNvGraphicFramePr>
+            <a:graphic xmlns:a="http://schemas.openxmlformats.org/drawingml/2006/main">
+              <a:graphicData uri="http://schemas.openxmlformats.org/drawingml/2006/picture">
+                <pic:pic xmlns:pic="http://schemas.openxmlformats.org/drawingml/2006/picture">
+                  <pic:nvPicPr>
+                    <pic:cNvPr id="1" name=""/>
+                    <pic:cNvPicPr/>
+                  </pic:nvPicPr>
+                  <pic:blipFill>
+                    <a:blip r:embed="rId93"/>
+                    <a:stretch>
+                      <a:fillRect/>
+                    </a:stretch>
+                  </pic:blipFill>
+                  <pic:spPr>
+                    <a:xfrm>
+                      <a:off x="0" y="0"/>
+                      <a:ext cx="3724795" cy="2743583"/>
+                    </a:xfrm>
+                    <a:prstGeom prst="rect">
+                      <a:avLst/>
+                    </a:prstGeom>
+                  </pic:spPr>
+                </pic:pic>
+              </a:graphicData>
+            </a:graphic>
+          </wp:inline>
+        </w:drawing>
+      </w:r>
+    </w:p>
+    <w:p>
+      <w:pPr>
+        <w:pStyle w:val="PargrafodaLista"/>
+        <w:tabs>
+          <w:tab w:val="left" w:pos="6375"/>
+        </w:tabs>
+        <w:rPr>
+          <w:sz w:val="24"/>
+          <w:szCs w:val="24"/>
+        </w:rPr>
+      </w:pPr>
+    </w:p>
+    <w:p>
+      <w:pPr>
+        <w:tabs>
+          <w:tab w:val="left" w:pos="6375"/>
+        </w:tabs>
+        <w:ind w:left="360"/>
+        <w:rPr>
+          <w:sz w:val="24"/>
+          <w:szCs w:val="24"/>
+        </w:rPr>
+      </w:pPr>
+      <w:r>
+        <w:rPr>
+          <w:sz w:val="24"/>
+          <w:szCs w:val="24"/>
+        </w:rPr>
+        <w:t xml:space="preserve">57. </w:t>
+      </w:r>
     </w:p>
     <w:sectPr>
       <w:pgSz w:w="11906" w:h="16838"/>
@@ -10898,6 +11577,119 @@
     </w:lvl>
   </w:abstractNum>
   <w:abstractNum w:abstractNumId="7" w15:restartNumberingAfterBreak="0">
+    <w:nsid w:val="32164133"/>
+    <w:multiLevelType w:val="hybridMultilevel"/>
+    <w:tmpl w:val="BB089FC2"/>
+    <w:lvl w:ilvl="0" w:tplc="04160001">
+      <w:start w:val="1"/>
+      <w:numFmt w:val="bullet"/>
+      <w:lvlText w:val=""/>
+      <w:lvlJc w:val="left"/>
+      <w:pPr>
+        <w:ind w:left="720" w:hanging="360"/>
+      </w:pPr>
+      <w:rPr>
+        <w:rFonts w:ascii="Symbol" w:hAnsi="Symbol" w:hint="default"/>
+      </w:rPr>
+    </w:lvl>
+    <w:lvl w:ilvl="1" w:tplc="04160003" w:tentative="1">
+      <w:start w:val="1"/>
+      <w:numFmt w:val="bullet"/>
+      <w:lvlText w:val="o"/>
+      <w:lvlJc w:val="left"/>
+      <w:pPr>
+        <w:ind w:left="1440" w:hanging="360"/>
+      </w:pPr>
+      <w:rPr>
+        <w:rFonts w:ascii="Courier New" w:hAnsi="Courier New" w:cs="Courier New" w:hint="default"/>
+      </w:rPr>
+    </w:lvl>
+    <w:lvl w:ilvl="2" w:tplc="04160005" w:tentative="1">
+      <w:start w:val="1"/>
+      <w:numFmt w:val="bullet"/>
+      <w:lvlText w:val=""/>
+      <w:lvlJc w:val="left"/>
+      <w:pPr>
+        <w:ind w:left="2160" w:hanging="360"/>
+      </w:pPr>
+      <w:rPr>
+        <w:rFonts w:ascii="Wingdings" w:hAnsi="Wingdings" w:hint="default"/>
+      </w:rPr>
+    </w:lvl>
+    <w:lvl w:ilvl="3" w:tplc="04160001" w:tentative="1">
+      <w:start w:val="1"/>
+      <w:numFmt w:val="bullet"/>
+      <w:lvlText w:val=""/>
+      <w:lvlJc w:val="left"/>
+      <w:pPr>
+        <w:ind w:left="2880" w:hanging="360"/>
+      </w:pPr>
+      <w:rPr>
+        <w:rFonts w:ascii="Symbol" w:hAnsi="Symbol" w:hint="default"/>
+      </w:rPr>
+    </w:lvl>
+    <w:lvl w:ilvl="4" w:tplc="04160003" w:tentative="1">
+      <w:start w:val="1"/>
+      <w:numFmt w:val="bullet"/>
+      <w:lvlText w:val="o"/>
+      <w:lvlJc w:val="left"/>
+      <w:pPr>
+        <w:ind w:left="3600" w:hanging="360"/>
+      </w:pPr>
+      <w:rPr>
+        <w:rFonts w:ascii="Courier New" w:hAnsi="Courier New" w:cs="Courier New" w:hint="default"/>
+      </w:rPr>
+    </w:lvl>
+    <w:lvl w:ilvl="5" w:tplc="04160005" w:tentative="1">
+      <w:start w:val="1"/>
+      <w:numFmt w:val="bullet"/>
+      <w:lvlText w:val=""/>
+      <w:lvlJc w:val="left"/>
+      <w:pPr>
+        <w:ind w:left="4320" w:hanging="360"/>
+      </w:pPr>
+      <w:rPr>
+        <w:rFonts w:ascii="Wingdings" w:hAnsi="Wingdings" w:hint="default"/>
+      </w:rPr>
+    </w:lvl>
+    <w:lvl w:ilvl="6" w:tplc="04160001" w:tentative="1">
+      <w:start w:val="1"/>
+      <w:numFmt w:val="bullet"/>
+      <w:lvlText w:val=""/>
+      <w:lvlJc w:val="left"/>
+      <w:pPr>
+        <w:ind w:left="5040" w:hanging="360"/>
+      </w:pPr>
+      <w:rPr>
+        <w:rFonts w:ascii="Symbol" w:hAnsi="Symbol" w:hint="default"/>
+      </w:rPr>
+    </w:lvl>
+    <w:lvl w:ilvl="7" w:tplc="04160003" w:tentative="1">
+      <w:start w:val="1"/>
+      <w:numFmt w:val="bullet"/>
+      <w:lvlText w:val="o"/>
+      <w:lvlJc w:val="left"/>
+      <w:pPr>
+        <w:ind w:left="5760" w:hanging="360"/>
+      </w:pPr>
+      <w:rPr>
+        <w:rFonts w:ascii="Courier New" w:hAnsi="Courier New" w:cs="Courier New" w:hint="default"/>
+      </w:rPr>
+    </w:lvl>
+    <w:lvl w:ilvl="8" w:tplc="04160005" w:tentative="1">
+      <w:start w:val="1"/>
+      <w:numFmt w:val="bullet"/>
+      <w:lvlText w:val=""/>
+      <w:lvlJc w:val="left"/>
+      <w:pPr>
+        <w:ind w:left="6480" w:hanging="360"/>
+      </w:pPr>
+      <w:rPr>
+        <w:rFonts w:ascii="Wingdings" w:hAnsi="Wingdings" w:hint="default"/>
+      </w:rPr>
+    </w:lvl>
+  </w:abstractNum>
+  <w:abstractNum w:abstractNumId="8" w15:restartNumberingAfterBreak="0">
     <w:nsid w:val="33F91538"/>
     <w:multiLevelType w:val="hybridMultilevel"/>
     <w:tmpl w:val="544682B8"/>
@@ -10983,7 +11775,7 @@
       </w:pPr>
     </w:lvl>
   </w:abstractNum>
-  <w:abstractNum w:abstractNumId="8" w15:restartNumberingAfterBreak="0">
+  <w:abstractNum w:abstractNumId="9" w15:restartNumberingAfterBreak="0">
     <w:nsid w:val="350C5BBD"/>
     <w:multiLevelType w:val="hybridMultilevel"/>
     <w:tmpl w:val="45D6B428"/>
@@ -11069,7 +11861,7 @@
       </w:pPr>
     </w:lvl>
   </w:abstractNum>
-  <w:abstractNum w:abstractNumId="9" w15:restartNumberingAfterBreak="0">
+  <w:abstractNum w:abstractNumId="10" w15:restartNumberingAfterBreak="0">
     <w:nsid w:val="51A03075"/>
     <w:multiLevelType w:val="hybridMultilevel"/>
     <w:tmpl w:val="BE7AC914"/>
@@ -11155,7 +11947,7 @@
       </w:pPr>
     </w:lvl>
   </w:abstractNum>
-  <w:abstractNum w:abstractNumId="10" w15:restartNumberingAfterBreak="0">
+  <w:abstractNum w:abstractNumId="11" w15:restartNumberingAfterBreak="0">
     <w:nsid w:val="599B4940"/>
     <w:multiLevelType w:val="hybridMultilevel"/>
     <w:tmpl w:val="D49E4644"/>
@@ -11241,7 +12033,7 @@
       </w:pPr>
     </w:lvl>
   </w:abstractNum>
-  <w:abstractNum w:abstractNumId="11" w15:restartNumberingAfterBreak="0">
+  <w:abstractNum w:abstractNumId="12" w15:restartNumberingAfterBreak="0">
     <w:nsid w:val="602D60CA"/>
     <w:multiLevelType w:val="hybridMultilevel"/>
     <w:tmpl w:val="CF127526"/>
@@ -11327,7 +12119,7 @@
       </w:pPr>
     </w:lvl>
   </w:abstractNum>
-  <w:abstractNum w:abstractNumId="12" w15:restartNumberingAfterBreak="0">
+  <w:abstractNum w:abstractNumId="13" w15:restartNumberingAfterBreak="0">
     <w:nsid w:val="66B212FA"/>
     <w:multiLevelType w:val="hybridMultilevel"/>
     <w:tmpl w:val="A3C2FC62"/>
@@ -11440,7 +12232,7 @@
       </w:rPr>
     </w:lvl>
   </w:abstractNum>
-  <w:abstractNum w:abstractNumId="13" w15:restartNumberingAfterBreak="0">
+  <w:abstractNum w:abstractNumId="14" w15:restartNumberingAfterBreak="0">
     <w:nsid w:val="691D4F4A"/>
     <w:multiLevelType w:val="hybridMultilevel"/>
     <w:tmpl w:val="0442CE32"/>
@@ -11526,7 +12318,7 @@
       </w:pPr>
     </w:lvl>
   </w:abstractNum>
-  <w:abstractNum w:abstractNumId="14" w15:restartNumberingAfterBreak="0">
+  <w:abstractNum w:abstractNumId="15" w15:restartNumberingAfterBreak="0">
     <w:nsid w:val="6A852FEE"/>
     <w:multiLevelType w:val="hybridMultilevel"/>
     <w:tmpl w:val="05781790"/>
@@ -11639,7 +12431,7 @@
       </w:rPr>
     </w:lvl>
   </w:abstractNum>
-  <w:abstractNum w:abstractNumId="15" w15:restartNumberingAfterBreak="0">
+  <w:abstractNum w:abstractNumId="16" w15:restartNumberingAfterBreak="0">
     <w:nsid w:val="6C426B4F"/>
     <w:multiLevelType w:val="hybridMultilevel"/>
     <w:tmpl w:val="ADA8A81E"/>
@@ -11752,7 +12544,7 @@
       </w:rPr>
     </w:lvl>
   </w:abstractNum>
-  <w:abstractNum w:abstractNumId="16" w15:restartNumberingAfterBreak="0">
+  <w:abstractNum w:abstractNumId="17" w15:restartNumberingAfterBreak="0">
     <w:nsid w:val="7DC413BE"/>
     <w:multiLevelType w:val="hybridMultilevel"/>
     <w:tmpl w:val="A45E5114"/>
@@ -11866,22 +12658,22 @@
     </w:lvl>
   </w:abstractNum>
   <w:num w:numId="1">
-    <w:abstractNumId w:val="15"/>
+    <w:abstractNumId w:val="16"/>
   </w:num>
   <w:num w:numId="2">
     <w:abstractNumId w:val="0"/>
   </w:num>
   <w:num w:numId="3">
-    <w:abstractNumId w:val="16"/>
+    <w:abstractNumId w:val="17"/>
   </w:num>
   <w:num w:numId="4">
     <w:abstractNumId w:val="1"/>
   </w:num>
   <w:num w:numId="5">
-    <w:abstractNumId w:val="11"/>
+    <w:abstractNumId w:val="12"/>
   </w:num>
   <w:num w:numId="6">
-    <w:abstractNumId w:val="7"/>
+    <w:abstractNumId w:val="8"/>
   </w:num>
   <w:num w:numId="7">
     <w:abstractNumId w:val="2"/>
@@ -11896,25 +12688,28 @@
     <w:abstractNumId w:val="4"/>
   </w:num>
   <w:num w:numId="11">
-    <w:abstractNumId w:val="12"/>
+    <w:abstractNumId w:val="13"/>
   </w:num>
   <w:num w:numId="12">
-    <w:abstractNumId w:val="8"/>
+    <w:abstractNumId w:val="9"/>
   </w:num>
   <w:num w:numId="13">
-    <w:abstractNumId w:val="13"/>
+    <w:abstractNumId w:val="14"/>
   </w:num>
   <w:num w:numId="14">
-    <w:abstractNumId w:val="14"/>
+    <w:abstractNumId w:val="15"/>
   </w:num>
   <w:num w:numId="15">
     <w:abstractNumId w:val="6"/>
   </w:num>
   <w:num w:numId="16">
+    <w:abstractNumId w:val="11"/>
+  </w:num>
+  <w:num w:numId="17">
     <w:abstractNumId w:val="10"/>
   </w:num>
-  <w:num w:numId="17">
-    <w:abstractNumId w:val="9"/>
+  <w:num w:numId="18">
+    <w:abstractNumId w:val="7"/>
   </w:num>
 </w:numbering>
 </file>

--- a/Apostila Space For Men.docx
+++ b/Apostila Space For Men.docx
@@ -10194,6 +10194,7 @@
       </w:r>
       <w:r>
         <w:rPr>
+          <w:noProof/>
           <w:sz w:val="24"/>
           <w:szCs w:val="24"/>
         </w:rPr>
@@ -10713,8 +10714,6 @@
           <w:szCs w:val="24"/>
         </w:rPr>
       </w:pPr>
-      <w:bookmarkStart w:id="0" w:name="_GoBack"/>
-      <w:bookmarkEnd w:id="0"/>
     </w:p>
     <w:p>
       <w:pPr>
@@ -10729,6 +10728,7 @@
       </w:pPr>
       <w:r>
         <w:rPr>
+          <w:noProof/>
           <w:sz w:val="24"/>
           <w:szCs w:val="24"/>
         </w:rPr>
@@ -10783,6 +10783,2017 @@
     </w:p>
     <w:p>
       <w:pPr>
+        <w:pStyle w:val="PargrafodaLista"/>
+        <w:tabs>
+          <w:tab w:val="left" w:pos="1275"/>
+        </w:tabs>
+        <w:rPr>
+          <w:sz w:val="24"/>
+          <w:szCs w:val="24"/>
+        </w:rPr>
+      </w:pPr>
+      <w:r>
+        <w:rPr>
+          <w:sz w:val="24"/>
+          <w:szCs w:val="24"/>
+        </w:rPr>
+        <w:t>57 – Logo abaixo do forme criamos a estrutura da tabela conforme código:</w:t>
+      </w:r>
+    </w:p>
+    <w:p>
+      <w:pPr>
+        <w:pStyle w:val="PargrafodaLista"/>
+        <w:tabs>
+          <w:tab w:val="left" w:pos="1275"/>
+        </w:tabs>
+        <w:rPr>
+          <w:sz w:val="24"/>
+          <w:szCs w:val="24"/>
+        </w:rPr>
+      </w:pPr>
+    </w:p>
+    <w:p>
+      <w:pPr>
+        <w:pStyle w:val="PargrafodaLista"/>
+        <w:tabs>
+          <w:tab w:val="left" w:pos="1275"/>
+        </w:tabs>
+        <w:rPr>
+          <w:sz w:val="24"/>
+          <w:szCs w:val="24"/>
+        </w:rPr>
+      </w:pPr>
+      <w:r>
+        <w:rPr>
+          <w:noProof/>
+          <w:sz w:val="24"/>
+          <w:szCs w:val="24"/>
+        </w:rPr>
+        <w:lastRenderedPageBreak/>
+        <w:drawing>
+          <wp:inline distT="0" distB="0" distL="0" distR="0" wp14:anchorId="4120E310" wp14:editId="25B3BA53">
+            <wp:extent cx="2562583" cy="3972479"/>
+            <wp:effectExtent l="0" t="0" r="9525" b="0"/>
+            <wp:docPr id="113" name="Imagem 113"/>
+            <wp:cNvGraphicFramePr>
+              <a:graphicFrameLocks xmlns:a="http://schemas.openxmlformats.org/drawingml/2006/main" noChangeAspect="1"/>
+            </wp:cNvGraphicFramePr>
+            <a:graphic xmlns:a="http://schemas.openxmlformats.org/drawingml/2006/main">
+              <a:graphicData uri="http://schemas.openxmlformats.org/drawingml/2006/picture">
+                <pic:pic xmlns:pic="http://schemas.openxmlformats.org/drawingml/2006/picture">
+                  <pic:nvPicPr>
+                    <pic:cNvPr id="1" name=""/>
+                    <pic:cNvPicPr/>
+                  </pic:nvPicPr>
+                  <pic:blipFill>
+                    <a:blip r:embed="rId94"/>
+                    <a:stretch>
+                      <a:fillRect/>
+                    </a:stretch>
+                  </pic:blipFill>
+                  <pic:spPr>
+                    <a:xfrm>
+                      <a:off x="0" y="0"/>
+                      <a:ext cx="2562583" cy="3972479"/>
+                    </a:xfrm>
+                    <a:prstGeom prst="rect">
+                      <a:avLst/>
+                    </a:prstGeom>
+                  </pic:spPr>
+                </pic:pic>
+              </a:graphicData>
+            </a:graphic>
+          </wp:inline>
+        </w:drawing>
+      </w:r>
+    </w:p>
+    <w:p>
+      <w:pPr>
+        <w:pStyle w:val="PargrafodaLista"/>
+        <w:tabs>
+          <w:tab w:val="left" w:pos="1275"/>
+        </w:tabs>
+        <w:rPr>
+          <w:sz w:val="24"/>
+          <w:szCs w:val="24"/>
+        </w:rPr>
+      </w:pPr>
+    </w:p>
+    <w:p>
+      <w:pPr>
+        <w:pStyle w:val="PargrafodaLista"/>
+        <w:tabs>
+          <w:tab w:val="left" w:pos="1275"/>
+        </w:tabs>
+        <w:rPr>
+          <w:sz w:val="24"/>
+          <w:szCs w:val="24"/>
+        </w:rPr>
+      </w:pPr>
+      <w:r>
+        <w:rPr>
+          <w:sz w:val="24"/>
+          <w:szCs w:val="24"/>
+        </w:rPr>
+        <w:t xml:space="preserve">58 – Trabalhando com a tabela estamos utilizando o </w:t>
+      </w:r>
+      <w:proofErr w:type="spellStart"/>
+      <w:r>
+        <w:rPr>
+          <w:sz w:val="24"/>
+          <w:szCs w:val="24"/>
+        </w:rPr>
+        <w:t>Thead</w:t>
+      </w:r>
+      <w:proofErr w:type="spellEnd"/>
+      <w:r>
+        <w:rPr>
+          <w:sz w:val="24"/>
+          <w:szCs w:val="24"/>
+        </w:rPr>
+        <w:t xml:space="preserve"> (cabeçalho da tabela) e o </w:t>
+      </w:r>
+      <w:proofErr w:type="spellStart"/>
+      <w:proofErr w:type="gramStart"/>
+      <w:r>
+        <w:rPr>
+          <w:sz w:val="24"/>
+          <w:szCs w:val="24"/>
+        </w:rPr>
+        <w:t>tbody</w:t>
+      </w:r>
+      <w:proofErr w:type="spellEnd"/>
+      <w:r>
+        <w:rPr>
+          <w:sz w:val="24"/>
+          <w:szCs w:val="24"/>
+        </w:rPr>
+        <w:t>(</w:t>
+      </w:r>
+      <w:proofErr w:type="gramEnd"/>
+      <w:r>
+        <w:rPr>
+          <w:sz w:val="24"/>
+          <w:szCs w:val="24"/>
+        </w:rPr>
+        <w:t xml:space="preserve">corpo da tabela) e dentro do </w:t>
+      </w:r>
+      <w:proofErr w:type="spellStart"/>
+      <w:r>
+        <w:rPr>
+          <w:sz w:val="24"/>
+          <w:szCs w:val="24"/>
+        </w:rPr>
+        <w:t>thead</w:t>
+      </w:r>
+      <w:proofErr w:type="spellEnd"/>
+      <w:r>
+        <w:rPr>
+          <w:sz w:val="24"/>
+          <w:szCs w:val="24"/>
+        </w:rPr>
+        <w:t xml:space="preserve"> temos o </w:t>
+      </w:r>
+      <w:proofErr w:type="spellStart"/>
+      <w:r>
+        <w:rPr>
+          <w:sz w:val="24"/>
+          <w:szCs w:val="24"/>
+        </w:rPr>
+        <w:t>th</w:t>
+      </w:r>
+      <w:proofErr w:type="spellEnd"/>
+      <w:r>
+        <w:rPr>
+          <w:sz w:val="24"/>
+          <w:szCs w:val="24"/>
+        </w:rPr>
+        <w:t xml:space="preserve"> que são os dados do cabeçalho da tabela.</w:t>
+      </w:r>
+    </w:p>
+    <w:p>
+      <w:pPr>
+        <w:pStyle w:val="PargrafodaLista"/>
+        <w:tabs>
+          <w:tab w:val="left" w:pos="1275"/>
+        </w:tabs>
+        <w:rPr>
+          <w:sz w:val="24"/>
+          <w:szCs w:val="24"/>
+        </w:rPr>
+      </w:pPr>
+    </w:p>
+    <w:p>
+      <w:pPr>
+        <w:pStyle w:val="PargrafodaLista"/>
+        <w:tabs>
+          <w:tab w:val="left" w:pos="1275"/>
+        </w:tabs>
+        <w:rPr>
+          <w:sz w:val="24"/>
+          <w:szCs w:val="24"/>
+        </w:rPr>
+      </w:pPr>
+      <w:r>
+        <w:rPr>
+          <w:noProof/>
+          <w:sz w:val="24"/>
+          <w:szCs w:val="24"/>
+        </w:rPr>
+        <w:drawing>
+          <wp:inline distT="0" distB="0" distL="0" distR="0" wp14:anchorId="7AFFD000" wp14:editId="42DB85A3">
+            <wp:extent cx="4029637" cy="2581635"/>
+            <wp:effectExtent l="0" t="0" r="9525" b="9525"/>
+            <wp:docPr id="114" name="Imagem 114"/>
+            <wp:cNvGraphicFramePr>
+              <a:graphicFrameLocks xmlns:a="http://schemas.openxmlformats.org/drawingml/2006/main" noChangeAspect="1"/>
+            </wp:cNvGraphicFramePr>
+            <a:graphic xmlns:a="http://schemas.openxmlformats.org/drawingml/2006/main">
+              <a:graphicData uri="http://schemas.openxmlformats.org/drawingml/2006/picture">
+                <pic:pic xmlns:pic="http://schemas.openxmlformats.org/drawingml/2006/picture">
+                  <pic:nvPicPr>
+                    <pic:cNvPr id="1" name=""/>
+                    <pic:cNvPicPr/>
+                  </pic:nvPicPr>
+                  <pic:blipFill>
+                    <a:blip r:embed="rId95"/>
+                    <a:stretch>
+                      <a:fillRect/>
+                    </a:stretch>
+                  </pic:blipFill>
+                  <pic:spPr>
+                    <a:xfrm>
+                      <a:off x="0" y="0"/>
+                      <a:ext cx="4029637" cy="2581635"/>
+                    </a:xfrm>
+                    <a:prstGeom prst="rect">
+                      <a:avLst/>
+                    </a:prstGeom>
+                  </pic:spPr>
+                </pic:pic>
+              </a:graphicData>
+            </a:graphic>
+          </wp:inline>
+        </w:drawing>
+      </w:r>
+    </w:p>
+    <w:p>
+      <w:pPr>
+        <w:pStyle w:val="PargrafodaLista"/>
+        <w:tabs>
+          <w:tab w:val="left" w:pos="1275"/>
+        </w:tabs>
+        <w:rPr>
+          <w:sz w:val="24"/>
+          <w:szCs w:val="24"/>
+        </w:rPr>
+      </w:pPr>
+    </w:p>
+    <w:p>
+      <w:pPr>
+        <w:pStyle w:val="PargrafodaLista"/>
+        <w:tabs>
+          <w:tab w:val="left" w:pos="1275"/>
+        </w:tabs>
+        <w:rPr>
+          <w:sz w:val="24"/>
+          <w:szCs w:val="24"/>
+        </w:rPr>
+      </w:pPr>
+      <w:r>
+        <w:rPr>
+          <w:sz w:val="24"/>
+          <w:szCs w:val="24"/>
+        </w:rPr>
+        <w:t xml:space="preserve">59 – No </w:t>
+      </w:r>
+      <w:proofErr w:type="spellStart"/>
+      <w:r>
+        <w:rPr>
+          <w:sz w:val="24"/>
+          <w:szCs w:val="24"/>
+        </w:rPr>
+        <w:t>css</w:t>
+      </w:r>
+      <w:proofErr w:type="spellEnd"/>
+      <w:r>
+        <w:rPr>
+          <w:sz w:val="24"/>
+          <w:szCs w:val="24"/>
+        </w:rPr>
+        <w:t xml:space="preserve"> da tabela vamos dar um espaço externo para cima e para baixo.</w:t>
+      </w:r>
+    </w:p>
+    <w:p>
+      <w:pPr>
+        <w:pStyle w:val="PargrafodaLista"/>
+        <w:tabs>
+          <w:tab w:val="left" w:pos="1275"/>
+        </w:tabs>
+        <w:rPr>
+          <w:sz w:val="24"/>
+          <w:szCs w:val="24"/>
+        </w:rPr>
+      </w:pPr>
+      <w:r>
+        <w:rPr>
+          <w:noProof/>
+          <w:sz w:val="24"/>
+          <w:szCs w:val="24"/>
+        </w:rPr>
+        <w:lastRenderedPageBreak/>
+        <w:drawing>
+          <wp:inline distT="0" distB="0" distL="0" distR="0" wp14:anchorId="7AA29EF2" wp14:editId="4BB896DC">
+            <wp:extent cx="3600953" cy="1705213"/>
+            <wp:effectExtent l="0" t="0" r="0" b="9525"/>
+            <wp:docPr id="115" name="Imagem 115"/>
+            <wp:cNvGraphicFramePr>
+              <a:graphicFrameLocks xmlns:a="http://schemas.openxmlformats.org/drawingml/2006/main" noChangeAspect="1"/>
+            </wp:cNvGraphicFramePr>
+            <a:graphic xmlns:a="http://schemas.openxmlformats.org/drawingml/2006/main">
+              <a:graphicData uri="http://schemas.openxmlformats.org/drawingml/2006/picture">
+                <pic:pic xmlns:pic="http://schemas.openxmlformats.org/drawingml/2006/picture">
+                  <pic:nvPicPr>
+                    <pic:cNvPr id="1" name=""/>
+                    <pic:cNvPicPr/>
+                  </pic:nvPicPr>
+                  <pic:blipFill>
+                    <a:blip r:embed="rId96"/>
+                    <a:stretch>
+                      <a:fillRect/>
+                    </a:stretch>
+                  </pic:blipFill>
+                  <pic:spPr>
+                    <a:xfrm>
+                      <a:off x="0" y="0"/>
+                      <a:ext cx="3600953" cy="1705213"/>
+                    </a:xfrm>
+                    <a:prstGeom prst="rect">
+                      <a:avLst/>
+                    </a:prstGeom>
+                  </pic:spPr>
+                </pic:pic>
+              </a:graphicData>
+            </a:graphic>
+          </wp:inline>
+        </w:drawing>
+      </w:r>
+      <w:r>
+        <w:rPr>
+          <w:sz w:val="24"/>
+          <w:szCs w:val="24"/>
+        </w:rPr>
+        <w:t xml:space="preserve">  </w:t>
+      </w:r>
+    </w:p>
+    <w:p>
+      <w:pPr>
+        <w:pStyle w:val="PargrafodaLista"/>
+        <w:tabs>
+          <w:tab w:val="left" w:pos="1275"/>
+        </w:tabs>
+        <w:rPr>
+          <w:sz w:val="24"/>
+          <w:szCs w:val="24"/>
+        </w:rPr>
+      </w:pPr>
+    </w:p>
+    <w:p>
+      <w:pPr>
+        <w:pStyle w:val="PargrafodaLista"/>
+        <w:tabs>
+          <w:tab w:val="left" w:pos="1275"/>
+        </w:tabs>
+        <w:rPr>
+          <w:sz w:val="24"/>
+          <w:szCs w:val="24"/>
+        </w:rPr>
+      </w:pPr>
+      <w:r>
+        <w:rPr>
+          <w:sz w:val="24"/>
+          <w:szCs w:val="24"/>
+        </w:rPr>
+        <w:t>60</w:t>
+      </w:r>
+      <w:proofErr w:type="gramStart"/>
+      <w:r>
+        <w:rPr>
+          <w:sz w:val="24"/>
+          <w:szCs w:val="24"/>
+        </w:rPr>
+        <w:t>-  No</w:t>
+      </w:r>
+      <w:proofErr w:type="gramEnd"/>
+      <w:r>
+        <w:rPr>
+          <w:sz w:val="24"/>
+          <w:szCs w:val="24"/>
+        </w:rPr>
+        <w:t xml:space="preserve"> cabeçalho da tabela adicionamos uma cor de fundo mudamos a cor do texto e deixamos mais encorpado.</w:t>
+      </w:r>
+    </w:p>
+    <w:p>
+      <w:pPr>
+        <w:pStyle w:val="PargrafodaLista"/>
+        <w:tabs>
+          <w:tab w:val="left" w:pos="1275"/>
+        </w:tabs>
+        <w:rPr>
+          <w:sz w:val="24"/>
+          <w:szCs w:val="24"/>
+        </w:rPr>
+      </w:pPr>
+    </w:p>
+    <w:p>
+      <w:pPr>
+        <w:pStyle w:val="PargrafodaLista"/>
+        <w:tabs>
+          <w:tab w:val="left" w:pos="1275"/>
+        </w:tabs>
+        <w:rPr>
+          <w:sz w:val="24"/>
+          <w:szCs w:val="24"/>
+        </w:rPr>
+      </w:pPr>
+      <w:r>
+        <w:rPr>
+          <w:noProof/>
+          <w:sz w:val="24"/>
+          <w:szCs w:val="24"/>
+        </w:rPr>
+        <w:drawing>
+          <wp:inline distT="0" distB="0" distL="0" distR="0" wp14:anchorId="038053F6" wp14:editId="6D21B644">
+            <wp:extent cx="4706007" cy="1876687"/>
+            <wp:effectExtent l="0" t="0" r="0" b="9525"/>
+            <wp:docPr id="117" name="Imagem 117"/>
+            <wp:cNvGraphicFramePr>
+              <a:graphicFrameLocks xmlns:a="http://schemas.openxmlformats.org/drawingml/2006/main" noChangeAspect="1"/>
+            </wp:cNvGraphicFramePr>
+            <a:graphic xmlns:a="http://schemas.openxmlformats.org/drawingml/2006/main">
+              <a:graphicData uri="http://schemas.openxmlformats.org/drawingml/2006/picture">
+                <pic:pic xmlns:pic="http://schemas.openxmlformats.org/drawingml/2006/picture">
+                  <pic:nvPicPr>
+                    <pic:cNvPr id="1" name=""/>
+                    <pic:cNvPicPr/>
+                  </pic:nvPicPr>
+                  <pic:blipFill>
+                    <a:blip r:embed="rId97"/>
+                    <a:stretch>
+                      <a:fillRect/>
+                    </a:stretch>
+                  </pic:blipFill>
+                  <pic:spPr>
+                    <a:xfrm>
+                      <a:off x="0" y="0"/>
+                      <a:ext cx="4706007" cy="1876687"/>
+                    </a:xfrm>
+                    <a:prstGeom prst="rect">
+                      <a:avLst/>
+                    </a:prstGeom>
+                  </pic:spPr>
+                </pic:pic>
+              </a:graphicData>
+            </a:graphic>
+          </wp:inline>
+        </w:drawing>
+      </w:r>
+    </w:p>
+    <w:p>
+      <w:pPr>
+        <w:pStyle w:val="PargrafodaLista"/>
+        <w:tabs>
+          <w:tab w:val="left" w:pos="1275"/>
+        </w:tabs>
+        <w:rPr>
+          <w:sz w:val="24"/>
+          <w:szCs w:val="24"/>
+        </w:rPr>
+      </w:pPr>
+    </w:p>
+    <w:p>
+      <w:pPr>
+        <w:pStyle w:val="PargrafodaLista"/>
+        <w:tabs>
+          <w:tab w:val="left" w:pos="1275"/>
+        </w:tabs>
+        <w:rPr>
+          <w:sz w:val="24"/>
+          <w:szCs w:val="24"/>
+        </w:rPr>
+      </w:pPr>
+      <w:r>
+        <w:rPr>
+          <w:sz w:val="24"/>
+          <w:szCs w:val="24"/>
+        </w:rPr>
+        <w:t>61- Colocamos uma borda nos dados da tabela e no cabeçalho conforme código:</w:t>
+      </w:r>
+    </w:p>
+    <w:p>
+      <w:pPr>
+        <w:pStyle w:val="PargrafodaLista"/>
+        <w:tabs>
+          <w:tab w:val="left" w:pos="1275"/>
+        </w:tabs>
+        <w:rPr>
+          <w:sz w:val="24"/>
+          <w:szCs w:val="24"/>
+        </w:rPr>
+      </w:pPr>
+      <w:r>
+        <w:rPr>
+          <w:noProof/>
+          <w:sz w:val="24"/>
+          <w:szCs w:val="24"/>
+        </w:rPr>
+        <w:drawing>
+          <wp:inline distT="0" distB="0" distL="0" distR="0" wp14:anchorId="415A4DDB" wp14:editId="4069ADD7">
+            <wp:extent cx="4696480" cy="1476581"/>
+            <wp:effectExtent l="0" t="0" r="8890" b="9525"/>
+            <wp:docPr id="118" name="Imagem 118"/>
+            <wp:cNvGraphicFramePr>
+              <a:graphicFrameLocks xmlns:a="http://schemas.openxmlformats.org/drawingml/2006/main" noChangeAspect="1"/>
+            </wp:cNvGraphicFramePr>
+            <a:graphic xmlns:a="http://schemas.openxmlformats.org/drawingml/2006/main">
+              <a:graphicData uri="http://schemas.openxmlformats.org/drawingml/2006/picture">
+                <pic:pic xmlns:pic="http://schemas.openxmlformats.org/drawingml/2006/picture">
+                  <pic:nvPicPr>
+                    <pic:cNvPr id="1" name=""/>
+                    <pic:cNvPicPr/>
+                  </pic:nvPicPr>
+                  <pic:blipFill>
+                    <a:blip r:embed="rId98"/>
+                    <a:stretch>
+                      <a:fillRect/>
+                    </a:stretch>
+                  </pic:blipFill>
+                  <pic:spPr>
+                    <a:xfrm>
+                      <a:off x="0" y="0"/>
+                      <a:ext cx="4696480" cy="1476581"/>
+                    </a:xfrm>
+                    <a:prstGeom prst="rect">
+                      <a:avLst/>
+                    </a:prstGeom>
+                  </pic:spPr>
+                </pic:pic>
+              </a:graphicData>
+            </a:graphic>
+          </wp:inline>
+        </w:drawing>
+      </w:r>
+    </w:p>
+    <w:p>
+      <w:pPr>
+        <w:pStyle w:val="PargrafodaLista"/>
+        <w:tabs>
+          <w:tab w:val="left" w:pos="1275"/>
+        </w:tabs>
+        <w:rPr>
+          <w:sz w:val="24"/>
+          <w:szCs w:val="24"/>
+        </w:rPr>
+      </w:pPr>
+    </w:p>
+    <w:p>
+      <w:pPr>
+        <w:pStyle w:val="PargrafodaLista"/>
+        <w:tabs>
+          <w:tab w:val="left" w:pos="1275"/>
+        </w:tabs>
+        <w:rPr>
+          <w:sz w:val="24"/>
+          <w:szCs w:val="24"/>
+        </w:rPr>
+      </w:pPr>
+      <w:r>
+        <w:rPr>
+          <w:sz w:val="24"/>
+          <w:szCs w:val="24"/>
+        </w:rPr>
+        <w:t xml:space="preserve">62 – Agora vamos dar um espaço interno para cima e para </w:t>
+      </w:r>
+      <w:proofErr w:type="gramStart"/>
+      <w:r>
+        <w:rPr>
+          <w:sz w:val="24"/>
+          <w:szCs w:val="24"/>
+        </w:rPr>
+        <w:t>baixo  e</w:t>
+      </w:r>
+      <w:proofErr w:type="gramEnd"/>
+      <w:r>
+        <w:rPr>
+          <w:sz w:val="24"/>
+          <w:szCs w:val="24"/>
+        </w:rPr>
+        <w:t xml:space="preserve"> para os lado esquerdo e direito.</w:t>
+      </w:r>
+    </w:p>
+    <w:p>
+      <w:pPr>
+        <w:pStyle w:val="PargrafodaLista"/>
+        <w:tabs>
+          <w:tab w:val="left" w:pos="1275"/>
+        </w:tabs>
+        <w:rPr>
+          <w:sz w:val="24"/>
+          <w:szCs w:val="24"/>
+        </w:rPr>
+      </w:pPr>
+      <w:r>
+        <w:rPr>
+          <w:noProof/>
+          <w:sz w:val="24"/>
+          <w:szCs w:val="24"/>
+        </w:rPr>
+        <w:lastRenderedPageBreak/>
+        <w:drawing>
+          <wp:inline distT="0" distB="0" distL="0" distR="0" wp14:anchorId="313EDE6F" wp14:editId="53E80D2F">
+            <wp:extent cx="5353797" cy="1810003"/>
+            <wp:effectExtent l="0" t="0" r="0" b="0"/>
+            <wp:docPr id="119" name="Imagem 119"/>
+            <wp:cNvGraphicFramePr>
+              <a:graphicFrameLocks xmlns:a="http://schemas.openxmlformats.org/drawingml/2006/main" noChangeAspect="1"/>
+            </wp:cNvGraphicFramePr>
+            <a:graphic xmlns:a="http://schemas.openxmlformats.org/drawingml/2006/main">
+              <a:graphicData uri="http://schemas.openxmlformats.org/drawingml/2006/picture">
+                <pic:pic xmlns:pic="http://schemas.openxmlformats.org/drawingml/2006/picture">
+                  <pic:nvPicPr>
+                    <pic:cNvPr id="1" name=""/>
+                    <pic:cNvPicPr/>
+                  </pic:nvPicPr>
+                  <pic:blipFill>
+                    <a:blip r:embed="rId99"/>
+                    <a:stretch>
+                      <a:fillRect/>
+                    </a:stretch>
+                  </pic:blipFill>
+                  <pic:spPr>
+                    <a:xfrm>
+                      <a:off x="0" y="0"/>
+                      <a:ext cx="5353797" cy="1810003"/>
+                    </a:xfrm>
+                    <a:prstGeom prst="rect">
+                      <a:avLst/>
+                    </a:prstGeom>
+                  </pic:spPr>
+                </pic:pic>
+              </a:graphicData>
+            </a:graphic>
+          </wp:inline>
+        </w:drawing>
+      </w:r>
+    </w:p>
+    <w:p>
+      <w:pPr>
+        <w:pStyle w:val="PargrafodaLista"/>
+        <w:tabs>
+          <w:tab w:val="left" w:pos="1275"/>
+        </w:tabs>
+        <w:rPr>
+          <w:sz w:val="24"/>
+          <w:szCs w:val="24"/>
+        </w:rPr>
+      </w:pPr>
+    </w:p>
+    <w:p>
+      <w:pPr>
+        <w:pStyle w:val="PargrafodaLista"/>
+        <w:tabs>
+          <w:tab w:val="left" w:pos="1275"/>
+        </w:tabs>
+        <w:rPr>
+          <w:sz w:val="24"/>
+          <w:szCs w:val="24"/>
+        </w:rPr>
+      </w:pPr>
+      <w:r>
+        <w:rPr>
+          <w:sz w:val="24"/>
+          <w:szCs w:val="24"/>
+        </w:rPr>
+        <w:t xml:space="preserve">63- Da mesma feita na </w:t>
+      </w:r>
+      <w:proofErr w:type="spellStart"/>
+      <w:r>
+        <w:rPr>
+          <w:sz w:val="24"/>
+          <w:szCs w:val="24"/>
+        </w:rPr>
+        <w:t>pagina</w:t>
+      </w:r>
+      <w:proofErr w:type="spellEnd"/>
+      <w:r>
+        <w:rPr>
+          <w:sz w:val="24"/>
+          <w:szCs w:val="24"/>
+        </w:rPr>
+        <w:t xml:space="preserve"> de contato.html que copiamos o header e </w:t>
+      </w:r>
+      <w:proofErr w:type="spellStart"/>
+      <w:r>
+        <w:rPr>
+          <w:sz w:val="24"/>
+          <w:szCs w:val="24"/>
+        </w:rPr>
+        <w:t>footer</w:t>
+      </w:r>
+      <w:proofErr w:type="spellEnd"/>
+      <w:r>
+        <w:rPr>
+          <w:sz w:val="24"/>
+          <w:szCs w:val="24"/>
+        </w:rPr>
+        <w:t xml:space="preserve"> da </w:t>
+      </w:r>
+      <w:proofErr w:type="spellStart"/>
+      <w:r>
+        <w:rPr>
+          <w:sz w:val="24"/>
+          <w:szCs w:val="24"/>
+        </w:rPr>
+        <w:t>pagina</w:t>
+      </w:r>
+      <w:proofErr w:type="spellEnd"/>
+      <w:r>
+        <w:rPr>
+          <w:sz w:val="24"/>
+          <w:szCs w:val="24"/>
+        </w:rPr>
+        <w:t xml:space="preserve"> produtos colamos na </w:t>
+      </w:r>
+      <w:proofErr w:type="spellStart"/>
+      <w:r>
+        <w:rPr>
+          <w:sz w:val="24"/>
+          <w:szCs w:val="24"/>
+        </w:rPr>
+        <w:t>pagina</w:t>
+      </w:r>
+      <w:proofErr w:type="spellEnd"/>
+      <w:r>
+        <w:rPr>
+          <w:sz w:val="24"/>
+          <w:szCs w:val="24"/>
+        </w:rPr>
+        <w:t xml:space="preserve"> </w:t>
+      </w:r>
+      <w:proofErr w:type="gramStart"/>
+      <w:r>
+        <w:rPr>
+          <w:sz w:val="24"/>
+          <w:szCs w:val="24"/>
+        </w:rPr>
+        <w:t>index.html  e</w:t>
+      </w:r>
+      <w:proofErr w:type="gramEnd"/>
+      <w:r>
+        <w:rPr>
+          <w:sz w:val="24"/>
+          <w:szCs w:val="24"/>
+        </w:rPr>
+        <w:t xml:space="preserve"> aplicamos o </w:t>
+      </w:r>
+      <w:proofErr w:type="spellStart"/>
+      <w:r>
+        <w:rPr>
+          <w:sz w:val="24"/>
+          <w:szCs w:val="24"/>
+        </w:rPr>
+        <w:t>css</w:t>
+      </w:r>
+      <w:proofErr w:type="spellEnd"/>
+      <w:r>
+        <w:rPr>
+          <w:sz w:val="24"/>
+          <w:szCs w:val="24"/>
+        </w:rPr>
+        <w:t xml:space="preserve"> fazendo isso para não ter a necessidade de fazer novamente o menu e o </w:t>
+      </w:r>
+      <w:proofErr w:type="spellStart"/>
+      <w:r>
+        <w:rPr>
+          <w:sz w:val="24"/>
+          <w:szCs w:val="24"/>
+        </w:rPr>
+        <w:t>footer</w:t>
+      </w:r>
+      <w:proofErr w:type="spellEnd"/>
+      <w:r>
+        <w:rPr>
+          <w:sz w:val="24"/>
+          <w:szCs w:val="24"/>
+        </w:rPr>
+        <w:t>.</w:t>
+      </w:r>
+    </w:p>
+    <w:p>
+      <w:pPr>
+        <w:pStyle w:val="PargrafodaLista"/>
+        <w:tabs>
+          <w:tab w:val="left" w:pos="1275"/>
+        </w:tabs>
+        <w:rPr>
+          <w:sz w:val="24"/>
+          <w:szCs w:val="24"/>
+        </w:rPr>
+      </w:pPr>
+    </w:p>
+    <w:p>
+      <w:pPr>
+        <w:pStyle w:val="PargrafodaLista"/>
+        <w:tabs>
+          <w:tab w:val="left" w:pos="1275"/>
+        </w:tabs>
+        <w:rPr>
+          <w:sz w:val="24"/>
+          <w:szCs w:val="24"/>
+        </w:rPr>
+      </w:pPr>
+      <w:r>
+        <w:rPr>
+          <w:sz w:val="24"/>
+          <w:szCs w:val="24"/>
+        </w:rPr>
+        <w:t>64 – Vamos deixar a imagem do banner ocupando 100% de espaço.</w:t>
+      </w:r>
+    </w:p>
+    <w:p>
+      <w:pPr>
+        <w:pStyle w:val="PargrafodaLista"/>
+        <w:tabs>
+          <w:tab w:val="left" w:pos="1275"/>
+        </w:tabs>
+        <w:rPr>
+          <w:sz w:val="24"/>
+          <w:szCs w:val="24"/>
+        </w:rPr>
+      </w:pPr>
+      <w:r>
+        <w:rPr>
+          <w:noProof/>
+          <w:sz w:val="24"/>
+          <w:szCs w:val="24"/>
+        </w:rPr>
+        <w:drawing>
+          <wp:inline distT="0" distB="0" distL="0" distR="0" wp14:anchorId="084E9B25" wp14:editId="4AA29077">
+            <wp:extent cx="3019846" cy="1143160"/>
+            <wp:effectExtent l="0" t="0" r="0" b="0"/>
+            <wp:docPr id="116" name="Imagem 116"/>
+            <wp:cNvGraphicFramePr>
+              <a:graphicFrameLocks xmlns:a="http://schemas.openxmlformats.org/drawingml/2006/main" noChangeAspect="1"/>
+            </wp:cNvGraphicFramePr>
+            <a:graphic xmlns:a="http://schemas.openxmlformats.org/drawingml/2006/main">
+              <a:graphicData uri="http://schemas.openxmlformats.org/drawingml/2006/picture">
+                <pic:pic xmlns:pic="http://schemas.openxmlformats.org/drawingml/2006/picture">
+                  <pic:nvPicPr>
+                    <pic:cNvPr id="1" name=""/>
+                    <pic:cNvPicPr/>
+                  </pic:nvPicPr>
+                  <pic:blipFill>
+                    <a:blip r:embed="rId100"/>
+                    <a:stretch>
+                      <a:fillRect/>
+                    </a:stretch>
+                  </pic:blipFill>
+                  <pic:spPr>
+                    <a:xfrm>
+                      <a:off x="0" y="0"/>
+                      <a:ext cx="3019846" cy="1143160"/>
+                    </a:xfrm>
+                    <a:prstGeom prst="rect">
+                      <a:avLst/>
+                    </a:prstGeom>
+                  </pic:spPr>
+                </pic:pic>
+              </a:graphicData>
+            </a:graphic>
+          </wp:inline>
+        </w:drawing>
+      </w:r>
+    </w:p>
+    <w:p>
+      <w:pPr>
+        <w:pStyle w:val="PargrafodaLista"/>
+        <w:tabs>
+          <w:tab w:val="left" w:pos="1275"/>
+        </w:tabs>
+        <w:rPr>
+          <w:sz w:val="24"/>
+          <w:szCs w:val="24"/>
+        </w:rPr>
+      </w:pPr>
+    </w:p>
+    <w:p>
+      <w:pPr>
+        <w:pStyle w:val="PargrafodaLista"/>
+        <w:tabs>
+          <w:tab w:val="left" w:pos="1275"/>
+        </w:tabs>
+        <w:rPr>
+          <w:sz w:val="24"/>
+          <w:szCs w:val="24"/>
+        </w:rPr>
+      </w:pPr>
+      <w:r>
+        <w:rPr>
+          <w:sz w:val="24"/>
+          <w:szCs w:val="24"/>
+        </w:rPr>
+        <w:t xml:space="preserve">65 – Centralizamos e demos uma largura de 940px para o conteúdo do </w:t>
+      </w:r>
+      <w:proofErr w:type="spellStart"/>
+      <w:r>
+        <w:rPr>
+          <w:sz w:val="24"/>
+          <w:szCs w:val="24"/>
+        </w:rPr>
+        <w:t>main</w:t>
+      </w:r>
+      <w:proofErr w:type="spellEnd"/>
+      <w:r>
+        <w:rPr>
+          <w:sz w:val="24"/>
+          <w:szCs w:val="24"/>
+        </w:rPr>
+        <w:t xml:space="preserve"> conforme código:</w:t>
+      </w:r>
+    </w:p>
+    <w:p>
+      <w:pPr>
+        <w:pStyle w:val="PargrafodaLista"/>
+        <w:tabs>
+          <w:tab w:val="left" w:pos="1275"/>
+        </w:tabs>
+        <w:rPr>
+          <w:sz w:val="24"/>
+          <w:szCs w:val="24"/>
+        </w:rPr>
+      </w:pPr>
+      <w:r>
+        <w:rPr>
+          <w:noProof/>
+          <w:sz w:val="24"/>
+          <w:szCs w:val="24"/>
+        </w:rPr>
+        <w:drawing>
+          <wp:inline distT="0" distB="0" distL="0" distR="0" wp14:anchorId="598CFDA5" wp14:editId="10EB89AC">
+            <wp:extent cx="3648584" cy="1714739"/>
+            <wp:effectExtent l="0" t="0" r="9525" b="0"/>
+            <wp:docPr id="120" name="Imagem 120"/>
+            <wp:cNvGraphicFramePr>
+              <a:graphicFrameLocks xmlns:a="http://schemas.openxmlformats.org/drawingml/2006/main" noChangeAspect="1"/>
+            </wp:cNvGraphicFramePr>
+            <a:graphic xmlns:a="http://schemas.openxmlformats.org/drawingml/2006/main">
+              <a:graphicData uri="http://schemas.openxmlformats.org/drawingml/2006/picture">
+                <pic:pic xmlns:pic="http://schemas.openxmlformats.org/drawingml/2006/picture">
+                  <pic:nvPicPr>
+                    <pic:cNvPr id="1" name=""/>
+                    <pic:cNvPicPr/>
+                  </pic:nvPicPr>
+                  <pic:blipFill>
+                    <a:blip r:embed="rId101"/>
+                    <a:stretch>
+                      <a:fillRect/>
+                    </a:stretch>
+                  </pic:blipFill>
+                  <pic:spPr>
+                    <a:xfrm>
+                      <a:off x="0" y="0"/>
+                      <a:ext cx="3648584" cy="1714739"/>
+                    </a:xfrm>
+                    <a:prstGeom prst="rect">
+                      <a:avLst/>
+                    </a:prstGeom>
+                  </pic:spPr>
+                </pic:pic>
+              </a:graphicData>
+            </a:graphic>
+          </wp:inline>
+        </w:drawing>
+      </w:r>
+    </w:p>
+    <w:p>
+      <w:pPr>
+        <w:pStyle w:val="PargrafodaLista"/>
+        <w:tabs>
+          <w:tab w:val="left" w:pos="1275"/>
+        </w:tabs>
+        <w:rPr>
+          <w:sz w:val="24"/>
+          <w:szCs w:val="24"/>
+        </w:rPr>
+      </w:pPr>
+    </w:p>
+    <w:p>
+      <w:pPr>
+        <w:pStyle w:val="PargrafodaLista"/>
+        <w:tabs>
+          <w:tab w:val="left" w:pos="1275"/>
+        </w:tabs>
+        <w:rPr>
+          <w:sz w:val="24"/>
+          <w:szCs w:val="24"/>
+        </w:rPr>
+      </w:pPr>
+      <w:r>
+        <w:rPr>
+          <w:sz w:val="24"/>
+          <w:szCs w:val="24"/>
+        </w:rPr>
+        <w:t xml:space="preserve">66. Na página do index.html trocamos a </w:t>
+      </w:r>
+      <w:proofErr w:type="spellStart"/>
+      <w:r>
+        <w:rPr>
+          <w:sz w:val="24"/>
+          <w:szCs w:val="24"/>
+        </w:rPr>
+        <w:t>div</w:t>
+      </w:r>
+      <w:proofErr w:type="spellEnd"/>
+      <w:r>
+        <w:rPr>
+          <w:sz w:val="24"/>
+          <w:szCs w:val="24"/>
+        </w:rPr>
+        <w:t xml:space="preserve"> por </w:t>
+      </w:r>
+      <w:proofErr w:type="spellStart"/>
+      <w:r>
+        <w:rPr>
+          <w:sz w:val="24"/>
+          <w:szCs w:val="24"/>
+        </w:rPr>
+        <w:t>selection</w:t>
+      </w:r>
+      <w:proofErr w:type="spellEnd"/>
+      <w:r>
+        <w:rPr>
+          <w:sz w:val="24"/>
+          <w:szCs w:val="24"/>
+        </w:rPr>
+        <w:t xml:space="preserve">, entendemos que as </w:t>
+      </w:r>
+      <w:proofErr w:type="spellStart"/>
+      <w:r>
+        <w:rPr>
+          <w:sz w:val="24"/>
+          <w:szCs w:val="24"/>
+        </w:rPr>
+        <w:t>divs</w:t>
+      </w:r>
+      <w:proofErr w:type="spellEnd"/>
+      <w:r>
+        <w:rPr>
+          <w:sz w:val="24"/>
+          <w:szCs w:val="24"/>
+        </w:rPr>
+        <w:t xml:space="preserve"> trocadas pelas as </w:t>
+      </w:r>
+      <w:proofErr w:type="spellStart"/>
+      <w:r>
+        <w:rPr>
+          <w:sz w:val="24"/>
+          <w:szCs w:val="24"/>
+        </w:rPr>
+        <w:t>selection</w:t>
+      </w:r>
+      <w:proofErr w:type="spellEnd"/>
+      <w:r>
+        <w:rPr>
+          <w:sz w:val="24"/>
+          <w:szCs w:val="24"/>
+        </w:rPr>
+        <w:t xml:space="preserve"> tinha as divisões falando do mesmo assunto por tal motivo utilizando o </w:t>
+      </w:r>
+      <w:proofErr w:type="spellStart"/>
+      <w:r>
+        <w:rPr>
+          <w:sz w:val="24"/>
+          <w:szCs w:val="24"/>
+        </w:rPr>
+        <w:t>seletion</w:t>
+      </w:r>
+      <w:proofErr w:type="spellEnd"/>
+      <w:r>
+        <w:rPr>
+          <w:sz w:val="24"/>
+          <w:szCs w:val="24"/>
+        </w:rPr>
+        <w:t xml:space="preserve"> ou seja (quando temos em nosso site uma divisão que fala sobre o mesmo assunto utilizamos </w:t>
+      </w:r>
+      <w:proofErr w:type="spellStart"/>
+      <w:r>
+        <w:rPr>
+          <w:sz w:val="24"/>
+          <w:szCs w:val="24"/>
+        </w:rPr>
+        <w:t>seletion</w:t>
+      </w:r>
+      <w:proofErr w:type="spellEnd"/>
+      <w:r>
+        <w:rPr>
+          <w:sz w:val="24"/>
+          <w:szCs w:val="24"/>
+        </w:rPr>
+        <w:t xml:space="preserve"> ao invés de </w:t>
+      </w:r>
+      <w:proofErr w:type="spellStart"/>
+      <w:r>
+        <w:rPr>
+          <w:sz w:val="24"/>
+          <w:szCs w:val="24"/>
+        </w:rPr>
+        <w:t>div</w:t>
+      </w:r>
+      <w:proofErr w:type="spellEnd"/>
+      <w:r>
+        <w:rPr>
+          <w:sz w:val="24"/>
+          <w:szCs w:val="24"/>
+        </w:rPr>
+        <w:t>)</w:t>
+      </w:r>
+    </w:p>
+    <w:p>
+      <w:pPr>
+        <w:pStyle w:val="PargrafodaLista"/>
+        <w:tabs>
+          <w:tab w:val="left" w:pos="1275"/>
+        </w:tabs>
+        <w:rPr>
+          <w:sz w:val="24"/>
+          <w:szCs w:val="24"/>
+        </w:rPr>
+      </w:pPr>
+      <w:r>
+        <w:rPr>
+          <w:sz w:val="24"/>
+          <w:szCs w:val="24"/>
+        </w:rPr>
+        <w:drawing>
+          <wp:inline distT="0" distB="0" distL="0" distR="0" wp14:anchorId="370D4016" wp14:editId="1260531A">
+            <wp:extent cx="2410161" cy="266737"/>
+            <wp:effectExtent l="0" t="0" r="9525" b="0"/>
+            <wp:docPr id="121" name="Imagem 121"/>
+            <wp:cNvGraphicFramePr>
+              <a:graphicFrameLocks xmlns:a="http://schemas.openxmlformats.org/drawingml/2006/main" noChangeAspect="1"/>
+            </wp:cNvGraphicFramePr>
+            <a:graphic xmlns:a="http://schemas.openxmlformats.org/drawingml/2006/main">
+              <a:graphicData uri="http://schemas.openxmlformats.org/drawingml/2006/picture">
+                <pic:pic xmlns:pic="http://schemas.openxmlformats.org/drawingml/2006/picture">
+                  <pic:nvPicPr>
+                    <pic:cNvPr id="1" name=""/>
+                    <pic:cNvPicPr/>
+                  </pic:nvPicPr>
+                  <pic:blipFill>
+                    <a:blip r:embed="rId102"/>
+                    <a:stretch>
+                      <a:fillRect/>
+                    </a:stretch>
+                  </pic:blipFill>
+                  <pic:spPr>
+                    <a:xfrm>
+                      <a:off x="0" y="0"/>
+                      <a:ext cx="2410161" cy="266737"/>
+                    </a:xfrm>
+                    <a:prstGeom prst="rect">
+                      <a:avLst/>
+                    </a:prstGeom>
+                  </pic:spPr>
+                </pic:pic>
+              </a:graphicData>
+            </a:graphic>
+          </wp:inline>
+        </w:drawing>
+      </w:r>
+    </w:p>
+    <w:p>
+      <w:pPr>
+        <w:pStyle w:val="PargrafodaLista"/>
+        <w:tabs>
+          <w:tab w:val="left" w:pos="1275"/>
+        </w:tabs>
+        <w:rPr>
+          <w:sz w:val="24"/>
+          <w:szCs w:val="24"/>
+        </w:rPr>
+      </w:pPr>
+      <w:proofErr w:type="spellStart"/>
+      <w:r>
+        <w:rPr>
+          <w:sz w:val="24"/>
+          <w:szCs w:val="24"/>
+        </w:rPr>
+        <w:t>Section</w:t>
+      </w:r>
+      <w:proofErr w:type="spellEnd"/>
+      <w:r>
+        <w:rPr>
+          <w:sz w:val="24"/>
+          <w:szCs w:val="24"/>
+        </w:rPr>
+        <w:t xml:space="preserve"> a barbearia</w:t>
+      </w:r>
+    </w:p>
+    <w:p>
+      <w:pPr>
+        <w:pStyle w:val="PargrafodaLista"/>
+        <w:tabs>
+          <w:tab w:val="left" w:pos="1275"/>
+        </w:tabs>
+        <w:rPr>
+          <w:sz w:val="24"/>
+          <w:szCs w:val="24"/>
+        </w:rPr>
+      </w:pPr>
+      <w:r>
+        <w:rPr>
+          <w:sz w:val="24"/>
+          <w:szCs w:val="24"/>
+        </w:rPr>
+        <w:drawing>
+          <wp:inline distT="0" distB="0" distL="0" distR="0" wp14:anchorId="1460CE63" wp14:editId="60DA5972">
+            <wp:extent cx="2324424" cy="247685"/>
+            <wp:effectExtent l="0" t="0" r="0" b="0"/>
+            <wp:docPr id="122" name="Imagem 122"/>
+            <wp:cNvGraphicFramePr>
+              <a:graphicFrameLocks xmlns:a="http://schemas.openxmlformats.org/drawingml/2006/main" noChangeAspect="1"/>
+            </wp:cNvGraphicFramePr>
+            <a:graphic xmlns:a="http://schemas.openxmlformats.org/drawingml/2006/main">
+              <a:graphicData uri="http://schemas.openxmlformats.org/drawingml/2006/picture">
+                <pic:pic xmlns:pic="http://schemas.openxmlformats.org/drawingml/2006/picture">
+                  <pic:nvPicPr>
+                    <pic:cNvPr id="1" name=""/>
+                    <pic:cNvPicPr/>
+                  </pic:nvPicPr>
+                  <pic:blipFill>
+                    <a:blip r:embed="rId103"/>
+                    <a:stretch>
+                      <a:fillRect/>
+                    </a:stretch>
+                  </pic:blipFill>
+                  <pic:spPr>
+                    <a:xfrm>
+                      <a:off x="0" y="0"/>
+                      <a:ext cx="2324424" cy="247685"/>
+                    </a:xfrm>
+                    <a:prstGeom prst="rect">
+                      <a:avLst/>
+                    </a:prstGeom>
+                  </pic:spPr>
+                </pic:pic>
+              </a:graphicData>
+            </a:graphic>
+          </wp:inline>
+        </w:drawing>
+      </w:r>
+    </w:p>
+    <w:p>
+      <w:pPr>
+        <w:pStyle w:val="PargrafodaLista"/>
+        <w:tabs>
+          <w:tab w:val="left" w:pos="1275"/>
+        </w:tabs>
+        <w:rPr>
+          <w:sz w:val="24"/>
+          <w:szCs w:val="24"/>
+        </w:rPr>
+      </w:pPr>
+      <w:proofErr w:type="spellStart"/>
+      <w:r>
+        <w:rPr>
+          <w:sz w:val="24"/>
+          <w:szCs w:val="24"/>
+        </w:rPr>
+        <w:t>Section</w:t>
+      </w:r>
+      <w:proofErr w:type="spellEnd"/>
+      <w:r>
+        <w:rPr>
+          <w:sz w:val="24"/>
+          <w:szCs w:val="24"/>
+        </w:rPr>
+        <w:t xml:space="preserve"> sobre os benefícios da barbearia</w:t>
+      </w:r>
+    </w:p>
+    <w:p>
+      <w:pPr>
+        <w:pStyle w:val="PargrafodaLista"/>
+        <w:tabs>
+          <w:tab w:val="left" w:pos="1275"/>
+        </w:tabs>
+        <w:rPr>
+          <w:sz w:val="24"/>
+          <w:szCs w:val="24"/>
+        </w:rPr>
+      </w:pPr>
+    </w:p>
+    <w:p>
+      <w:pPr>
+        <w:pStyle w:val="PargrafodaLista"/>
+        <w:tabs>
+          <w:tab w:val="left" w:pos="1275"/>
+        </w:tabs>
+        <w:rPr>
+          <w:sz w:val="24"/>
+          <w:szCs w:val="24"/>
+        </w:rPr>
+      </w:pPr>
+    </w:p>
+    <w:p>
+      <w:pPr>
+        <w:tabs>
+          <w:tab w:val="left" w:pos="1275"/>
+        </w:tabs>
+        <w:ind w:left="360"/>
+        <w:rPr>
+          <w:sz w:val="24"/>
+          <w:szCs w:val="24"/>
+        </w:rPr>
+      </w:pPr>
+      <w:r>
+        <w:rPr>
+          <w:sz w:val="24"/>
+          <w:szCs w:val="24"/>
+        </w:rPr>
+        <w:lastRenderedPageBreak/>
+        <w:t xml:space="preserve">67. No subtítulo h2 e h3 adicionamos uma </w:t>
+      </w:r>
+      <w:proofErr w:type="spellStart"/>
+      <w:r>
+        <w:rPr>
+          <w:sz w:val="24"/>
+          <w:szCs w:val="24"/>
+        </w:rPr>
+        <w:t>class</w:t>
+      </w:r>
+      <w:proofErr w:type="spellEnd"/>
+      <w:r>
+        <w:rPr>
+          <w:sz w:val="24"/>
+          <w:szCs w:val="24"/>
+        </w:rPr>
+        <w:t xml:space="preserve"> chamada </w:t>
+      </w:r>
+      <w:proofErr w:type="spellStart"/>
+      <w:r>
+        <w:rPr>
+          <w:sz w:val="24"/>
+          <w:szCs w:val="24"/>
+        </w:rPr>
+        <w:t>titulo</w:t>
+      </w:r>
+      <w:proofErr w:type="spellEnd"/>
+      <w:r>
+        <w:rPr>
+          <w:sz w:val="24"/>
+          <w:szCs w:val="24"/>
+        </w:rPr>
+        <w:t>-principal e realizamos a seguinte configuração.</w:t>
+      </w:r>
+    </w:p>
+    <w:p>
+      <w:pPr>
+        <w:pStyle w:val="PargrafodaLista"/>
+        <w:numPr>
+          <w:ilvl w:val="0"/>
+          <w:numId w:val="19"/>
+        </w:numPr>
+        <w:tabs>
+          <w:tab w:val="left" w:pos="1275"/>
+        </w:tabs>
+        <w:rPr>
+          <w:sz w:val="24"/>
+          <w:szCs w:val="24"/>
+        </w:rPr>
+      </w:pPr>
+      <w:r>
+        <w:rPr>
+          <w:sz w:val="24"/>
+          <w:szCs w:val="24"/>
+        </w:rPr>
+        <w:t>Centralizamos os subtítulos</w:t>
+      </w:r>
+    </w:p>
+    <w:p>
+      <w:pPr>
+        <w:pStyle w:val="PargrafodaLista"/>
+        <w:numPr>
+          <w:ilvl w:val="0"/>
+          <w:numId w:val="19"/>
+        </w:numPr>
+        <w:tabs>
+          <w:tab w:val="left" w:pos="1275"/>
+        </w:tabs>
+        <w:rPr>
+          <w:sz w:val="24"/>
+          <w:szCs w:val="24"/>
+        </w:rPr>
+      </w:pPr>
+      <w:r>
+        <w:rPr>
+          <w:sz w:val="24"/>
+          <w:szCs w:val="24"/>
+        </w:rPr>
+        <w:t xml:space="preserve">Aumentamos a fonte utilizamos as medidas de (em) que temos por </w:t>
+      </w:r>
+      <w:proofErr w:type="spellStart"/>
+      <w:r>
+        <w:rPr>
+          <w:sz w:val="24"/>
+          <w:szCs w:val="24"/>
+        </w:rPr>
+        <w:t>referencia</w:t>
+      </w:r>
+      <w:proofErr w:type="spellEnd"/>
+      <w:r>
+        <w:rPr>
+          <w:sz w:val="24"/>
+          <w:szCs w:val="24"/>
+        </w:rPr>
+        <w:t xml:space="preserve"> que 1em é igual a 16px medida padrão do navegador </w:t>
+      </w:r>
+      <w:proofErr w:type="spellStart"/>
+      <w:r>
+        <w:rPr>
+          <w:sz w:val="24"/>
+          <w:szCs w:val="24"/>
+        </w:rPr>
+        <w:t>ent</w:t>
+      </w:r>
+      <w:proofErr w:type="spellEnd"/>
+      <w:r>
+        <w:rPr>
+          <w:sz w:val="24"/>
+          <w:szCs w:val="24"/>
+        </w:rPr>
+        <w:t xml:space="preserve"> 2em é igual a 32px</w:t>
+      </w:r>
+    </w:p>
+    <w:p>
+      <w:pPr>
+        <w:pStyle w:val="PargrafodaLista"/>
+        <w:numPr>
+          <w:ilvl w:val="0"/>
+          <w:numId w:val="19"/>
+        </w:numPr>
+        <w:tabs>
+          <w:tab w:val="left" w:pos="1275"/>
+        </w:tabs>
+        <w:rPr>
+          <w:sz w:val="24"/>
+          <w:szCs w:val="24"/>
+        </w:rPr>
+      </w:pPr>
+      <w:r>
+        <w:rPr>
+          <w:sz w:val="24"/>
+          <w:szCs w:val="24"/>
+        </w:rPr>
+        <w:t>E adicionamos um espaço extremo para baixo</w:t>
+      </w:r>
+    </w:p>
+    <w:p>
+      <w:pPr>
+        <w:tabs>
+          <w:tab w:val="left" w:pos="1275"/>
+        </w:tabs>
+        <w:ind w:left="360"/>
+        <w:rPr>
+          <w:sz w:val="24"/>
+          <w:szCs w:val="24"/>
+        </w:rPr>
+      </w:pPr>
+      <w:r>
+        <w:rPr>
+          <w:sz w:val="24"/>
+          <w:szCs w:val="24"/>
+        </w:rPr>
+        <w:drawing>
+          <wp:inline distT="0" distB="0" distL="0" distR="0" wp14:anchorId="33A64E12" wp14:editId="0E0DD259">
+            <wp:extent cx="4991797" cy="247685"/>
+            <wp:effectExtent l="0" t="0" r="0" b="0"/>
+            <wp:docPr id="123" name="Imagem 123"/>
+            <wp:cNvGraphicFramePr>
+              <a:graphicFrameLocks xmlns:a="http://schemas.openxmlformats.org/drawingml/2006/main" noChangeAspect="1"/>
+            </wp:cNvGraphicFramePr>
+            <a:graphic xmlns:a="http://schemas.openxmlformats.org/drawingml/2006/main">
+              <a:graphicData uri="http://schemas.openxmlformats.org/drawingml/2006/picture">
+                <pic:pic xmlns:pic="http://schemas.openxmlformats.org/drawingml/2006/picture">
+                  <pic:nvPicPr>
+                    <pic:cNvPr id="1" name=""/>
+                    <pic:cNvPicPr/>
+                  </pic:nvPicPr>
+                  <pic:blipFill>
+                    <a:blip r:embed="rId104"/>
+                    <a:stretch>
+                      <a:fillRect/>
+                    </a:stretch>
+                  </pic:blipFill>
+                  <pic:spPr>
+                    <a:xfrm>
+                      <a:off x="0" y="0"/>
+                      <a:ext cx="4991797" cy="247685"/>
+                    </a:xfrm>
+                    <a:prstGeom prst="rect">
+                      <a:avLst/>
+                    </a:prstGeom>
+                  </pic:spPr>
+                </pic:pic>
+              </a:graphicData>
+            </a:graphic>
+          </wp:inline>
+        </w:drawing>
+      </w:r>
+      <w:r>
+        <w:rPr>
+          <w:sz w:val="24"/>
+          <w:szCs w:val="24"/>
+        </w:rPr>
+        <w:drawing>
+          <wp:inline distT="0" distB="0" distL="0" distR="0" wp14:anchorId="434B5096" wp14:editId="3B5F636F">
+            <wp:extent cx="3353268" cy="266737"/>
+            <wp:effectExtent l="0" t="0" r="0" b="0"/>
+            <wp:docPr id="124" name="Imagem 124"/>
+            <wp:cNvGraphicFramePr>
+              <a:graphicFrameLocks xmlns:a="http://schemas.openxmlformats.org/drawingml/2006/main" noChangeAspect="1"/>
+            </wp:cNvGraphicFramePr>
+            <a:graphic xmlns:a="http://schemas.openxmlformats.org/drawingml/2006/main">
+              <a:graphicData uri="http://schemas.openxmlformats.org/drawingml/2006/picture">
+                <pic:pic xmlns:pic="http://schemas.openxmlformats.org/drawingml/2006/picture">
+                  <pic:nvPicPr>
+                    <pic:cNvPr id="1" name=""/>
+                    <pic:cNvPicPr/>
+                  </pic:nvPicPr>
+                  <pic:blipFill>
+                    <a:blip r:embed="rId105"/>
+                    <a:stretch>
+                      <a:fillRect/>
+                    </a:stretch>
+                  </pic:blipFill>
+                  <pic:spPr>
+                    <a:xfrm>
+                      <a:off x="0" y="0"/>
+                      <a:ext cx="3353268" cy="266737"/>
+                    </a:xfrm>
+                    <a:prstGeom prst="rect">
+                      <a:avLst/>
+                    </a:prstGeom>
+                  </pic:spPr>
+                </pic:pic>
+              </a:graphicData>
+            </a:graphic>
+          </wp:inline>
+        </w:drawing>
+      </w:r>
+      <w:r>
+        <w:rPr>
+          <w:sz w:val="24"/>
+          <w:szCs w:val="24"/>
+        </w:rPr>
+        <w:drawing>
+          <wp:inline distT="0" distB="0" distL="0" distR="0" wp14:anchorId="5576641A" wp14:editId="39EB1DED">
+            <wp:extent cx="1962424" cy="981212"/>
+            <wp:effectExtent l="0" t="0" r="0" b="9525"/>
+            <wp:docPr id="125" name="Imagem 125"/>
+            <wp:cNvGraphicFramePr>
+              <a:graphicFrameLocks xmlns:a="http://schemas.openxmlformats.org/drawingml/2006/main" noChangeAspect="1"/>
+            </wp:cNvGraphicFramePr>
+            <a:graphic xmlns:a="http://schemas.openxmlformats.org/drawingml/2006/main">
+              <a:graphicData uri="http://schemas.openxmlformats.org/drawingml/2006/picture">
+                <pic:pic xmlns:pic="http://schemas.openxmlformats.org/drawingml/2006/picture">
+                  <pic:nvPicPr>
+                    <pic:cNvPr id="1" name=""/>
+                    <pic:cNvPicPr/>
+                  </pic:nvPicPr>
+                  <pic:blipFill>
+                    <a:blip r:embed="rId106"/>
+                    <a:stretch>
+                      <a:fillRect/>
+                    </a:stretch>
+                  </pic:blipFill>
+                  <pic:spPr>
+                    <a:xfrm>
+                      <a:off x="0" y="0"/>
+                      <a:ext cx="1962424" cy="981212"/>
+                    </a:xfrm>
+                    <a:prstGeom prst="rect">
+                      <a:avLst/>
+                    </a:prstGeom>
+                  </pic:spPr>
+                </pic:pic>
+              </a:graphicData>
+            </a:graphic>
+          </wp:inline>
+        </w:drawing>
+      </w:r>
+      <w:r>
+        <w:rPr>
+          <w:sz w:val="24"/>
+          <w:szCs w:val="24"/>
+        </w:rPr>
+        <w:drawing>
+          <wp:inline distT="0" distB="0" distL="0" distR="0" wp14:anchorId="0BE7D6D5" wp14:editId="582952AA">
+            <wp:extent cx="5400040" cy="1539240"/>
+            <wp:effectExtent l="0" t="0" r="0" b="3810"/>
+            <wp:docPr id="126" name="Imagem 126"/>
+            <wp:cNvGraphicFramePr>
+              <a:graphicFrameLocks xmlns:a="http://schemas.openxmlformats.org/drawingml/2006/main" noChangeAspect="1"/>
+            </wp:cNvGraphicFramePr>
+            <a:graphic xmlns:a="http://schemas.openxmlformats.org/drawingml/2006/main">
+              <a:graphicData uri="http://schemas.openxmlformats.org/drawingml/2006/picture">
+                <pic:pic xmlns:pic="http://schemas.openxmlformats.org/drawingml/2006/picture">
+                  <pic:nvPicPr>
+                    <pic:cNvPr id="1" name=""/>
+                    <pic:cNvPicPr/>
+                  </pic:nvPicPr>
+                  <pic:blipFill>
+                    <a:blip r:embed="rId107"/>
+                    <a:stretch>
+                      <a:fillRect/>
+                    </a:stretch>
+                  </pic:blipFill>
+                  <pic:spPr>
+                    <a:xfrm>
+                      <a:off x="0" y="0"/>
+                      <a:ext cx="5400040" cy="1539240"/>
+                    </a:xfrm>
+                    <a:prstGeom prst="rect">
+                      <a:avLst/>
+                    </a:prstGeom>
+                  </pic:spPr>
+                </pic:pic>
+              </a:graphicData>
+            </a:graphic>
+          </wp:inline>
+        </w:drawing>
+      </w:r>
+    </w:p>
+    <w:p>
+      <w:pPr>
+        <w:tabs>
+          <w:tab w:val="left" w:pos="1275"/>
+        </w:tabs>
+        <w:ind w:left="360"/>
+        <w:rPr>
+          <w:sz w:val="24"/>
+          <w:szCs w:val="24"/>
+        </w:rPr>
+      </w:pPr>
+    </w:p>
+    <w:p>
+      <w:pPr>
+        <w:tabs>
+          <w:tab w:val="left" w:pos="1275"/>
+        </w:tabs>
+        <w:ind w:left="360"/>
+        <w:rPr>
+          <w:sz w:val="24"/>
+          <w:szCs w:val="24"/>
+        </w:rPr>
+      </w:pPr>
+      <w:r>
+        <w:rPr>
+          <w:sz w:val="24"/>
+          <w:szCs w:val="24"/>
+        </w:rPr>
+        <w:t xml:space="preserve">68. Na </w:t>
+      </w:r>
+      <w:proofErr w:type="spellStart"/>
+      <w:r>
+        <w:rPr>
+          <w:sz w:val="24"/>
+          <w:szCs w:val="24"/>
+        </w:rPr>
+        <w:t>section</w:t>
+      </w:r>
+      <w:proofErr w:type="spellEnd"/>
+      <w:r>
+        <w:rPr>
+          <w:sz w:val="24"/>
+          <w:szCs w:val="24"/>
+        </w:rPr>
+        <w:t xml:space="preserve"> principal aonde tem os </w:t>
+      </w:r>
+      <w:proofErr w:type="spellStart"/>
+      <w:r>
+        <w:rPr>
+          <w:sz w:val="24"/>
+          <w:szCs w:val="24"/>
+        </w:rPr>
+        <w:t>os</w:t>
+      </w:r>
+      <w:proofErr w:type="spellEnd"/>
+      <w:r>
+        <w:rPr>
+          <w:sz w:val="24"/>
+          <w:szCs w:val="24"/>
+        </w:rPr>
+        <w:t xml:space="preserve"> parágrafos demos um espaço para baixo conforme o código.</w:t>
+      </w:r>
+      <w:r>
+        <w:rPr>
+          <w:noProof/>
+        </w:rPr>
+        <w:t xml:space="preserve"> </w:t>
+      </w:r>
+    </w:p>
+    <w:p>
+      <w:pPr>
+        <w:tabs>
+          <w:tab w:val="left" w:pos="1275"/>
+        </w:tabs>
+        <w:ind w:left="360"/>
+        <w:rPr>
+          <w:sz w:val="24"/>
+          <w:szCs w:val="24"/>
+        </w:rPr>
+      </w:pPr>
+      <w:r>
+        <w:rPr>
+          <w:sz w:val="24"/>
+          <w:szCs w:val="24"/>
+        </w:rPr>
+        <w:drawing>
+          <wp:inline distT="0" distB="0" distL="0" distR="0" wp14:anchorId="445520D2" wp14:editId="10D8E2B2">
+            <wp:extent cx="1648055" cy="600159"/>
+            <wp:effectExtent l="0" t="0" r="0" b="9525"/>
+            <wp:docPr id="128" name="Imagem 128"/>
+            <wp:cNvGraphicFramePr>
+              <a:graphicFrameLocks xmlns:a="http://schemas.openxmlformats.org/drawingml/2006/main" noChangeAspect="1"/>
+            </wp:cNvGraphicFramePr>
+            <a:graphic xmlns:a="http://schemas.openxmlformats.org/drawingml/2006/main">
+              <a:graphicData uri="http://schemas.openxmlformats.org/drawingml/2006/picture">
+                <pic:pic xmlns:pic="http://schemas.openxmlformats.org/drawingml/2006/picture">
+                  <pic:nvPicPr>
+                    <pic:cNvPr id="1" name=""/>
+                    <pic:cNvPicPr/>
+                  </pic:nvPicPr>
+                  <pic:blipFill>
+                    <a:blip r:embed="rId108"/>
+                    <a:stretch>
+                      <a:fillRect/>
+                    </a:stretch>
+                  </pic:blipFill>
+                  <pic:spPr>
+                    <a:xfrm>
+                      <a:off x="0" y="0"/>
+                      <a:ext cx="1648055" cy="600159"/>
+                    </a:xfrm>
+                    <a:prstGeom prst="rect">
+                      <a:avLst/>
+                    </a:prstGeom>
+                  </pic:spPr>
+                </pic:pic>
+              </a:graphicData>
+            </a:graphic>
+          </wp:inline>
+        </w:drawing>
+      </w:r>
+    </w:p>
+    <w:p>
+      <w:pPr>
+        <w:tabs>
+          <w:tab w:val="left" w:pos="1275"/>
+        </w:tabs>
+        <w:ind w:left="360"/>
+        <w:rPr>
+          <w:sz w:val="24"/>
+          <w:szCs w:val="24"/>
+        </w:rPr>
+      </w:pPr>
+      <w:r>
+        <w:rPr>
+          <w:sz w:val="24"/>
+          <w:szCs w:val="24"/>
+        </w:rPr>
+        <w:t xml:space="preserve">69. Diminuímos </w:t>
+      </w:r>
+      <w:proofErr w:type="gramStart"/>
+      <w:r>
+        <w:rPr>
+          <w:sz w:val="24"/>
+          <w:szCs w:val="24"/>
+        </w:rPr>
+        <w:t>os tamanho</w:t>
+      </w:r>
+      <w:proofErr w:type="gramEnd"/>
+      <w:r>
+        <w:rPr>
+          <w:sz w:val="24"/>
+          <w:szCs w:val="24"/>
+        </w:rPr>
+        <w:t xml:space="preserve"> da imagem para ocupar 60% do espaço de largura da nossa página.</w:t>
+      </w:r>
+    </w:p>
+    <w:p>
+      <w:pPr>
+        <w:tabs>
+          <w:tab w:val="left" w:pos="1275"/>
+        </w:tabs>
+        <w:ind w:left="360"/>
+        <w:rPr>
+          <w:sz w:val="24"/>
+          <w:szCs w:val="24"/>
+        </w:rPr>
+      </w:pPr>
+      <w:r>
+        <w:rPr>
+          <w:sz w:val="24"/>
+          <w:szCs w:val="24"/>
+        </w:rPr>
+        <w:drawing>
+          <wp:inline distT="0" distB="0" distL="0" distR="0" wp14:anchorId="6B7D884D" wp14:editId="49E2D04F">
+            <wp:extent cx="1629002" cy="733527"/>
+            <wp:effectExtent l="0" t="0" r="9525" b="9525"/>
+            <wp:docPr id="129" name="Imagem 129"/>
+            <wp:cNvGraphicFramePr>
+              <a:graphicFrameLocks xmlns:a="http://schemas.openxmlformats.org/drawingml/2006/main" noChangeAspect="1"/>
+            </wp:cNvGraphicFramePr>
+            <a:graphic xmlns:a="http://schemas.openxmlformats.org/drawingml/2006/main">
+              <a:graphicData uri="http://schemas.openxmlformats.org/drawingml/2006/picture">
+                <pic:pic xmlns:pic="http://schemas.openxmlformats.org/drawingml/2006/picture">
+                  <pic:nvPicPr>
+                    <pic:cNvPr id="1" name=""/>
+                    <pic:cNvPicPr/>
+                  </pic:nvPicPr>
+                  <pic:blipFill>
+                    <a:blip r:embed="rId109"/>
+                    <a:stretch>
+                      <a:fillRect/>
+                    </a:stretch>
+                  </pic:blipFill>
+                  <pic:spPr>
+                    <a:xfrm>
+                      <a:off x="0" y="0"/>
+                      <a:ext cx="1629002" cy="733527"/>
+                    </a:xfrm>
+                    <a:prstGeom prst="rect">
+                      <a:avLst/>
+                    </a:prstGeom>
+                  </pic:spPr>
+                </pic:pic>
+              </a:graphicData>
+            </a:graphic>
+          </wp:inline>
+        </w:drawing>
+      </w:r>
+      <w:r>
+        <w:rPr>
+          <w:sz w:val="24"/>
+          <w:szCs w:val="24"/>
+        </w:rPr>
+        <w:t>]</w:t>
+      </w:r>
+    </w:p>
+    <w:p>
+      <w:pPr>
+        <w:tabs>
+          <w:tab w:val="left" w:pos="1275"/>
+        </w:tabs>
+        <w:ind w:left="360"/>
+        <w:rPr>
+          <w:sz w:val="24"/>
+          <w:szCs w:val="24"/>
+        </w:rPr>
+      </w:pPr>
+      <w:r>
+        <w:rPr>
+          <w:sz w:val="24"/>
+          <w:szCs w:val="24"/>
+        </w:rPr>
+        <w:t xml:space="preserve">70. Inserimos na página a imagem utensílios adicionamos uma </w:t>
+      </w:r>
+      <w:proofErr w:type="spellStart"/>
+      <w:r>
+        <w:rPr>
+          <w:sz w:val="24"/>
+          <w:szCs w:val="24"/>
+        </w:rPr>
+        <w:t>class</w:t>
+      </w:r>
+      <w:proofErr w:type="spellEnd"/>
+      <w:r>
+        <w:rPr>
+          <w:sz w:val="24"/>
+          <w:szCs w:val="24"/>
+        </w:rPr>
+        <w:t xml:space="preserve"> para diminuir o tamanho dela.</w:t>
+      </w:r>
+    </w:p>
+    <w:p>
+      <w:pPr>
+        <w:tabs>
+          <w:tab w:val="left" w:pos="1275"/>
+        </w:tabs>
+        <w:ind w:left="360"/>
+        <w:rPr>
+          <w:sz w:val="24"/>
+          <w:szCs w:val="24"/>
+        </w:rPr>
+      </w:pPr>
+      <w:r>
+        <w:rPr>
+          <w:sz w:val="24"/>
+          <w:szCs w:val="24"/>
+        </w:rPr>
+        <w:lastRenderedPageBreak/>
+        <w:drawing>
+          <wp:inline distT="0" distB="0" distL="0" distR="0" wp14:anchorId="1D5E348D" wp14:editId="4212D47F">
+            <wp:extent cx="1524213" cy="457264"/>
+            <wp:effectExtent l="0" t="0" r="0" b="0"/>
+            <wp:docPr id="130" name="Imagem 130"/>
+            <wp:cNvGraphicFramePr>
+              <a:graphicFrameLocks xmlns:a="http://schemas.openxmlformats.org/drawingml/2006/main" noChangeAspect="1"/>
+            </wp:cNvGraphicFramePr>
+            <a:graphic xmlns:a="http://schemas.openxmlformats.org/drawingml/2006/main">
+              <a:graphicData uri="http://schemas.openxmlformats.org/drawingml/2006/picture">
+                <pic:pic xmlns:pic="http://schemas.openxmlformats.org/drawingml/2006/picture">
+                  <pic:nvPicPr>
+                    <pic:cNvPr id="1" name=""/>
+                    <pic:cNvPicPr/>
+                  </pic:nvPicPr>
+                  <pic:blipFill>
+                    <a:blip r:embed="rId110"/>
+                    <a:stretch>
+                      <a:fillRect/>
+                    </a:stretch>
+                  </pic:blipFill>
+                  <pic:spPr>
+                    <a:xfrm>
+                      <a:off x="0" y="0"/>
+                      <a:ext cx="1524213" cy="457264"/>
+                    </a:xfrm>
+                    <a:prstGeom prst="rect">
+                      <a:avLst/>
+                    </a:prstGeom>
+                  </pic:spPr>
+                </pic:pic>
+              </a:graphicData>
+            </a:graphic>
+          </wp:inline>
+        </w:drawing>
+      </w:r>
+      <w:r>
+        <w:rPr>
+          <w:sz w:val="24"/>
+          <w:szCs w:val="24"/>
+        </w:rPr>
+        <w:drawing>
+          <wp:inline distT="0" distB="0" distL="0" distR="0" wp14:anchorId="676EECB8" wp14:editId="257C2DDB">
+            <wp:extent cx="5400040" cy="270510"/>
+            <wp:effectExtent l="0" t="0" r="0" b="0"/>
+            <wp:docPr id="131" name="Imagem 131"/>
+            <wp:cNvGraphicFramePr>
+              <a:graphicFrameLocks xmlns:a="http://schemas.openxmlformats.org/drawingml/2006/main" noChangeAspect="1"/>
+            </wp:cNvGraphicFramePr>
+            <a:graphic xmlns:a="http://schemas.openxmlformats.org/drawingml/2006/main">
+              <a:graphicData uri="http://schemas.openxmlformats.org/drawingml/2006/picture">
+                <pic:pic xmlns:pic="http://schemas.openxmlformats.org/drawingml/2006/picture">
+                  <pic:nvPicPr>
+                    <pic:cNvPr id="1" name=""/>
+                    <pic:cNvPicPr/>
+                  </pic:nvPicPr>
+                  <pic:blipFill>
+                    <a:blip r:embed="rId111"/>
+                    <a:stretch>
+                      <a:fillRect/>
+                    </a:stretch>
+                  </pic:blipFill>
+                  <pic:spPr>
+                    <a:xfrm>
+                      <a:off x="0" y="0"/>
+                      <a:ext cx="5400040" cy="270510"/>
+                    </a:xfrm>
+                    <a:prstGeom prst="rect">
+                      <a:avLst/>
+                    </a:prstGeom>
+                  </pic:spPr>
+                </pic:pic>
+              </a:graphicData>
+            </a:graphic>
+          </wp:inline>
+        </w:drawing>
+      </w:r>
+    </w:p>
+    <w:p>
+      <w:pPr>
+        <w:tabs>
+          <w:tab w:val="left" w:pos="1275"/>
+        </w:tabs>
+        <w:ind w:left="360"/>
+        <w:rPr>
+          <w:sz w:val="24"/>
+          <w:szCs w:val="24"/>
+        </w:rPr>
+      </w:pPr>
+    </w:p>
+    <w:p>
+      <w:pPr>
         <w:tabs>
           <w:tab w:val="left" w:pos="6375"/>
         </w:tabs>
@@ -10792,13 +12803,8 @@
           <w:szCs w:val="24"/>
         </w:rPr>
       </w:pPr>
-      <w:r>
-        <w:rPr>
-          <w:sz w:val="24"/>
-          <w:szCs w:val="24"/>
-        </w:rPr>
-        <w:t xml:space="preserve">57. </w:t>
-      </w:r>
+      <w:bookmarkStart w:id="0" w:name="_GoBack"/>
+      <w:bookmarkEnd w:id="0"/>
     </w:p>
     <w:sectPr>
       <w:pgSz w:w="11906" w:h="16838"/>
@@ -12545,6 +14551,119 @@
     </w:lvl>
   </w:abstractNum>
   <w:abstractNum w:abstractNumId="17" w15:restartNumberingAfterBreak="0">
+    <w:nsid w:val="715B0E96"/>
+    <w:multiLevelType w:val="hybridMultilevel"/>
+    <w:tmpl w:val="7B9A2EA4"/>
+    <w:lvl w:ilvl="0" w:tplc="04160001">
+      <w:start w:val="1"/>
+      <w:numFmt w:val="bullet"/>
+      <w:lvlText w:val=""/>
+      <w:lvlJc w:val="left"/>
+      <w:pPr>
+        <w:ind w:left="1080" w:hanging="360"/>
+      </w:pPr>
+      <w:rPr>
+        <w:rFonts w:ascii="Symbol" w:hAnsi="Symbol" w:hint="default"/>
+      </w:rPr>
+    </w:lvl>
+    <w:lvl w:ilvl="1" w:tplc="04160003" w:tentative="1">
+      <w:start w:val="1"/>
+      <w:numFmt w:val="bullet"/>
+      <w:lvlText w:val="o"/>
+      <w:lvlJc w:val="left"/>
+      <w:pPr>
+        <w:ind w:left="1800" w:hanging="360"/>
+      </w:pPr>
+      <w:rPr>
+        <w:rFonts w:ascii="Courier New" w:hAnsi="Courier New" w:cs="Courier New" w:hint="default"/>
+      </w:rPr>
+    </w:lvl>
+    <w:lvl w:ilvl="2" w:tplc="04160005" w:tentative="1">
+      <w:start w:val="1"/>
+      <w:numFmt w:val="bullet"/>
+      <w:lvlText w:val=""/>
+      <w:lvlJc w:val="left"/>
+      <w:pPr>
+        <w:ind w:left="2520" w:hanging="360"/>
+      </w:pPr>
+      <w:rPr>
+        <w:rFonts w:ascii="Wingdings" w:hAnsi="Wingdings" w:hint="default"/>
+      </w:rPr>
+    </w:lvl>
+    <w:lvl w:ilvl="3" w:tplc="04160001" w:tentative="1">
+      <w:start w:val="1"/>
+      <w:numFmt w:val="bullet"/>
+      <w:lvlText w:val=""/>
+      <w:lvlJc w:val="left"/>
+      <w:pPr>
+        <w:ind w:left="3240" w:hanging="360"/>
+      </w:pPr>
+      <w:rPr>
+        <w:rFonts w:ascii="Symbol" w:hAnsi="Symbol" w:hint="default"/>
+      </w:rPr>
+    </w:lvl>
+    <w:lvl w:ilvl="4" w:tplc="04160003" w:tentative="1">
+      <w:start w:val="1"/>
+      <w:numFmt w:val="bullet"/>
+      <w:lvlText w:val="o"/>
+      <w:lvlJc w:val="left"/>
+      <w:pPr>
+        <w:ind w:left="3960" w:hanging="360"/>
+      </w:pPr>
+      <w:rPr>
+        <w:rFonts w:ascii="Courier New" w:hAnsi="Courier New" w:cs="Courier New" w:hint="default"/>
+      </w:rPr>
+    </w:lvl>
+    <w:lvl w:ilvl="5" w:tplc="04160005" w:tentative="1">
+      <w:start w:val="1"/>
+      <w:numFmt w:val="bullet"/>
+      <w:lvlText w:val=""/>
+      <w:lvlJc w:val="left"/>
+      <w:pPr>
+        <w:ind w:left="4680" w:hanging="360"/>
+      </w:pPr>
+      <w:rPr>
+        <w:rFonts w:ascii="Wingdings" w:hAnsi="Wingdings" w:hint="default"/>
+      </w:rPr>
+    </w:lvl>
+    <w:lvl w:ilvl="6" w:tplc="04160001" w:tentative="1">
+      <w:start w:val="1"/>
+      <w:numFmt w:val="bullet"/>
+      <w:lvlText w:val=""/>
+      <w:lvlJc w:val="left"/>
+      <w:pPr>
+        <w:ind w:left="5400" w:hanging="360"/>
+      </w:pPr>
+      <w:rPr>
+        <w:rFonts w:ascii="Symbol" w:hAnsi="Symbol" w:hint="default"/>
+      </w:rPr>
+    </w:lvl>
+    <w:lvl w:ilvl="7" w:tplc="04160003" w:tentative="1">
+      <w:start w:val="1"/>
+      <w:numFmt w:val="bullet"/>
+      <w:lvlText w:val="o"/>
+      <w:lvlJc w:val="left"/>
+      <w:pPr>
+        <w:ind w:left="6120" w:hanging="360"/>
+      </w:pPr>
+      <w:rPr>
+        <w:rFonts w:ascii="Courier New" w:hAnsi="Courier New" w:cs="Courier New" w:hint="default"/>
+      </w:rPr>
+    </w:lvl>
+    <w:lvl w:ilvl="8" w:tplc="04160005" w:tentative="1">
+      <w:start w:val="1"/>
+      <w:numFmt w:val="bullet"/>
+      <w:lvlText w:val=""/>
+      <w:lvlJc w:val="left"/>
+      <w:pPr>
+        <w:ind w:left="6840" w:hanging="360"/>
+      </w:pPr>
+      <w:rPr>
+        <w:rFonts w:ascii="Wingdings" w:hAnsi="Wingdings" w:hint="default"/>
+      </w:rPr>
+    </w:lvl>
+  </w:abstractNum>
+  <w:abstractNum w:abstractNumId="18" w15:restartNumberingAfterBreak="0">
     <w:nsid w:val="7DC413BE"/>
     <w:multiLevelType w:val="hybridMultilevel"/>
     <w:tmpl w:val="A45E5114"/>
@@ -12664,7 +14783,7 @@
     <w:abstractNumId w:val="0"/>
   </w:num>
   <w:num w:numId="3">
-    <w:abstractNumId w:val="17"/>
+    <w:abstractNumId w:val="18"/>
   </w:num>
   <w:num w:numId="4">
     <w:abstractNumId w:val="1"/>
@@ -12710,6 +14829,9 @@
   </w:num>
   <w:num w:numId="18">
     <w:abstractNumId w:val="7"/>
+  </w:num>
+  <w:num w:numId="19">
+    <w:abstractNumId w:val="17"/>
   </w:num>
 </w:numbering>
 </file>

--- a/Apostila Space For Men.docx
+++ b/Apostila Space For Men.docx
@@ -11931,6 +11931,7 @@
       </w:pPr>
       <w:r>
         <w:rPr>
+          <w:noProof/>
           <w:sz w:val="24"/>
           <w:szCs w:val="24"/>
         </w:rPr>
@@ -12012,6 +12013,7 @@
       </w:pPr>
       <w:r>
         <w:rPr>
+          <w:noProof/>
           <w:sz w:val="24"/>
           <w:szCs w:val="24"/>
         </w:rPr>
@@ -12270,6 +12272,7 @@
       </w:pPr>
       <w:r>
         <w:rPr>
+          <w:noProof/>
           <w:sz w:val="24"/>
           <w:szCs w:val="24"/>
         </w:rPr>
@@ -12311,6 +12314,7 @@
       </w:r>
       <w:r>
         <w:rPr>
+          <w:noProof/>
           <w:sz w:val="24"/>
           <w:szCs w:val="24"/>
         </w:rPr>
@@ -12352,6 +12356,7 @@
       </w:r>
       <w:r>
         <w:rPr>
+          <w:noProof/>
           <w:sz w:val="24"/>
           <w:szCs w:val="24"/>
         </w:rPr>
@@ -12393,6 +12398,7 @@
       </w:r>
       <w:r>
         <w:rPr>
+          <w:noProof/>
           <w:sz w:val="24"/>
           <w:szCs w:val="24"/>
         </w:rPr>
@@ -12515,6 +12521,7 @@
       </w:pPr>
       <w:r>
         <w:rPr>
+          <w:noProof/>
           <w:sz w:val="24"/>
           <w:szCs w:val="24"/>
         </w:rPr>
@@ -12603,6 +12610,7 @@
       </w:pPr>
       <w:r>
         <w:rPr>
+          <w:noProof/>
           <w:sz w:val="24"/>
           <w:szCs w:val="24"/>
         </w:rPr>
@@ -12698,6 +12706,7 @@
       </w:pPr>
       <w:r>
         <w:rPr>
+          <w:noProof/>
           <w:sz w:val="24"/>
           <w:szCs w:val="24"/>
         </w:rPr>
@@ -12740,6 +12749,7 @@
       </w:r>
       <w:r>
         <w:rPr>
+          <w:noProof/>
           <w:sz w:val="24"/>
           <w:szCs w:val="24"/>
         </w:rPr>
@@ -12791,6 +12801,1254 @@
           <w:szCs w:val="24"/>
         </w:rPr>
       </w:pPr>
+      <w:r>
+        <w:rPr>
+          <w:sz w:val="24"/>
+          <w:szCs w:val="24"/>
+        </w:rPr>
+        <w:t xml:space="preserve">71. Para colocar o texto ao lado da imagem utilizamos a técnica </w:t>
+      </w:r>
+      <w:proofErr w:type="spellStart"/>
+      <w:r>
+        <w:rPr>
+          <w:sz w:val="24"/>
+          <w:szCs w:val="24"/>
+        </w:rPr>
+        <w:t>float</w:t>
+      </w:r>
+      <w:proofErr w:type="spellEnd"/>
+      <w:r>
+        <w:rPr>
+          <w:sz w:val="24"/>
+          <w:szCs w:val="24"/>
+        </w:rPr>
+        <w:t xml:space="preserve">: </w:t>
+      </w:r>
+      <w:proofErr w:type="spellStart"/>
+      <w:r>
+        <w:rPr>
+          <w:sz w:val="24"/>
+          <w:szCs w:val="24"/>
+        </w:rPr>
+        <w:t>left</w:t>
+      </w:r>
+      <w:proofErr w:type="spellEnd"/>
+      <w:r>
+        <w:rPr>
+          <w:sz w:val="24"/>
+          <w:szCs w:val="24"/>
+        </w:rPr>
+        <w:t xml:space="preserve"> que faz o seguinte:</w:t>
+      </w:r>
+    </w:p>
+    <w:p>
+      <w:pPr>
+        <w:pStyle w:val="PargrafodaLista"/>
+        <w:numPr>
+          <w:ilvl w:val="0"/>
+          <w:numId w:val="20"/>
+        </w:numPr>
+        <w:tabs>
+          <w:tab w:val="left" w:pos="1275"/>
+        </w:tabs>
+        <w:rPr>
+          <w:sz w:val="24"/>
+          <w:szCs w:val="24"/>
+        </w:rPr>
+      </w:pPr>
+      <w:r>
+        <w:rPr>
+          <w:sz w:val="24"/>
+          <w:szCs w:val="24"/>
+        </w:rPr>
+        <w:t xml:space="preserve">Como o nome indica </w:t>
+      </w:r>
+      <w:proofErr w:type="spellStart"/>
+      <w:r>
+        <w:rPr>
+          <w:sz w:val="24"/>
+          <w:szCs w:val="24"/>
+        </w:rPr>
+        <w:t>float</w:t>
+      </w:r>
+      <w:proofErr w:type="spellEnd"/>
+      <w:r>
+        <w:rPr>
+          <w:sz w:val="24"/>
+          <w:szCs w:val="24"/>
+        </w:rPr>
+        <w:t xml:space="preserve"> a imagem flutua e o texto a baixo sobe </w:t>
+      </w:r>
+      <w:proofErr w:type="spellStart"/>
+      <w:r>
+        <w:rPr>
+          <w:sz w:val="24"/>
+          <w:szCs w:val="24"/>
+        </w:rPr>
+        <w:t>dpara</w:t>
+      </w:r>
+      <w:proofErr w:type="spellEnd"/>
+      <w:r>
+        <w:rPr>
+          <w:sz w:val="24"/>
+          <w:szCs w:val="24"/>
+        </w:rPr>
+        <w:t xml:space="preserve"> ficar ao lado</w:t>
+      </w:r>
+    </w:p>
+    <w:p>
+      <w:pPr>
+        <w:pStyle w:val="PargrafodaLista"/>
+        <w:tabs>
+          <w:tab w:val="left" w:pos="1275"/>
+        </w:tabs>
+        <w:ind w:left="1080"/>
+        <w:rPr>
+          <w:sz w:val="24"/>
+          <w:szCs w:val="24"/>
+        </w:rPr>
+      </w:pPr>
+      <w:r>
+        <w:rPr>
+          <w:noProof/>
+          <w:sz w:val="24"/>
+          <w:szCs w:val="24"/>
+        </w:rPr>
+        <w:drawing>
+          <wp:inline distT="0" distB="0" distL="0" distR="0" wp14:anchorId="5B20C315" wp14:editId="0C6109C6">
+            <wp:extent cx="1581371" cy="733527"/>
+            <wp:effectExtent l="0" t="0" r="0" b="0"/>
+            <wp:docPr id="99" name="Imagem 99"/>
+            <wp:cNvGraphicFramePr>
+              <a:graphicFrameLocks xmlns:a="http://schemas.openxmlformats.org/drawingml/2006/main" noChangeAspect="1"/>
+            </wp:cNvGraphicFramePr>
+            <a:graphic xmlns:a="http://schemas.openxmlformats.org/drawingml/2006/main">
+              <a:graphicData uri="http://schemas.openxmlformats.org/drawingml/2006/picture">
+                <pic:pic xmlns:pic="http://schemas.openxmlformats.org/drawingml/2006/picture">
+                  <pic:nvPicPr>
+                    <pic:cNvPr id="1" name=""/>
+                    <pic:cNvPicPr/>
+                  </pic:nvPicPr>
+                  <pic:blipFill>
+                    <a:blip r:embed="rId112"/>
+                    <a:stretch>
+                      <a:fillRect/>
+                    </a:stretch>
+                  </pic:blipFill>
+                  <pic:spPr>
+                    <a:xfrm>
+                      <a:off x="0" y="0"/>
+                      <a:ext cx="1581371" cy="733527"/>
+                    </a:xfrm>
+                    <a:prstGeom prst="rect">
+                      <a:avLst/>
+                    </a:prstGeom>
+                  </pic:spPr>
+                </pic:pic>
+              </a:graphicData>
+            </a:graphic>
+          </wp:inline>
+        </w:drawing>
+      </w:r>
+      <w:r>
+        <w:rPr>
+          <w:noProof/>
+          <w:sz w:val="24"/>
+          <w:szCs w:val="24"/>
+        </w:rPr>
+        <w:drawing>
+          <wp:inline distT="0" distB="0" distL="0" distR="0" wp14:anchorId="597069DE" wp14:editId="79A791C7">
+            <wp:extent cx="4791744" cy="1095528"/>
+            <wp:effectExtent l="0" t="0" r="8890" b="9525"/>
+            <wp:docPr id="111" name="Imagem 111"/>
+            <wp:cNvGraphicFramePr>
+              <a:graphicFrameLocks xmlns:a="http://schemas.openxmlformats.org/drawingml/2006/main" noChangeAspect="1"/>
+            </wp:cNvGraphicFramePr>
+            <a:graphic xmlns:a="http://schemas.openxmlformats.org/drawingml/2006/main">
+              <a:graphicData uri="http://schemas.openxmlformats.org/drawingml/2006/picture">
+                <pic:pic xmlns:pic="http://schemas.openxmlformats.org/drawingml/2006/picture">
+                  <pic:nvPicPr>
+                    <pic:cNvPr id="1" name=""/>
+                    <pic:cNvPicPr/>
+                  </pic:nvPicPr>
+                  <pic:blipFill>
+                    <a:blip r:embed="rId113"/>
+                    <a:stretch>
+                      <a:fillRect/>
+                    </a:stretch>
+                  </pic:blipFill>
+                  <pic:spPr>
+                    <a:xfrm>
+                      <a:off x="0" y="0"/>
+                      <a:ext cx="4791744" cy="1095528"/>
+                    </a:xfrm>
+                    <a:prstGeom prst="rect">
+                      <a:avLst/>
+                    </a:prstGeom>
+                  </pic:spPr>
+                </pic:pic>
+              </a:graphicData>
+            </a:graphic>
+          </wp:inline>
+        </w:drawing>
+      </w:r>
+    </w:p>
+    <w:p>
+      <w:pPr>
+        <w:pStyle w:val="PargrafodaLista"/>
+        <w:tabs>
+          <w:tab w:val="left" w:pos="1275"/>
+        </w:tabs>
+        <w:ind w:left="1080"/>
+        <w:rPr>
+          <w:sz w:val="24"/>
+          <w:szCs w:val="24"/>
+        </w:rPr>
+      </w:pPr>
+      <w:r>
+        <w:rPr>
+          <w:sz w:val="24"/>
+          <w:szCs w:val="24"/>
+        </w:rPr>
+        <w:t xml:space="preserve">72. Utilizamos o </w:t>
+      </w:r>
+      <w:proofErr w:type="spellStart"/>
+      <w:r>
+        <w:rPr>
+          <w:sz w:val="24"/>
+          <w:szCs w:val="24"/>
+        </w:rPr>
+        <w:t>clar</w:t>
+      </w:r>
+      <w:proofErr w:type="spellEnd"/>
+      <w:r>
+        <w:rPr>
+          <w:sz w:val="24"/>
+          <w:szCs w:val="24"/>
+        </w:rPr>
+        <w:t xml:space="preserve">: </w:t>
+      </w:r>
+      <w:proofErr w:type="spellStart"/>
+      <w:r>
+        <w:rPr>
+          <w:sz w:val="24"/>
+          <w:szCs w:val="24"/>
+        </w:rPr>
+        <w:t>left</w:t>
+      </w:r>
+      <w:proofErr w:type="spellEnd"/>
+      <w:r>
+        <w:rPr>
+          <w:sz w:val="24"/>
+          <w:szCs w:val="24"/>
+        </w:rPr>
+        <w:t xml:space="preserve"> para </w:t>
+      </w:r>
+      <w:proofErr w:type="gramStart"/>
+      <w:r>
+        <w:rPr>
+          <w:sz w:val="24"/>
+          <w:szCs w:val="24"/>
+        </w:rPr>
+        <w:t>retornar  a</w:t>
+      </w:r>
+      <w:proofErr w:type="gramEnd"/>
+      <w:r>
+        <w:rPr>
+          <w:sz w:val="24"/>
+          <w:szCs w:val="24"/>
+        </w:rPr>
+        <w:t xml:space="preserve"> posição dos elementos abaixo da imagem que utilizamos o </w:t>
+      </w:r>
+      <w:proofErr w:type="spellStart"/>
+      <w:r>
+        <w:rPr>
+          <w:sz w:val="24"/>
+          <w:szCs w:val="24"/>
+        </w:rPr>
+        <w:t>float</w:t>
+      </w:r>
+      <w:proofErr w:type="spellEnd"/>
+      <w:r>
+        <w:rPr>
+          <w:sz w:val="24"/>
+          <w:szCs w:val="24"/>
+        </w:rPr>
+        <w:t xml:space="preserve">: </w:t>
+      </w:r>
+      <w:proofErr w:type="spellStart"/>
+      <w:r>
+        <w:rPr>
+          <w:sz w:val="24"/>
+          <w:szCs w:val="24"/>
+        </w:rPr>
+        <w:t>left</w:t>
+      </w:r>
+      <w:proofErr w:type="spellEnd"/>
+      <w:r>
+        <w:rPr>
+          <w:sz w:val="24"/>
+          <w:szCs w:val="24"/>
+        </w:rPr>
+        <w:t xml:space="preserve"> ou seja, quando utilizamos o </w:t>
+      </w:r>
+      <w:proofErr w:type="spellStart"/>
+      <w:r>
+        <w:rPr>
+          <w:sz w:val="24"/>
+          <w:szCs w:val="24"/>
+        </w:rPr>
+        <w:t>float</w:t>
+      </w:r>
+      <w:proofErr w:type="spellEnd"/>
+      <w:r>
+        <w:rPr>
+          <w:sz w:val="24"/>
+          <w:szCs w:val="24"/>
+        </w:rPr>
+        <w:t xml:space="preserve">: </w:t>
+      </w:r>
+      <w:proofErr w:type="spellStart"/>
+      <w:r>
+        <w:rPr>
+          <w:sz w:val="24"/>
+          <w:szCs w:val="24"/>
+        </w:rPr>
+        <w:t>left</w:t>
+      </w:r>
+      <w:proofErr w:type="spellEnd"/>
+      <w:r>
+        <w:rPr>
+          <w:sz w:val="24"/>
+          <w:szCs w:val="24"/>
+        </w:rPr>
+        <w:t xml:space="preserve"> ele sobe todos os elementos abaixo, para retornar utilizamos </w:t>
+      </w:r>
+      <w:proofErr w:type="spellStart"/>
+      <w:r>
+        <w:rPr>
+          <w:sz w:val="24"/>
+          <w:szCs w:val="24"/>
+        </w:rPr>
+        <w:t>clear</w:t>
+      </w:r>
+      <w:proofErr w:type="spellEnd"/>
+      <w:r>
+        <w:rPr>
+          <w:sz w:val="24"/>
+          <w:szCs w:val="24"/>
+        </w:rPr>
+        <w:t xml:space="preserve">: </w:t>
+      </w:r>
+      <w:proofErr w:type="spellStart"/>
+      <w:r>
+        <w:rPr>
+          <w:sz w:val="24"/>
+          <w:szCs w:val="24"/>
+        </w:rPr>
+        <w:t>left</w:t>
+      </w:r>
+      <w:proofErr w:type="spellEnd"/>
+      <w:r>
+        <w:rPr>
+          <w:sz w:val="24"/>
+          <w:szCs w:val="24"/>
+        </w:rPr>
+        <w:t>.</w:t>
+      </w:r>
+    </w:p>
+    <w:p>
+      <w:pPr>
+        <w:pStyle w:val="PargrafodaLista"/>
+        <w:tabs>
+          <w:tab w:val="left" w:pos="1275"/>
+        </w:tabs>
+        <w:ind w:left="1080"/>
+        <w:rPr>
+          <w:sz w:val="24"/>
+          <w:szCs w:val="24"/>
+        </w:rPr>
+      </w:pPr>
+      <w:r>
+        <w:rPr>
+          <w:noProof/>
+          <w:sz w:val="24"/>
+          <w:szCs w:val="24"/>
+        </w:rPr>
+        <w:drawing>
+          <wp:inline distT="0" distB="0" distL="0" distR="0" wp14:anchorId="47C97086" wp14:editId="7DBD0C10">
+            <wp:extent cx="4344006" cy="1162212"/>
+            <wp:effectExtent l="0" t="0" r="0" b="0"/>
+            <wp:docPr id="112" name="Imagem 112"/>
+            <wp:cNvGraphicFramePr>
+              <a:graphicFrameLocks xmlns:a="http://schemas.openxmlformats.org/drawingml/2006/main" noChangeAspect="1"/>
+            </wp:cNvGraphicFramePr>
+            <a:graphic xmlns:a="http://schemas.openxmlformats.org/drawingml/2006/main">
+              <a:graphicData uri="http://schemas.openxmlformats.org/drawingml/2006/picture">
+                <pic:pic xmlns:pic="http://schemas.openxmlformats.org/drawingml/2006/picture">
+                  <pic:nvPicPr>
+                    <pic:cNvPr id="1" name=""/>
+                    <pic:cNvPicPr/>
+                  </pic:nvPicPr>
+                  <pic:blipFill>
+                    <a:blip r:embed="rId114"/>
+                    <a:stretch>
+                      <a:fillRect/>
+                    </a:stretch>
+                  </pic:blipFill>
+                  <pic:spPr>
+                    <a:xfrm>
+                      <a:off x="0" y="0"/>
+                      <a:ext cx="4344006" cy="1162212"/>
+                    </a:xfrm>
+                    <a:prstGeom prst="rect">
+                      <a:avLst/>
+                    </a:prstGeom>
+                  </pic:spPr>
+                </pic:pic>
+              </a:graphicData>
+            </a:graphic>
+          </wp:inline>
+        </w:drawing>
+      </w:r>
+    </w:p>
+    <w:p>
+      <w:pPr>
+        <w:pStyle w:val="PargrafodaLista"/>
+        <w:tabs>
+          <w:tab w:val="left" w:pos="1275"/>
+        </w:tabs>
+        <w:ind w:left="1080"/>
+        <w:rPr>
+          <w:sz w:val="24"/>
+          <w:szCs w:val="24"/>
+        </w:rPr>
+      </w:pPr>
+      <w:r>
+        <w:rPr>
+          <w:sz w:val="24"/>
+          <w:szCs w:val="24"/>
+        </w:rPr>
+        <w:t>73. Para trocar a fonte do site realizamos os seguintes passos:</w:t>
+      </w:r>
+    </w:p>
+    <w:p>
+      <w:pPr>
+        <w:pStyle w:val="PargrafodaLista"/>
+        <w:numPr>
+          <w:ilvl w:val="0"/>
+          <w:numId w:val="20"/>
+        </w:numPr>
+        <w:tabs>
+          <w:tab w:val="left" w:pos="1275"/>
+        </w:tabs>
+        <w:rPr>
+          <w:sz w:val="24"/>
+          <w:szCs w:val="24"/>
+        </w:rPr>
+      </w:pPr>
+      <w:r>
+        <w:rPr>
+          <w:sz w:val="24"/>
+          <w:szCs w:val="24"/>
+        </w:rPr>
+        <w:t xml:space="preserve">Entra no site do </w:t>
+      </w:r>
+      <w:proofErr w:type="spellStart"/>
+      <w:proofErr w:type="gramStart"/>
+      <w:r>
+        <w:rPr>
+          <w:sz w:val="24"/>
+          <w:szCs w:val="24"/>
+        </w:rPr>
+        <w:t>google</w:t>
+      </w:r>
+      <w:proofErr w:type="spellEnd"/>
+      <w:r>
+        <w:rPr>
+          <w:sz w:val="24"/>
+          <w:szCs w:val="24"/>
+        </w:rPr>
+        <w:t xml:space="preserve">  </w:t>
+      </w:r>
+      <w:proofErr w:type="spellStart"/>
+      <w:r>
+        <w:rPr>
+          <w:sz w:val="24"/>
+          <w:szCs w:val="24"/>
+        </w:rPr>
+        <w:t>fonts</w:t>
+      </w:r>
+      <w:proofErr w:type="spellEnd"/>
+      <w:proofErr w:type="gramEnd"/>
+      <w:r>
+        <w:rPr>
+          <w:sz w:val="24"/>
+          <w:szCs w:val="24"/>
+        </w:rPr>
+        <w:t xml:space="preserve"> (</w:t>
+      </w:r>
+      <w:hyperlink r:id="rId115" w:history="1">
+        <w:r>
+          <w:rPr>
+            <w:rStyle w:val="Hyperlink"/>
+            <w:sz w:val="24"/>
+            <w:szCs w:val="24"/>
+          </w:rPr>
+          <w:t>https://fonts.google.com/</w:t>
+        </w:r>
+      </w:hyperlink>
+      <w:r>
+        <w:rPr>
+          <w:sz w:val="24"/>
+          <w:szCs w:val="24"/>
+        </w:rPr>
+        <w:t>)</w:t>
+      </w:r>
+    </w:p>
+    <w:p>
+      <w:pPr>
+        <w:pStyle w:val="PargrafodaLista"/>
+        <w:numPr>
+          <w:ilvl w:val="0"/>
+          <w:numId w:val="20"/>
+        </w:numPr>
+        <w:tabs>
+          <w:tab w:val="left" w:pos="1275"/>
+        </w:tabs>
+        <w:rPr>
+          <w:sz w:val="24"/>
+          <w:szCs w:val="24"/>
+        </w:rPr>
+      </w:pPr>
+      <w:r>
+        <w:rPr>
+          <w:sz w:val="24"/>
+          <w:szCs w:val="24"/>
+        </w:rPr>
+        <w:t>Escolhemos a fonte desejada para aplicar ao site</w:t>
+      </w:r>
+      <w:r>
+        <w:rPr>
+          <w:sz w:val="24"/>
+          <w:szCs w:val="24"/>
+        </w:rPr>
+        <w:t>.</w:t>
+      </w:r>
+    </w:p>
+    <w:p>
+      <w:pPr>
+        <w:pStyle w:val="PargrafodaLista"/>
+        <w:numPr>
+          <w:ilvl w:val="0"/>
+          <w:numId w:val="20"/>
+        </w:numPr>
+        <w:tabs>
+          <w:tab w:val="left" w:pos="1275"/>
+        </w:tabs>
+        <w:rPr>
+          <w:sz w:val="24"/>
+          <w:szCs w:val="24"/>
+        </w:rPr>
+      </w:pPr>
+      <w:r>
+        <w:rPr>
+          <w:sz w:val="24"/>
+          <w:szCs w:val="24"/>
+        </w:rPr>
+        <w:t xml:space="preserve">Clicar no botão </w:t>
+      </w:r>
+      <w:proofErr w:type="spellStart"/>
+      <w:r>
+        <w:rPr>
+          <w:sz w:val="24"/>
+          <w:szCs w:val="24"/>
+        </w:rPr>
+        <w:t>get</w:t>
+      </w:r>
+      <w:proofErr w:type="spellEnd"/>
+      <w:r>
+        <w:rPr>
+          <w:sz w:val="24"/>
+          <w:szCs w:val="24"/>
+        </w:rPr>
+        <w:t xml:space="preserve"> </w:t>
+      </w:r>
+      <w:proofErr w:type="spellStart"/>
+      <w:r>
+        <w:rPr>
+          <w:sz w:val="24"/>
+          <w:szCs w:val="24"/>
+        </w:rPr>
+        <w:t>fonts</w:t>
+      </w:r>
+      <w:proofErr w:type="spellEnd"/>
+      <w:r>
+        <w:rPr>
+          <w:sz w:val="24"/>
+          <w:szCs w:val="24"/>
+        </w:rPr>
+        <w:t xml:space="preserve"> para copiar o link que ser</w:t>
+      </w:r>
+      <w:r>
+        <w:rPr>
+          <w:sz w:val="24"/>
+          <w:szCs w:val="24"/>
+        </w:rPr>
+        <w:t>á</w:t>
+      </w:r>
+      <w:r>
+        <w:rPr>
+          <w:sz w:val="24"/>
+          <w:szCs w:val="24"/>
+        </w:rPr>
+        <w:t xml:space="preserve"> colado no </w:t>
+      </w:r>
+      <w:proofErr w:type="spellStart"/>
+      <w:r>
+        <w:rPr>
+          <w:sz w:val="24"/>
+          <w:szCs w:val="24"/>
+        </w:rPr>
+        <w:t>head</w:t>
+      </w:r>
+      <w:proofErr w:type="spellEnd"/>
+      <w:r>
+        <w:rPr>
+          <w:sz w:val="24"/>
+          <w:szCs w:val="24"/>
+        </w:rPr>
+        <w:t xml:space="preserve"> do </w:t>
+      </w:r>
+      <w:proofErr w:type="spellStart"/>
+      <w:r>
+        <w:rPr>
+          <w:sz w:val="24"/>
+          <w:szCs w:val="24"/>
+        </w:rPr>
+        <w:t>html</w:t>
+      </w:r>
+      <w:proofErr w:type="spellEnd"/>
+      <w:r>
+        <w:rPr>
+          <w:sz w:val="24"/>
+          <w:szCs w:val="24"/>
+        </w:rPr>
+        <w:t>.</w:t>
+      </w:r>
+    </w:p>
+    <w:p>
+      <w:pPr>
+        <w:pStyle w:val="PargrafodaLista"/>
+        <w:numPr>
+          <w:ilvl w:val="0"/>
+          <w:numId w:val="20"/>
+        </w:numPr>
+        <w:tabs>
+          <w:tab w:val="left" w:pos="1275"/>
+        </w:tabs>
+        <w:rPr>
+          <w:sz w:val="24"/>
+          <w:szCs w:val="24"/>
+        </w:rPr>
+      </w:pPr>
+      <w:r>
+        <w:rPr>
+          <w:sz w:val="24"/>
+          <w:szCs w:val="24"/>
+        </w:rPr>
+        <w:t>Depois copiamos o link que ser</w:t>
+      </w:r>
+      <w:r>
+        <w:rPr>
+          <w:sz w:val="24"/>
+          <w:szCs w:val="24"/>
+        </w:rPr>
+        <w:t>á</w:t>
+      </w:r>
+      <w:r>
+        <w:rPr>
+          <w:sz w:val="24"/>
+          <w:szCs w:val="24"/>
+        </w:rPr>
+        <w:t xml:space="preserve"> colado no</w:t>
+      </w:r>
+      <w:r>
+        <w:rPr>
+          <w:sz w:val="24"/>
+          <w:szCs w:val="24"/>
+        </w:rPr>
+        <w:t xml:space="preserve"> </w:t>
+      </w:r>
+      <w:proofErr w:type="spellStart"/>
+      <w:r>
+        <w:rPr>
+          <w:sz w:val="24"/>
+          <w:szCs w:val="24"/>
+        </w:rPr>
+        <w:t>css</w:t>
+      </w:r>
+      <w:proofErr w:type="spellEnd"/>
+      <w:r>
+        <w:rPr>
+          <w:sz w:val="24"/>
+          <w:szCs w:val="24"/>
+        </w:rPr>
+        <w:t>.</w:t>
+      </w:r>
+    </w:p>
+    <w:p>
+      <w:pPr>
+        <w:tabs>
+          <w:tab w:val="left" w:pos="1275"/>
+        </w:tabs>
+        <w:ind w:left="360"/>
+        <w:rPr>
+          <w:sz w:val="24"/>
+          <w:szCs w:val="24"/>
+        </w:rPr>
+      </w:pPr>
+      <w:r>
+        <w:rPr>
+          <w:sz w:val="24"/>
+          <w:szCs w:val="24"/>
+        </w:rPr>
+        <w:t>–––––</w:t>
+      </w:r>
+      <w:r>
+        <w:rPr>
+          <w:noProof/>
+        </w:rPr>
+        <w:drawing>
+          <wp:inline distT="0" distB="0" distL="0" distR="0" wp14:anchorId="766EFDEA" wp14:editId="0356BB87">
+            <wp:extent cx="5400040" cy="1180465"/>
+            <wp:effectExtent l="0" t="0" r="0" b="635"/>
+            <wp:docPr id="127" name="Imagem 127"/>
+            <wp:cNvGraphicFramePr>
+              <a:graphicFrameLocks xmlns:a="http://schemas.openxmlformats.org/drawingml/2006/main" noChangeAspect="1"/>
+            </wp:cNvGraphicFramePr>
+            <a:graphic xmlns:a="http://schemas.openxmlformats.org/drawingml/2006/main">
+              <a:graphicData uri="http://schemas.openxmlformats.org/drawingml/2006/picture">
+                <pic:pic xmlns:pic="http://schemas.openxmlformats.org/drawingml/2006/picture">
+                  <pic:nvPicPr>
+                    <pic:cNvPr id="1" name=""/>
+                    <pic:cNvPicPr/>
+                  </pic:nvPicPr>
+                  <pic:blipFill>
+                    <a:blip r:embed="rId116"/>
+                    <a:stretch>
+                      <a:fillRect/>
+                    </a:stretch>
+                  </pic:blipFill>
+                  <pic:spPr>
+                    <a:xfrm>
+                      <a:off x="0" y="0"/>
+                      <a:ext cx="5400040" cy="1180465"/>
+                    </a:xfrm>
+                    <a:prstGeom prst="rect">
+                      <a:avLst/>
+                    </a:prstGeom>
+                  </pic:spPr>
+                </pic:pic>
+              </a:graphicData>
+            </a:graphic>
+          </wp:inline>
+        </w:drawing>
+      </w:r>
+      <w:r>
+        <w:rPr>
+          <w:noProof/>
+          <w:sz w:val="24"/>
+          <w:szCs w:val="24"/>
+        </w:rPr>
+        <w:drawing>
+          <wp:inline distT="0" distB="0" distL="0" distR="0" wp14:anchorId="2218F1F7" wp14:editId="41F60E19">
+            <wp:extent cx="2753109" cy="476316"/>
+            <wp:effectExtent l="0" t="0" r="9525" b="0"/>
+            <wp:docPr id="133" name="Imagem 133"/>
+            <wp:cNvGraphicFramePr>
+              <a:graphicFrameLocks xmlns:a="http://schemas.openxmlformats.org/drawingml/2006/main" noChangeAspect="1"/>
+            </wp:cNvGraphicFramePr>
+            <a:graphic xmlns:a="http://schemas.openxmlformats.org/drawingml/2006/main">
+              <a:graphicData uri="http://schemas.openxmlformats.org/drawingml/2006/picture">
+                <pic:pic xmlns:pic="http://schemas.openxmlformats.org/drawingml/2006/picture">
+                  <pic:nvPicPr>
+                    <pic:cNvPr id="1" name=""/>
+                    <pic:cNvPicPr/>
+                  </pic:nvPicPr>
+                  <pic:blipFill>
+                    <a:blip r:embed="rId117"/>
+                    <a:stretch>
+                      <a:fillRect/>
+                    </a:stretch>
+                  </pic:blipFill>
+                  <pic:spPr>
+                    <a:xfrm>
+                      <a:off x="0" y="0"/>
+                      <a:ext cx="2753109" cy="476316"/>
+                    </a:xfrm>
+                    <a:prstGeom prst="rect">
+                      <a:avLst/>
+                    </a:prstGeom>
+                  </pic:spPr>
+                </pic:pic>
+              </a:graphicData>
+            </a:graphic>
+          </wp:inline>
+        </w:drawing>
+      </w:r>
+    </w:p>
+    <w:p>
+      <w:pPr>
+        <w:tabs>
+          <w:tab w:val="left" w:pos="1275"/>
+        </w:tabs>
+        <w:ind w:left="360"/>
+        <w:rPr>
+          <w:sz w:val="24"/>
+          <w:szCs w:val="24"/>
+        </w:rPr>
+      </w:pPr>
+      <w:r>
+        <w:rPr>
+          <w:sz w:val="24"/>
+          <w:szCs w:val="24"/>
+        </w:rPr>
+        <w:lastRenderedPageBreak/>
+        <w:t xml:space="preserve">74. Para adicionar o mapa vamos ao </w:t>
+      </w:r>
+      <w:proofErr w:type="spellStart"/>
+      <w:r>
+        <w:rPr>
+          <w:sz w:val="24"/>
+          <w:szCs w:val="24"/>
+        </w:rPr>
+        <w:t>google</w:t>
+      </w:r>
+      <w:proofErr w:type="spellEnd"/>
+      <w:r>
+        <w:rPr>
+          <w:sz w:val="24"/>
+          <w:szCs w:val="24"/>
+        </w:rPr>
+        <w:t xml:space="preserve"> </w:t>
+      </w:r>
+      <w:proofErr w:type="spellStart"/>
+      <w:r>
+        <w:rPr>
+          <w:sz w:val="24"/>
+          <w:szCs w:val="24"/>
+        </w:rPr>
+        <w:t>maps</w:t>
+      </w:r>
+      <w:proofErr w:type="spellEnd"/>
+      <w:r>
+        <w:rPr>
+          <w:sz w:val="24"/>
+          <w:szCs w:val="24"/>
+        </w:rPr>
+        <w:t xml:space="preserve"> digitamos o nome desejado na pesquisa.</w:t>
+      </w:r>
+    </w:p>
+    <w:p>
+      <w:pPr>
+        <w:tabs>
+          <w:tab w:val="left" w:pos="1275"/>
+        </w:tabs>
+        <w:ind w:left="360"/>
+        <w:rPr>
+          <w:sz w:val="24"/>
+          <w:szCs w:val="24"/>
+        </w:rPr>
+      </w:pPr>
+      <w:r>
+        <w:rPr>
+          <w:sz w:val="24"/>
+          <w:szCs w:val="24"/>
+        </w:rPr>
+        <w:drawing>
+          <wp:inline distT="0" distB="0" distL="0" distR="0" wp14:anchorId="5E2F5800" wp14:editId="65A23D3E">
+            <wp:extent cx="5227320" cy="3286664"/>
+            <wp:effectExtent l="0" t="0" r="0" b="9525"/>
+            <wp:docPr id="132" name="Imagem 132"/>
+            <wp:cNvGraphicFramePr>
+              <a:graphicFrameLocks xmlns:a="http://schemas.openxmlformats.org/drawingml/2006/main" noChangeAspect="1"/>
+            </wp:cNvGraphicFramePr>
+            <a:graphic xmlns:a="http://schemas.openxmlformats.org/drawingml/2006/main">
+              <a:graphicData uri="http://schemas.openxmlformats.org/drawingml/2006/picture">
+                <pic:pic xmlns:pic="http://schemas.openxmlformats.org/drawingml/2006/picture">
+                  <pic:nvPicPr>
+                    <pic:cNvPr id="1" name=""/>
+                    <pic:cNvPicPr/>
+                  </pic:nvPicPr>
+                  <pic:blipFill>
+                    <a:blip r:embed="rId118"/>
+                    <a:stretch>
+                      <a:fillRect/>
+                    </a:stretch>
+                  </pic:blipFill>
+                  <pic:spPr>
+                    <a:xfrm>
+                      <a:off x="0" y="0"/>
+                      <a:ext cx="6165870" cy="3876775"/>
+                    </a:xfrm>
+                    <a:prstGeom prst="rect">
+                      <a:avLst/>
+                    </a:prstGeom>
+                  </pic:spPr>
+                </pic:pic>
+              </a:graphicData>
+            </a:graphic>
+          </wp:inline>
+        </w:drawing>
+      </w:r>
+    </w:p>
+    <w:p>
+      <w:pPr>
+        <w:tabs>
+          <w:tab w:val="left" w:pos="1275"/>
+        </w:tabs>
+        <w:jc w:val="both"/>
+        <w:rPr>
+          <w:sz w:val="24"/>
+          <w:szCs w:val="24"/>
+        </w:rPr>
+      </w:pPr>
+      <w:r>
+        <w:rPr>
+          <w:noProof/>
+          <w:sz w:val="24"/>
+          <w:szCs w:val="24"/>
+        </w:rPr>
+        <mc:AlternateContent>
+          <mc:Choice Requires="wps">
+            <w:drawing>
+              <wp:anchor distT="0" distB="0" distL="114300" distR="114300" simplePos="0" relativeHeight="251703296" behindDoc="0" locked="0" layoutInCell="1" allowOverlap="1">
+                <wp:simplePos x="0" y="0"/>
+                <wp:positionH relativeFrom="column">
+                  <wp:posOffset>308717</wp:posOffset>
+                </wp:positionH>
+                <wp:positionV relativeFrom="paragraph">
+                  <wp:posOffset>196742</wp:posOffset>
+                </wp:positionV>
+                <wp:extent cx="1491926" cy="319178"/>
+                <wp:effectExtent l="19050" t="0" r="13335" b="81280"/>
+                <wp:wrapNone/>
+                <wp:docPr id="135" name="Conector de Seta Reta 135"/>
+                <wp:cNvGraphicFramePr/>
+                <a:graphic xmlns:a="http://schemas.openxmlformats.org/drawingml/2006/main">
+                  <a:graphicData uri="http://schemas.microsoft.com/office/word/2010/wordprocessingShape">
+                    <wps:wsp>
+                      <wps:cNvCnPr/>
+                      <wps:spPr>
+                        <a:xfrm flipH="1">
+                          <a:off x="0" y="0"/>
+                          <a:ext cx="1491926" cy="319178"/>
+                        </a:xfrm>
+                        <a:prstGeom prst="straightConnector1">
+                          <a:avLst/>
+                        </a:prstGeom>
+                        <a:ln>
+                          <a:tailEnd type="triangle"/>
+                        </a:ln>
+                      </wps:spPr>
+                      <wps:style>
+                        <a:lnRef idx="1">
+                          <a:schemeClr val="accent1"/>
+                        </a:lnRef>
+                        <a:fillRef idx="0">
+                          <a:schemeClr val="accent1"/>
+                        </a:fillRef>
+                        <a:effectRef idx="0">
+                          <a:schemeClr val="accent1"/>
+                        </a:effectRef>
+                        <a:fontRef idx="minor">
+                          <a:schemeClr val="tx1"/>
+                        </a:fontRef>
+                      </wps:style>
+                      <wps:bodyPr/>
+                    </wps:wsp>
+                  </a:graphicData>
+                </a:graphic>
+                <wp14:sizeRelH relativeFrom="margin">
+                  <wp14:pctWidth>0</wp14:pctWidth>
+                </wp14:sizeRelH>
+                <wp14:sizeRelV relativeFrom="margin">
+                  <wp14:pctHeight>0</wp14:pctHeight>
+                </wp14:sizeRelV>
+              </wp:anchor>
+            </w:drawing>
+          </mc:Choice>
+          <mc:Fallback>
+            <w:pict>
+              <v:shapetype w14:anchorId="1ACFA583" id="_x0000_t32" coordsize="21600,21600" o:spt="32" o:oned="t" path="m,l21600,21600e" filled="f">
+                <v:path arrowok="t" fillok="f" o:connecttype="none"/>
+                <o:lock v:ext="edit" shapetype="t"/>
+              </v:shapetype>
+              <v:shape id="Conector de Seta Reta 135" o:spid="_x0000_s1026" type="#_x0000_t32" style="position:absolute;margin-left:24.3pt;margin-top:15.5pt;width:117.45pt;height:25.15pt;flip:x;z-index:251703296;visibility:visible;mso-wrap-style:square;mso-width-percent:0;mso-height-percent:0;mso-wrap-distance-left:9pt;mso-wrap-distance-top:0;mso-wrap-distance-right:9pt;mso-wrap-distance-bottom:0;mso-position-horizontal:absolute;mso-position-horizontal-relative:text;mso-position-vertical:absolute;mso-position-vertical-relative:text;mso-width-percent:0;mso-height-percent:0;mso-width-relative:margin;mso-height-relative:margin" o:gfxdata="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" strokecolor="#4472c4 [3204]" strokeweight=".5pt">
+                <v:stroke endarrow="block" joinstyle="miter"/>
+              </v:shape>
+            </w:pict>
+          </mc:Fallback>
+        </mc:AlternateContent>
+      </w:r>
+      <w:r>
+        <w:rPr>
+          <w:sz w:val="24"/>
+          <w:szCs w:val="24"/>
+        </w:rPr>
+        <w:t>75. No campo parecido com 3 pontinhos ou 3 linhas vamos clicar.</w:t>
+      </w:r>
+    </w:p>
+    <w:p>
+      <w:pPr>
+        <w:tabs>
+          <w:tab w:val="left" w:pos="1275"/>
+        </w:tabs>
+        <w:jc w:val="both"/>
+        <w:rPr>
+          <w:sz w:val="24"/>
+          <w:szCs w:val="24"/>
+        </w:rPr>
+      </w:pPr>
+      <w:r>
+        <w:rPr>
+          <w:sz w:val="24"/>
+          <w:szCs w:val="24"/>
+        </w:rPr>
+        <w:drawing>
+          <wp:inline distT="0" distB="0" distL="0" distR="0" wp14:anchorId="73CFE68B" wp14:editId="28ACCA30">
+            <wp:extent cx="4410691" cy="771633"/>
+            <wp:effectExtent l="0" t="0" r="0" b="9525"/>
+            <wp:docPr id="134" name="Imagem 134"/>
+            <wp:cNvGraphicFramePr>
+              <a:graphicFrameLocks xmlns:a="http://schemas.openxmlformats.org/drawingml/2006/main" noChangeAspect="1"/>
+            </wp:cNvGraphicFramePr>
+            <a:graphic xmlns:a="http://schemas.openxmlformats.org/drawingml/2006/main">
+              <a:graphicData uri="http://schemas.openxmlformats.org/drawingml/2006/picture">
+                <pic:pic xmlns:pic="http://schemas.openxmlformats.org/drawingml/2006/picture">
+                  <pic:nvPicPr>
+                    <pic:cNvPr id="1" name=""/>
+                    <pic:cNvPicPr/>
+                  </pic:nvPicPr>
+                  <pic:blipFill>
+                    <a:blip r:embed="rId119"/>
+                    <a:stretch>
+                      <a:fillRect/>
+                    </a:stretch>
+                  </pic:blipFill>
+                  <pic:spPr>
+                    <a:xfrm>
+                      <a:off x="0" y="0"/>
+                      <a:ext cx="4410691" cy="771633"/>
+                    </a:xfrm>
+                    <a:prstGeom prst="rect">
+                      <a:avLst/>
+                    </a:prstGeom>
+                  </pic:spPr>
+                </pic:pic>
+              </a:graphicData>
+            </a:graphic>
+          </wp:inline>
+        </w:drawing>
+      </w:r>
+    </w:p>
+    <w:p>
+      <w:pPr>
+        <w:tabs>
+          <w:tab w:val="left" w:pos="1275"/>
+        </w:tabs>
+        <w:jc w:val="both"/>
+        <w:rPr>
+          <w:sz w:val="24"/>
+          <w:szCs w:val="24"/>
+        </w:rPr>
+      </w:pPr>
+      <w:r>
+        <w:rPr>
+          <w:noProof/>
+          <w:sz w:val="24"/>
+          <w:szCs w:val="24"/>
+        </w:rPr>
+        <mc:AlternateContent>
+          <mc:Choice Requires="wps">
+            <w:drawing>
+              <wp:anchor distT="0" distB="0" distL="114300" distR="114300" simplePos="0" relativeHeight="251705344" behindDoc="0" locked="0" layoutInCell="1" allowOverlap="1">
+                <wp:simplePos x="0" y="0"/>
+                <wp:positionH relativeFrom="column">
+                  <wp:posOffset>1930484</wp:posOffset>
+                </wp:positionH>
+                <wp:positionV relativeFrom="paragraph">
+                  <wp:posOffset>204925</wp:posOffset>
+                </wp:positionV>
+                <wp:extent cx="1708030" cy="2190630"/>
+                <wp:effectExtent l="38100" t="0" r="26035" b="57785"/>
+                <wp:wrapNone/>
+                <wp:docPr id="137" name="Conector de Seta Reta 137"/>
+                <wp:cNvGraphicFramePr/>
+                <a:graphic xmlns:a="http://schemas.openxmlformats.org/drawingml/2006/main">
+                  <a:graphicData uri="http://schemas.microsoft.com/office/word/2010/wordprocessingShape">
+                    <wps:wsp>
+                      <wps:cNvCnPr/>
+                      <wps:spPr>
+                        <a:xfrm flipH="1">
+                          <a:off x="0" y="0"/>
+                          <a:ext cx="1708030" cy="2190630"/>
+                        </a:xfrm>
+                        <a:prstGeom prst="straightConnector1">
+                          <a:avLst/>
+                        </a:prstGeom>
+                        <a:ln>
+                          <a:tailEnd type="triangle"/>
+                        </a:ln>
+                      </wps:spPr>
+                      <wps:style>
+                        <a:lnRef idx="1">
+                          <a:schemeClr val="accent1"/>
+                        </a:lnRef>
+                        <a:fillRef idx="0">
+                          <a:schemeClr val="accent1"/>
+                        </a:fillRef>
+                        <a:effectRef idx="0">
+                          <a:schemeClr val="accent1"/>
+                        </a:effectRef>
+                        <a:fontRef idx="minor">
+                          <a:schemeClr val="tx1"/>
+                        </a:fontRef>
+                      </wps:style>
+                      <wps:bodyPr/>
+                    </wps:wsp>
+                  </a:graphicData>
+                </a:graphic>
+                <wp14:sizeRelH relativeFrom="margin">
+                  <wp14:pctWidth>0</wp14:pctWidth>
+                </wp14:sizeRelH>
+                <wp14:sizeRelV relativeFrom="margin">
+                  <wp14:pctHeight>0</wp14:pctHeight>
+                </wp14:sizeRelV>
+              </wp:anchor>
+            </w:drawing>
+          </mc:Choice>
+          <mc:Fallback>
+            <w:pict>
+              <v:shape w14:anchorId="30FF995D" id="Conector de Seta Reta 137" o:spid="_x0000_s1026" type="#_x0000_t32" style="position:absolute;margin-left:152pt;margin-top:16.15pt;width:134.5pt;height:172.5pt;flip:x;z-index:251705344;visibility:visible;mso-wrap-style:square;mso-width-percent:0;mso-height-percent:0;mso-wrap-distance-left:9pt;mso-wrap-distance-top:0;mso-wrap-distance-right:9pt;mso-wrap-distance-bottom:0;mso-position-horizontal:absolute;mso-position-horizontal-relative:text;mso-position-vertical:absolute;mso-position-vertical-relative:text;mso-width-percent:0;mso-height-percent:0;mso-width-relative:margin;mso-height-relative:margin" o:gfxdata="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" strokecolor="#4472c4 [3204]" strokeweight=".5pt">
+                <v:stroke endarrow="block" joinstyle="miter"/>
+              </v:shape>
+            </w:pict>
+          </mc:Fallback>
+        </mc:AlternateContent>
+      </w:r>
+      <w:r>
+        <w:rPr>
+          <w:sz w:val="24"/>
+          <w:szCs w:val="24"/>
+        </w:rPr>
+        <w:t xml:space="preserve">76. </w:t>
+      </w:r>
+      <w:r>
+        <w:rPr>
+          <w:sz w:val="24"/>
+          <w:szCs w:val="24"/>
+        </w:rPr>
+        <w:t>Recebera a seguinte tela no campo compartilhar ou incorporar o mapa.</w:t>
+      </w:r>
+    </w:p>
+    <w:p>
+      <w:pPr>
+        <w:tabs>
+          <w:tab w:val="left" w:pos="1275"/>
+        </w:tabs>
+        <w:jc w:val="both"/>
+        <w:rPr>
+          <w:sz w:val="24"/>
+          <w:szCs w:val="24"/>
+        </w:rPr>
+      </w:pPr>
+      <w:r>
+        <w:rPr>
+          <w:sz w:val="24"/>
+          <w:szCs w:val="24"/>
+        </w:rPr>
+        <w:drawing>
+          <wp:anchor distT="0" distB="0" distL="114300" distR="114300" simplePos="0" relativeHeight="251704320" behindDoc="0" locked="0" layoutInCell="1" allowOverlap="1" wp14:anchorId="011B2CB9">
+            <wp:simplePos x="0" y="0"/>
+            <wp:positionH relativeFrom="margin">
+              <wp:posOffset>457152</wp:posOffset>
+            </wp:positionH>
+            <wp:positionV relativeFrom="paragraph">
+              <wp:posOffset>5080</wp:posOffset>
+            </wp:positionV>
+            <wp:extent cx="1819910" cy="3846872"/>
+            <wp:effectExtent l="0" t="0" r="8890" b="1270"/>
+            <wp:wrapNone/>
+            <wp:docPr id="136" name="Imagem 136"/>
+            <wp:cNvGraphicFramePr>
+              <a:graphicFrameLocks xmlns:a="http://schemas.openxmlformats.org/drawingml/2006/main" noChangeAspect="1"/>
+            </wp:cNvGraphicFramePr>
+            <a:graphic xmlns:a="http://schemas.openxmlformats.org/drawingml/2006/main">
+              <a:graphicData uri="http://schemas.openxmlformats.org/drawingml/2006/picture">
+                <pic:pic xmlns:pic="http://schemas.openxmlformats.org/drawingml/2006/picture">
+                  <pic:nvPicPr>
+                    <pic:cNvPr id="1" name=""/>
+                    <pic:cNvPicPr/>
+                  </pic:nvPicPr>
+                  <pic:blipFill>
+                    <a:blip r:embed="rId120">
+                      <a:extLst>
+                        <a:ext uri="{28A0092B-C50C-407E-A947-70E740481C1C}">
+                          <a14:useLocalDpi xmlns:a14="http://schemas.microsoft.com/office/drawing/2010/main" val="0"/>
+                        </a:ext>
+                      </a:extLst>
+                    </a:blip>
+                    <a:stretch>
+                      <a:fillRect/>
+                    </a:stretch>
+                  </pic:blipFill>
+                  <pic:spPr>
+                    <a:xfrm>
+                      <a:off x="0" y="0"/>
+                      <a:ext cx="1819910" cy="3846872"/>
+                    </a:xfrm>
+                    <a:prstGeom prst="rect">
+                      <a:avLst/>
+                    </a:prstGeom>
+                  </pic:spPr>
+                </pic:pic>
+              </a:graphicData>
+            </a:graphic>
+            <wp14:sizeRelH relativeFrom="margin">
+              <wp14:pctWidth>0</wp14:pctWidth>
+            </wp14:sizeRelH>
+            <wp14:sizeRelV relativeFrom="margin">
+              <wp14:pctHeight>0</wp14:pctHeight>
+            </wp14:sizeRelV>
+          </wp:anchor>
+        </w:drawing>
+      </w:r>
+    </w:p>
+    <w:p>
+      <w:pPr>
+        <w:tabs>
+          <w:tab w:val="left" w:pos="1275"/>
+        </w:tabs>
+        <w:ind w:left="360"/>
+        <w:rPr>
+          <w:sz w:val="24"/>
+          <w:szCs w:val="24"/>
+        </w:rPr>
+      </w:pPr>
+    </w:p>
+    <w:p>
+      <w:pPr>
+        <w:tabs>
+          <w:tab w:val="left" w:pos="1275"/>
+        </w:tabs>
+        <w:ind w:left="360"/>
+        <w:rPr>
+          <w:sz w:val="24"/>
+          <w:szCs w:val="24"/>
+        </w:rPr>
+      </w:pPr>
     </w:p>
     <w:p>
       <w:pPr>
@@ -12803,8 +14061,551 @@
           <w:szCs w:val="24"/>
         </w:rPr>
       </w:pPr>
+    </w:p>
+    <w:p>
+      <w:pPr>
+        <w:tabs>
+          <w:tab w:val="left" w:pos="6375"/>
+        </w:tabs>
+        <w:ind w:left="360"/>
+        <w:rPr>
+          <w:sz w:val="24"/>
+          <w:szCs w:val="24"/>
+        </w:rPr>
+      </w:pPr>
+    </w:p>
+    <w:p>
+      <w:pPr>
+        <w:tabs>
+          <w:tab w:val="left" w:pos="6375"/>
+        </w:tabs>
+        <w:ind w:left="360"/>
+        <w:rPr>
+          <w:sz w:val="24"/>
+          <w:szCs w:val="24"/>
+        </w:rPr>
+      </w:pPr>
+    </w:p>
+    <w:p>
+      <w:pPr>
+        <w:tabs>
+          <w:tab w:val="left" w:pos="6375"/>
+        </w:tabs>
+        <w:ind w:left="360"/>
+        <w:rPr>
+          <w:sz w:val="24"/>
+          <w:szCs w:val="24"/>
+        </w:rPr>
+      </w:pPr>
+      <w:r>
+        <w:rPr>
+          <w:sz w:val="24"/>
+          <w:szCs w:val="24"/>
+        </w:rPr>
+        <w:drawing>
+          <wp:anchor distT="0" distB="0" distL="114300" distR="114300" simplePos="0" relativeHeight="251706368" behindDoc="0" locked="0" layoutInCell="1" allowOverlap="1" wp14:anchorId="2BC0AD2B">
+            <wp:simplePos x="0" y="0"/>
+            <wp:positionH relativeFrom="margin">
+              <wp:posOffset>2320278</wp:posOffset>
+            </wp:positionH>
+            <wp:positionV relativeFrom="paragraph">
+              <wp:posOffset>11130</wp:posOffset>
+            </wp:positionV>
+            <wp:extent cx="2251494" cy="2076321"/>
+            <wp:effectExtent l="0" t="0" r="0" b="635"/>
+            <wp:wrapNone/>
+            <wp:docPr id="138" name="Imagem 138"/>
+            <wp:cNvGraphicFramePr>
+              <a:graphicFrameLocks xmlns:a="http://schemas.openxmlformats.org/drawingml/2006/main" noChangeAspect="1"/>
+            </wp:cNvGraphicFramePr>
+            <a:graphic xmlns:a="http://schemas.openxmlformats.org/drawingml/2006/main">
+              <a:graphicData uri="http://schemas.openxmlformats.org/drawingml/2006/picture">
+                <pic:pic xmlns:pic="http://schemas.openxmlformats.org/drawingml/2006/picture">
+                  <pic:nvPicPr>
+                    <pic:cNvPr id="1" name=""/>
+                    <pic:cNvPicPr/>
+                  </pic:nvPicPr>
+                  <pic:blipFill>
+                    <a:blip r:embed="rId121">
+                      <a:extLst>
+                        <a:ext uri="{28A0092B-C50C-407E-A947-70E740481C1C}">
+                          <a14:useLocalDpi xmlns:a14="http://schemas.microsoft.com/office/drawing/2010/main" val="0"/>
+                        </a:ext>
+                      </a:extLst>
+                    </a:blip>
+                    <a:stretch>
+                      <a:fillRect/>
+                    </a:stretch>
+                  </pic:blipFill>
+                  <pic:spPr>
+                    <a:xfrm>
+                      <a:off x="0" y="0"/>
+                      <a:ext cx="2251494" cy="2076321"/>
+                    </a:xfrm>
+                    <a:prstGeom prst="rect">
+                      <a:avLst/>
+                    </a:prstGeom>
+                  </pic:spPr>
+                </pic:pic>
+              </a:graphicData>
+            </a:graphic>
+          </wp:anchor>
+        </w:drawing>
+      </w:r>
+    </w:p>
+    <w:p>
+      <w:pPr>
+        <w:tabs>
+          <w:tab w:val="left" w:pos="6375"/>
+        </w:tabs>
+        <w:ind w:left="360"/>
+        <w:rPr>
+          <w:sz w:val="24"/>
+          <w:szCs w:val="24"/>
+        </w:rPr>
+      </w:pPr>
+    </w:p>
+    <w:p>
+      <w:pPr>
+        <w:tabs>
+          <w:tab w:val="left" w:pos="6375"/>
+        </w:tabs>
+        <w:ind w:left="360"/>
+        <w:rPr>
+          <w:sz w:val="24"/>
+          <w:szCs w:val="24"/>
+        </w:rPr>
+      </w:pPr>
+    </w:p>
+    <w:p>
+      <w:pPr>
+        <w:tabs>
+          <w:tab w:val="left" w:pos="6375"/>
+        </w:tabs>
+        <w:ind w:left="360"/>
+        <w:rPr>
+          <w:sz w:val="24"/>
+          <w:szCs w:val="24"/>
+        </w:rPr>
+      </w:pPr>
+    </w:p>
+    <w:p>
+      <w:pPr>
+        <w:tabs>
+          <w:tab w:val="left" w:pos="6375"/>
+        </w:tabs>
+        <w:ind w:left="360"/>
+        <w:rPr>
+          <w:sz w:val="24"/>
+          <w:szCs w:val="24"/>
+        </w:rPr>
+      </w:pPr>
+      <w:r>
+        <w:rPr>
+          <w:noProof/>
+          <w:sz w:val="24"/>
+          <w:szCs w:val="24"/>
+        </w:rPr>
+        <mc:AlternateContent>
+          <mc:Choice Requires="wps">
+            <w:drawing>
+              <wp:anchor distT="0" distB="0" distL="114300" distR="114300" simplePos="0" relativeHeight="251707392" behindDoc="0" locked="0" layoutInCell="1" allowOverlap="1">
+                <wp:simplePos x="0" y="0"/>
+                <wp:positionH relativeFrom="column">
+                  <wp:posOffset>1740702</wp:posOffset>
+                </wp:positionH>
+                <wp:positionV relativeFrom="paragraph">
+                  <wp:posOffset>79195</wp:posOffset>
+                </wp:positionV>
+                <wp:extent cx="2104845" cy="163902"/>
+                <wp:effectExtent l="0" t="0" r="67310" b="83820"/>
+                <wp:wrapNone/>
+                <wp:docPr id="139" name="Conector de Seta Reta 139"/>
+                <wp:cNvGraphicFramePr/>
+                <a:graphic xmlns:a="http://schemas.openxmlformats.org/drawingml/2006/main">
+                  <a:graphicData uri="http://schemas.microsoft.com/office/word/2010/wordprocessingShape">
+                    <wps:wsp>
+                      <wps:cNvCnPr/>
+                      <wps:spPr>
+                        <a:xfrm>
+                          <a:off x="0" y="0"/>
+                          <a:ext cx="2104845" cy="163902"/>
+                        </a:xfrm>
+                        <a:prstGeom prst="straightConnector1">
+                          <a:avLst/>
+                        </a:prstGeom>
+                        <a:ln>
+                          <a:tailEnd type="triangle"/>
+                        </a:ln>
+                      </wps:spPr>
+                      <wps:style>
+                        <a:lnRef idx="1">
+                          <a:schemeClr val="accent1"/>
+                        </a:lnRef>
+                        <a:fillRef idx="0">
+                          <a:schemeClr val="accent1"/>
+                        </a:fillRef>
+                        <a:effectRef idx="0">
+                          <a:schemeClr val="accent1"/>
+                        </a:effectRef>
+                        <a:fontRef idx="minor">
+                          <a:schemeClr val="tx1"/>
+                        </a:fontRef>
+                      </wps:style>
+                      <wps:bodyPr/>
+                    </wps:wsp>
+                  </a:graphicData>
+                </a:graphic>
+              </wp:anchor>
+            </w:drawing>
+          </mc:Choice>
+          <mc:Fallback>
+            <w:pict>
+              <v:shape w14:anchorId="73A9998E" id="Conector de Seta Reta 139" o:spid="_x0000_s1026" type="#_x0000_t32" style="position:absolute;margin-left:137.05pt;margin-top:6.25pt;width:165.75pt;height:12.9pt;z-index:251707392;visibility:visible;mso-wrap-style:square;mso-wrap-distance-left:9pt;mso-wrap-distance-top:0;mso-wrap-distance-right:9pt;mso-wrap-distance-bottom:0;mso-position-horizontal:absolute;mso-position-horizontal-relative:text;mso-position-vertical:absolute;mso-position-vertical-relative:text" o:gfxdata="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" strokecolor="#4472c4 [3204]" strokeweight=".5pt">
+                <v:stroke endarrow="block" joinstyle="miter"/>
+              </v:shape>
+            </w:pict>
+          </mc:Fallback>
+        </mc:AlternateContent>
+      </w:r>
+    </w:p>
+    <w:p>
+      <w:pPr>
+        <w:tabs>
+          <w:tab w:val="left" w:pos="6375"/>
+        </w:tabs>
+        <w:ind w:left="360"/>
+        <w:rPr>
+          <w:sz w:val="24"/>
+          <w:szCs w:val="24"/>
+        </w:rPr>
+      </w:pPr>
+      <w:r>
+        <w:rPr>
+          <w:sz w:val="24"/>
+          <w:szCs w:val="24"/>
+        </w:rPr>
+        <w:lastRenderedPageBreak/>
+        <w:t xml:space="preserve">77. E no texto que se encontra copiar </w:t>
+      </w:r>
+      <w:proofErr w:type="spellStart"/>
+      <w:r>
+        <w:rPr>
+          <w:sz w:val="24"/>
+          <w:szCs w:val="24"/>
+        </w:rPr>
+        <w:t>html</w:t>
+      </w:r>
+      <w:proofErr w:type="spellEnd"/>
+      <w:r>
+        <w:rPr>
+          <w:sz w:val="24"/>
+          <w:szCs w:val="24"/>
+        </w:rPr>
+        <w:t xml:space="preserve"> vamos clicar r colar na nossa página index.html conforme a imagem.</w:t>
+      </w:r>
+    </w:p>
+    <w:p>
+      <w:pPr>
+        <w:tabs>
+          <w:tab w:val="left" w:pos="6375"/>
+        </w:tabs>
+        <w:ind w:left="360"/>
+        <w:rPr>
+          <w:sz w:val="24"/>
+          <w:szCs w:val="24"/>
+        </w:rPr>
+      </w:pPr>
+      <w:r>
+        <w:rPr>
+          <w:sz w:val="24"/>
+          <w:szCs w:val="24"/>
+        </w:rPr>
+        <w:drawing>
+          <wp:inline distT="0" distB="0" distL="0" distR="0" wp14:anchorId="2C862271" wp14:editId="5E3028D6">
+            <wp:extent cx="5400040" cy="4839335"/>
+            <wp:effectExtent l="0" t="0" r="0" b="0"/>
+            <wp:docPr id="140" name="Imagem 140"/>
+            <wp:cNvGraphicFramePr>
+              <a:graphicFrameLocks xmlns:a="http://schemas.openxmlformats.org/drawingml/2006/main" noChangeAspect="1"/>
+            </wp:cNvGraphicFramePr>
+            <a:graphic xmlns:a="http://schemas.openxmlformats.org/drawingml/2006/main">
+              <a:graphicData uri="http://schemas.openxmlformats.org/drawingml/2006/picture">
+                <pic:pic xmlns:pic="http://schemas.openxmlformats.org/drawingml/2006/picture">
+                  <pic:nvPicPr>
+                    <pic:cNvPr id="1" name=""/>
+                    <pic:cNvPicPr/>
+                  </pic:nvPicPr>
+                  <pic:blipFill>
+                    <a:blip r:embed="rId122"/>
+                    <a:stretch>
+                      <a:fillRect/>
+                    </a:stretch>
+                  </pic:blipFill>
+                  <pic:spPr>
+                    <a:xfrm>
+                      <a:off x="0" y="0"/>
+                      <a:ext cx="5400040" cy="4839335"/>
+                    </a:xfrm>
+                    <a:prstGeom prst="rect">
+                      <a:avLst/>
+                    </a:prstGeom>
+                  </pic:spPr>
+                </pic:pic>
+              </a:graphicData>
+            </a:graphic>
+          </wp:inline>
+        </w:drawing>
+      </w:r>
+      <w:r>
+        <w:rPr>
+          <w:sz w:val="24"/>
+          <w:szCs w:val="24"/>
+        </w:rPr>
+        <w:drawing>
+          <wp:inline distT="0" distB="0" distL="0" distR="0" wp14:anchorId="2C84AA69" wp14:editId="20FD5442">
+            <wp:extent cx="4715533" cy="590632"/>
+            <wp:effectExtent l="0" t="0" r="8890" b="0"/>
+            <wp:docPr id="141" name="Imagem 141"/>
+            <wp:cNvGraphicFramePr>
+              <a:graphicFrameLocks xmlns:a="http://schemas.openxmlformats.org/drawingml/2006/main" noChangeAspect="1"/>
+            </wp:cNvGraphicFramePr>
+            <a:graphic xmlns:a="http://schemas.openxmlformats.org/drawingml/2006/main">
+              <a:graphicData uri="http://schemas.openxmlformats.org/drawingml/2006/picture">
+                <pic:pic xmlns:pic="http://schemas.openxmlformats.org/drawingml/2006/picture">
+                  <pic:nvPicPr>
+                    <pic:cNvPr id="1" name=""/>
+                    <pic:cNvPicPr/>
+                  </pic:nvPicPr>
+                  <pic:blipFill>
+                    <a:blip r:embed="rId123"/>
+                    <a:stretch>
+                      <a:fillRect/>
+                    </a:stretch>
+                  </pic:blipFill>
+                  <pic:spPr>
+                    <a:xfrm>
+                      <a:off x="0" y="0"/>
+                      <a:ext cx="4715533" cy="590632"/>
+                    </a:xfrm>
+                    <a:prstGeom prst="rect">
+                      <a:avLst/>
+                    </a:prstGeom>
+                  </pic:spPr>
+                </pic:pic>
+              </a:graphicData>
+            </a:graphic>
+          </wp:inline>
+        </w:drawing>
+      </w:r>
+    </w:p>
+    <w:p>
+      <w:pPr>
+        <w:tabs>
+          <w:tab w:val="left" w:pos="6375"/>
+        </w:tabs>
+        <w:ind w:left="360"/>
+        <w:rPr>
+          <w:sz w:val="24"/>
+          <w:szCs w:val="24"/>
+        </w:rPr>
+      </w:pPr>
+      <w:r>
+        <w:rPr>
+          <w:sz w:val="24"/>
+          <w:szCs w:val="24"/>
+        </w:rPr>
+        <w:t xml:space="preserve">78. Para melhorar a largura do mapa em nossa pagina no </w:t>
+      </w:r>
+      <w:proofErr w:type="spellStart"/>
+      <w:r>
+        <w:rPr>
+          <w:sz w:val="24"/>
+          <w:szCs w:val="24"/>
+        </w:rPr>
+        <w:t>html</w:t>
+      </w:r>
+      <w:proofErr w:type="spellEnd"/>
+      <w:r>
+        <w:rPr>
+          <w:sz w:val="24"/>
+          <w:szCs w:val="24"/>
+        </w:rPr>
+        <w:t xml:space="preserve"> na </w:t>
+      </w:r>
+      <w:proofErr w:type="spellStart"/>
+      <w:r>
+        <w:rPr>
+          <w:sz w:val="24"/>
+          <w:szCs w:val="24"/>
+        </w:rPr>
+        <w:t>tag</w:t>
+      </w:r>
+      <w:proofErr w:type="spellEnd"/>
+      <w:r>
+        <w:rPr>
+          <w:sz w:val="24"/>
+          <w:szCs w:val="24"/>
+        </w:rPr>
+        <w:t xml:space="preserve"> </w:t>
+      </w:r>
+      <w:proofErr w:type="spellStart"/>
+      <w:r>
+        <w:rPr>
+          <w:sz w:val="24"/>
+          <w:szCs w:val="24"/>
+        </w:rPr>
+        <w:t>iframe</w:t>
+      </w:r>
+      <w:proofErr w:type="spellEnd"/>
+      <w:r>
+        <w:rPr>
+          <w:sz w:val="24"/>
+          <w:szCs w:val="24"/>
+        </w:rPr>
+        <w:t xml:space="preserve"> no </w:t>
+      </w:r>
+      <w:proofErr w:type="spellStart"/>
+      <w:r>
+        <w:rPr>
+          <w:sz w:val="24"/>
+          <w:szCs w:val="24"/>
+        </w:rPr>
+        <w:t>wit</w:t>
+      </w:r>
+      <w:r>
+        <w:rPr>
+          <w:sz w:val="24"/>
+          <w:szCs w:val="24"/>
+        </w:rPr>
+        <w:t>dth</w:t>
+      </w:r>
+      <w:proofErr w:type="spellEnd"/>
+      <w:r>
+        <w:rPr>
+          <w:sz w:val="24"/>
+          <w:szCs w:val="24"/>
+        </w:rPr>
+        <w:t xml:space="preserve"> colocamos 100% e na altura 300 conforme a imagem a cima.</w:t>
+      </w:r>
+    </w:p>
+    <w:p>
+      <w:pPr>
+        <w:tabs>
+          <w:tab w:val="left" w:pos="6375"/>
+        </w:tabs>
+        <w:ind w:left="360"/>
+        <w:rPr>
+          <w:sz w:val="24"/>
+          <w:szCs w:val="24"/>
+        </w:rPr>
+      </w:pPr>
+      <w:r>
+        <w:rPr>
+          <w:sz w:val="24"/>
+          <w:szCs w:val="24"/>
+        </w:rPr>
+        <w:t xml:space="preserve">79. No </w:t>
+      </w:r>
+      <w:proofErr w:type="spellStart"/>
+      <w:r>
+        <w:rPr>
+          <w:sz w:val="24"/>
+          <w:szCs w:val="24"/>
+        </w:rPr>
+        <w:t>css</w:t>
+      </w:r>
+      <w:proofErr w:type="spellEnd"/>
+      <w:r>
+        <w:rPr>
+          <w:sz w:val="24"/>
+          <w:szCs w:val="24"/>
+        </w:rPr>
+        <w:t xml:space="preserve"> na </w:t>
+      </w:r>
+      <w:proofErr w:type="spellStart"/>
+      <w:r>
+        <w:rPr>
+          <w:sz w:val="24"/>
+          <w:szCs w:val="24"/>
+        </w:rPr>
+        <w:t>class</w:t>
+      </w:r>
+      <w:proofErr w:type="spellEnd"/>
+      <w:r>
+        <w:rPr>
+          <w:sz w:val="24"/>
+          <w:szCs w:val="24"/>
+        </w:rPr>
+        <w:t xml:space="preserve"> mapa colocamos um espaço interno tanto para cima como para baixo e demos um espaço externo no paragrafo para baixo conforme imagem de código.</w:t>
+      </w:r>
+    </w:p>
+    <w:p>
+      <w:pPr>
+        <w:tabs>
+          <w:tab w:val="left" w:pos="6375"/>
+        </w:tabs>
+        <w:ind w:left="360"/>
+        <w:rPr>
+          <w:sz w:val="24"/>
+          <w:szCs w:val="24"/>
+        </w:rPr>
+      </w:pPr>
+      <w:r>
+        <w:rPr>
+          <w:sz w:val="24"/>
+          <w:szCs w:val="24"/>
+        </w:rPr>
+        <w:drawing>
+          <wp:inline distT="0" distB="0" distL="0" distR="0" wp14:anchorId="00832A8C" wp14:editId="2353065D">
+            <wp:extent cx="1657581" cy="1152686"/>
+            <wp:effectExtent l="0" t="0" r="0" b="9525"/>
+            <wp:docPr id="142" name="Imagem 142"/>
+            <wp:cNvGraphicFramePr>
+              <a:graphicFrameLocks xmlns:a="http://schemas.openxmlformats.org/drawingml/2006/main" noChangeAspect="1"/>
+            </wp:cNvGraphicFramePr>
+            <a:graphic xmlns:a="http://schemas.openxmlformats.org/drawingml/2006/main">
+              <a:graphicData uri="http://schemas.openxmlformats.org/drawingml/2006/picture">
+                <pic:pic xmlns:pic="http://schemas.openxmlformats.org/drawingml/2006/picture">
+                  <pic:nvPicPr>
+                    <pic:cNvPr id="1" name=""/>
+                    <pic:cNvPicPr/>
+                  </pic:nvPicPr>
+                  <pic:blipFill>
+                    <a:blip r:embed="rId124"/>
+                    <a:stretch>
+                      <a:fillRect/>
+                    </a:stretch>
+                  </pic:blipFill>
+                  <pic:spPr>
+                    <a:xfrm>
+                      <a:off x="0" y="0"/>
+                      <a:ext cx="1657581" cy="1152686"/>
+                    </a:xfrm>
+                    <a:prstGeom prst="rect">
+                      <a:avLst/>
+                    </a:prstGeom>
+                  </pic:spPr>
+                </pic:pic>
+              </a:graphicData>
+            </a:graphic>
+          </wp:inline>
+        </w:drawing>
+      </w:r>
       <w:bookmarkStart w:id="0" w:name="_GoBack"/>
       <w:bookmarkEnd w:id="0"/>
+    </w:p>
+    <w:p>
+      <w:pPr>
+        <w:tabs>
+          <w:tab w:val="left" w:pos="6375"/>
+        </w:tabs>
+        <w:ind w:left="360"/>
+        <w:rPr>
+          <w:sz w:val="24"/>
+          <w:szCs w:val="24"/>
+        </w:rPr>
+      </w:pPr>
     </w:p>
     <w:sectPr>
       <w:pgSz w:w="11906" w:h="16838"/>
@@ -13499,7 +15300,7 @@
   <w:abstractNum w:abstractNumId="6" w15:restartNumberingAfterBreak="0">
     <w:nsid w:val="26CE6EFB"/>
     <w:multiLevelType w:val="hybridMultilevel"/>
-    <w:tmpl w:val="BE7AC914"/>
+    <w:tmpl w:val="3828A7F0"/>
     <w:lvl w:ilvl="0" w:tplc="0416000F">
       <w:start w:val="1"/>
       <w:numFmt w:val="decimal"/>
@@ -13868,6 +15669,119 @@
     </w:lvl>
   </w:abstractNum>
   <w:abstractNum w:abstractNumId="10" w15:restartNumberingAfterBreak="0">
+    <w:nsid w:val="45C964BB"/>
+    <w:multiLevelType w:val="hybridMultilevel"/>
+    <w:tmpl w:val="EEA48CAC"/>
+    <w:lvl w:ilvl="0" w:tplc="04160001">
+      <w:start w:val="1"/>
+      <w:numFmt w:val="bullet"/>
+      <w:lvlText w:val=""/>
+      <w:lvlJc w:val="left"/>
+      <w:pPr>
+        <w:ind w:left="1080" w:hanging="360"/>
+      </w:pPr>
+      <w:rPr>
+        <w:rFonts w:ascii="Symbol" w:hAnsi="Symbol" w:hint="default"/>
+      </w:rPr>
+    </w:lvl>
+    <w:lvl w:ilvl="1" w:tplc="04160003" w:tentative="1">
+      <w:start w:val="1"/>
+      <w:numFmt w:val="bullet"/>
+      <w:lvlText w:val="o"/>
+      <w:lvlJc w:val="left"/>
+      <w:pPr>
+        <w:ind w:left="1800" w:hanging="360"/>
+      </w:pPr>
+      <w:rPr>
+        <w:rFonts w:ascii="Courier New" w:hAnsi="Courier New" w:cs="Courier New" w:hint="default"/>
+      </w:rPr>
+    </w:lvl>
+    <w:lvl w:ilvl="2" w:tplc="04160005" w:tentative="1">
+      <w:start w:val="1"/>
+      <w:numFmt w:val="bullet"/>
+      <w:lvlText w:val=""/>
+      <w:lvlJc w:val="left"/>
+      <w:pPr>
+        <w:ind w:left="2520" w:hanging="360"/>
+      </w:pPr>
+      <w:rPr>
+        <w:rFonts w:ascii="Wingdings" w:hAnsi="Wingdings" w:hint="default"/>
+      </w:rPr>
+    </w:lvl>
+    <w:lvl w:ilvl="3" w:tplc="04160001" w:tentative="1">
+      <w:start w:val="1"/>
+      <w:numFmt w:val="bullet"/>
+      <w:lvlText w:val=""/>
+      <w:lvlJc w:val="left"/>
+      <w:pPr>
+        <w:ind w:left="3240" w:hanging="360"/>
+      </w:pPr>
+      <w:rPr>
+        <w:rFonts w:ascii="Symbol" w:hAnsi="Symbol" w:hint="default"/>
+      </w:rPr>
+    </w:lvl>
+    <w:lvl w:ilvl="4" w:tplc="04160003" w:tentative="1">
+      <w:start w:val="1"/>
+      <w:numFmt w:val="bullet"/>
+      <w:lvlText w:val="o"/>
+      <w:lvlJc w:val="left"/>
+      <w:pPr>
+        <w:ind w:left="3960" w:hanging="360"/>
+      </w:pPr>
+      <w:rPr>
+        <w:rFonts w:ascii="Courier New" w:hAnsi="Courier New" w:cs="Courier New" w:hint="default"/>
+      </w:rPr>
+    </w:lvl>
+    <w:lvl w:ilvl="5" w:tplc="04160005" w:tentative="1">
+      <w:start w:val="1"/>
+      <w:numFmt w:val="bullet"/>
+      <w:lvlText w:val=""/>
+      <w:lvlJc w:val="left"/>
+      <w:pPr>
+        <w:ind w:left="4680" w:hanging="360"/>
+      </w:pPr>
+      <w:rPr>
+        <w:rFonts w:ascii="Wingdings" w:hAnsi="Wingdings" w:hint="default"/>
+      </w:rPr>
+    </w:lvl>
+    <w:lvl w:ilvl="6" w:tplc="04160001" w:tentative="1">
+      <w:start w:val="1"/>
+      <w:numFmt w:val="bullet"/>
+      <w:lvlText w:val=""/>
+      <w:lvlJc w:val="left"/>
+      <w:pPr>
+        <w:ind w:left="5400" w:hanging="360"/>
+      </w:pPr>
+      <w:rPr>
+        <w:rFonts w:ascii="Symbol" w:hAnsi="Symbol" w:hint="default"/>
+      </w:rPr>
+    </w:lvl>
+    <w:lvl w:ilvl="7" w:tplc="04160003" w:tentative="1">
+      <w:start w:val="1"/>
+      <w:numFmt w:val="bullet"/>
+      <w:lvlText w:val="o"/>
+      <w:lvlJc w:val="left"/>
+      <w:pPr>
+        <w:ind w:left="6120" w:hanging="360"/>
+      </w:pPr>
+      <w:rPr>
+        <w:rFonts w:ascii="Courier New" w:hAnsi="Courier New" w:cs="Courier New" w:hint="default"/>
+      </w:rPr>
+    </w:lvl>
+    <w:lvl w:ilvl="8" w:tplc="04160005" w:tentative="1">
+      <w:start w:val="1"/>
+      <w:numFmt w:val="bullet"/>
+      <w:lvlText w:val=""/>
+      <w:lvlJc w:val="left"/>
+      <w:pPr>
+        <w:ind w:left="6840" w:hanging="360"/>
+      </w:pPr>
+      <w:rPr>
+        <w:rFonts w:ascii="Wingdings" w:hAnsi="Wingdings" w:hint="default"/>
+      </w:rPr>
+    </w:lvl>
+  </w:abstractNum>
+  <w:abstractNum w:abstractNumId="11" w15:restartNumberingAfterBreak="0">
     <w:nsid w:val="51A03075"/>
     <w:multiLevelType w:val="hybridMultilevel"/>
     <w:tmpl w:val="BE7AC914"/>
@@ -13953,7 +15867,7 @@
       </w:pPr>
     </w:lvl>
   </w:abstractNum>
-  <w:abstractNum w:abstractNumId="11" w15:restartNumberingAfterBreak="0">
+  <w:abstractNum w:abstractNumId="12" w15:restartNumberingAfterBreak="0">
     <w:nsid w:val="599B4940"/>
     <w:multiLevelType w:val="hybridMultilevel"/>
     <w:tmpl w:val="D49E4644"/>
@@ -14039,7 +15953,7 @@
       </w:pPr>
     </w:lvl>
   </w:abstractNum>
-  <w:abstractNum w:abstractNumId="12" w15:restartNumberingAfterBreak="0">
+  <w:abstractNum w:abstractNumId="13" w15:restartNumberingAfterBreak="0">
     <w:nsid w:val="602D60CA"/>
     <w:multiLevelType w:val="hybridMultilevel"/>
     <w:tmpl w:val="CF127526"/>
@@ -14125,7 +16039,7 @@
       </w:pPr>
     </w:lvl>
   </w:abstractNum>
-  <w:abstractNum w:abstractNumId="13" w15:restartNumberingAfterBreak="0">
+  <w:abstractNum w:abstractNumId="14" w15:restartNumberingAfterBreak="0">
     <w:nsid w:val="66B212FA"/>
     <w:multiLevelType w:val="hybridMultilevel"/>
     <w:tmpl w:val="A3C2FC62"/>
@@ -14238,7 +16152,7 @@
       </w:rPr>
     </w:lvl>
   </w:abstractNum>
-  <w:abstractNum w:abstractNumId="14" w15:restartNumberingAfterBreak="0">
+  <w:abstractNum w:abstractNumId="15" w15:restartNumberingAfterBreak="0">
     <w:nsid w:val="691D4F4A"/>
     <w:multiLevelType w:val="hybridMultilevel"/>
     <w:tmpl w:val="0442CE32"/>
@@ -14324,7 +16238,7 @@
       </w:pPr>
     </w:lvl>
   </w:abstractNum>
-  <w:abstractNum w:abstractNumId="15" w15:restartNumberingAfterBreak="0">
+  <w:abstractNum w:abstractNumId="16" w15:restartNumberingAfterBreak="0">
     <w:nsid w:val="6A852FEE"/>
     <w:multiLevelType w:val="hybridMultilevel"/>
     <w:tmpl w:val="05781790"/>
@@ -14437,7 +16351,7 @@
       </w:rPr>
     </w:lvl>
   </w:abstractNum>
-  <w:abstractNum w:abstractNumId="16" w15:restartNumberingAfterBreak="0">
+  <w:abstractNum w:abstractNumId="17" w15:restartNumberingAfterBreak="0">
     <w:nsid w:val="6C426B4F"/>
     <w:multiLevelType w:val="hybridMultilevel"/>
     <w:tmpl w:val="ADA8A81E"/>
@@ -14550,7 +16464,7 @@
       </w:rPr>
     </w:lvl>
   </w:abstractNum>
-  <w:abstractNum w:abstractNumId="17" w15:restartNumberingAfterBreak="0">
+  <w:abstractNum w:abstractNumId="18" w15:restartNumberingAfterBreak="0">
     <w:nsid w:val="715B0E96"/>
     <w:multiLevelType w:val="hybridMultilevel"/>
     <w:tmpl w:val="7B9A2EA4"/>
@@ -14663,7 +16577,7 @@
       </w:rPr>
     </w:lvl>
   </w:abstractNum>
-  <w:abstractNum w:abstractNumId="18" w15:restartNumberingAfterBreak="0">
+  <w:abstractNum w:abstractNumId="19" w15:restartNumberingAfterBreak="0">
     <w:nsid w:val="7DC413BE"/>
     <w:multiLevelType w:val="hybridMultilevel"/>
     <w:tmpl w:val="A45E5114"/>
@@ -14777,19 +16691,19 @@
     </w:lvl>
   </w:abstractNum>
   <w:num w:numId="1">
-    <w:abstractNumId w:val="16"/>
+    <w:abstractNumId w:val="17"/>
   </w:num>
   <w:num w:numId="2">
     <w:abstractNumId w:val="0"/>
   </w:num>
   <w:num w:numId="3">
-    <w:abstractNumId w:val="18"/>
+    <w:abstractNumId w:val="19"/>
   </w:num>
   <w:num w:numId="4">
     <w:abstractNumId w:val="1"/>
   </w:num>
   <w:num w:numId="5">
-    <w:abstractNumId w:val="12"/>
+    <w:abstractNumId w:val="13"/>
   </w:num>
   <w:num w:numId="6">
     <w:abstractNumId w:val="8"/>
@@ -14807,31 +16721,34 @@
     <w:abstractNumId w:val="4"/>
   </w:num>
   <w:num w:numId="11">
-    <w:abstractNumId w:val="13"/>
+    <w:abstractNumId w:val="14"/>
   </w:num>
   <w:num w:numId="12">
     <w:abstractNumId w:val="9"/>
   </w:num>
   <w:num w:numId="13">
-    <w:abstractNumId w:val="14"/>
+    <w:abstractNumId w:val="15"/>
   </w:num>
   <w:num w:numId="14">
-    <w:abstractNumId w:val="15"/>
+    <w:abstractNumId w:val="16"/>
   </w:num>
   <w:num w:numId="15">
     <w:abstractNumId w:val="6"/>
   </w:num>
   <w:num w:numId="16">
-    <w:abstractNumId w:val="11"/>
+    <w:abstractNumId w:val="12"/>
   </w:num>
   <w:num w:numId="17">
-    <w:abstractNumId w:val="10"/>
+    <w:abstractNumId w:val="11"/>
   </w:num>
   <w:num w:numId="18">
     <w:abstractNumId w:val="7"/>
   </w:num>
   <w:num w:numId="19">
-    <w:abstractNumId w:val="17"/>
+    <w:abstractNumId w:val="18"/>
+  </w:num>
+  <w:num w:numId="20">
+    <w:abstractNumId w:val="10"/>
   </w:num>
 </w:numbering>
 </file>

--- a/Apostila Space For Men.docx
+++ b/Apostila Space For Men.docx
@@ -13663,6 +13663,7 @@
       </w:pPr>
       <w:r>
         <w:rPr>
+          <w:noProof/>
           <w:sz w:val="24"/>
           <w:szCs w:val="24"/>
         </w:rPr>
@@ -13813,6 +13814,7 @@
       </w:pPr>
       <w:r>
         <w:rPr>
+          <w:noProof/>
           <w:sz w:val="24"/>
           <w:szCs w:val="24"/>
         </w:rPr>
@@ -13966,6 +13968,7 @@
       </w:pPr>
       <w:r>
         <w:rPr>
+          <w:noProof/>
           <w:sz w:val="24"/>
           <w:szCs w:val="24"/>
         </w:rPr>
@@ -14099,6 +14102,7 @@
       </w:pPr>
       <w:r>
         <w:rPr>
+          <w:noProof/>
           <w:sz w:val="24"/>
           <w:szCs w:val="24"/>
         </w:rPr>
@@ -14318,6 +14322,7 @@
       </w:pPr>
       <w:r>
         <w:rPr>
+          <w:noProof/>
           <w:sz w:val="24"/>
           <w:szCs w:val="24"/>
         </w:rPr>
@@ -14359,6 +14364,7 @@
       </w:r>
       <w:r>
         <w:rPr>
+          <w:noProof/>
           <w:sz w:val="24"/>
           <w:szCs w:val="24"/>
         </w:rPr>
@@ -14415,7 +14421,7 @@
           <w:sz w:val="24"/>
           <w:szCs w:val="24"/>
         </w:rPr>
-        <w:t xml:space="preserve">78. Para melhorar a largura do mapa em nossa pagina no </w:t>
+        <w:t xml:space="preserve">78. Para melhorar a largura do mapa em nossa </w:t>
       </w:r>
       <w:proofErr w:type="spellStart"/>
       <w:r>
@@ -14423,6 +14429,22 @@
           <w:sz w:val="24"/>
           <w:szCs w:val="24"/>
         </w:rPr>
+        <w:t>pagina</w:t>
+      </w:r>
+      <w:proofErr w:type="spellEnd"/>
+      <w:r>
+        <w:rPr>
+          <w:sz w:val="24"/>
+          <w:szCs w:val="24"/>
+        </w:rPr>
+        <w:t xml:space="preserve"> no </w:t>
+      </w:r>
+      <w:proofErr w:type="spellStart"/>
+      <w:r>
+        <w:rPr>
+          <w:sz w:val="24"/>
+          <w:szCs w:val="24"/>
+        </w:rPr>
         <w:t>html</w:t>
       </w:r>
       <w:proofErr w:type="spellEnd"/>
@@ -14553,6 +14575,7 @@
       </w:pPr>
       <w:r>
         <w:rPr>
+          <w:noProof/>
           <w:sz w:val="24"/>
           <w:szCs w:val="24"/>
         </w:rPr>
@@ -14592,20 +14615,847 @@
           </wp:inline>
         </w:drawing>
       </w:r>
+    </w:p>
+    <w:p>
+      <w:pPr>
+        <w:tabs>
+          <w:tab w:val="left" w:pos="6375"/>
+        </w:tabs>
+        <w:rPr>
+          <w:sz w:val="24"/>
+          <w:szCs w:val="24"/>
+        </w:rPr>
+      </w:pPr>
+    </w:p>
+    <w:p>
+      <w:pPr>
+        <w:tabs>
+          <w:tab w:val="left" w:pos="6375"/>
+        </w:tabs>
+        <w:rPr>
+          <w:sz w:val="24"/>
+          <w:szCs w:val="24"/>
+        </w:rPr>
+      </w:pPr>
+      <w:r>
+        <w:rPr>
+          <w:sz w:val="24"/>
+          <w:szCs w:val="24"/>
+        </w:rPr>
+        <w:lastRenderedPageBreak/>
+        <w:t xml:space="preserve">80. Adicionamos vídeo do </w:t>
+      </w:r>
+      <w:proofErr w:type="spellStart"/>
+      <w:r>
+        <w:rPr>
+          <w:sz w:val="24"/>
+          <w:szCs w:val="24"/>
+        </w:rPr>
+        <w:t>youtube</w:t>
+      </w:r>
+      <w:proofErr w:type="spellEnd"/>
+      <w:r>
+        <w:rPr>
+          <w:sz w:val="24"/>
+          <w:szCs w:val="24"/>
+        </w:rPr>
+        <w:t xml:space="preserve"> em nosso site</w:t>
+      </w:r>
+    </w:p>
+    <w:p>
+      <w:pPr>
+        <w:pStyle w:val="PargrafodaLista"/>
+        <w:numPr>
+          <w:ilvl w:val="0"/>
+          <w:numId w:val="21"/>
+        </w:numPr>
+        <w:tabs>
+          <w:tab w:val="left" w:pos="6375"/>
+        </w:tabs>
+        <w:rPr>
+          <w:sz w:val="24"/>
+          <w:szCs w:val="24"/>
+        </w:rPr>
+      </w:pPr>
+      <w:r>
+        <w:rPr>
+          <w:sz w:val="24"/>
+          <w:szCs w:val="24"/>
+        </w:rPr>
+        <w:t xml:space="preserve">Entra no site do </w:t>
+      </w:r>
+      <w:proofErr w:type="spellStart"/>
+      <w:r>
+        <w:rPr>
+          <w:sz w:val="24"/>
+          <w:szCs w:val="24"/>
+        </w:rPr>
+        <w:t>youtube</w:t>
+      </w:r>
+      <w:proofErr w:type="spellEnd"/>
+      <w:r>
+        <w:rPr>
+          <w:sz w:val="24"/>
+          <w:szCs w:val="24"/>
+        </w:rPr>
+        <w:t xml:space="preserve"> escolhe o vídeo desejado.</w:t>
+      </w:r>
+    </w:p>
+    <w:p>
+      <w:pPr>
+        <w:pStyle w:val="PargrafodaLista"/>
+        <w:numPr>
+          <w:ilvl w:val="0"/>
+          <w:numId w:val="21"/>
+        </w:numPr>
+        <w:tabs>
+          <w:tab w:val="left" w:pos="6375"/>
+        </w:tabs>
+        <w:rPr>
+          <w:sz w:val="24"/>
+          <w:szCs w:val="24"/>
+        </w:rPr>
+      </w:pPr>
+      <w:r>
+        <w:rPr>
+          <w:sz w:val="24"/>
+          <w:szCs w:val="24"/>
+        </w:rPr>
+        <w:t>Logo abaixo do vídeo clica no botão “compartilhar”.</w:t>
+      </w:r>
+    </w:p>
+    <w:p>
+      <w:pPr>
+        <w:pStyle w:val="PargrafodaLista"/>
+        <w:numPr>
+          <w:ilvl w:val="0"/>
+          <w:numId w:val="21"/>
+        </w:numPr>
+        <w:tabs>
+          <w:tab w:val="left" w:pos="6375"/>
+        </w:tabs>
+        <w:rPr>
+          <w:sz w:val="24"/>
+          <w:szCs w:val="24"/>
+        </w:rPr>
+      </w:pPr>
+      <w:r>
+        <w:rPr>
+          <w:sz w:val="24"/>
+          <w:szCs w:val="24"/>
+        </w:rPr>
+        <w:t>Escolher a opção “incorporar”.</w:t>
+      </w:r>
+    </w:p>
+    <w:p>
+      <w:pPr>
+        <w:pStyle w:val="PargrafodaLista"/>
+        <w:numPr>
+          <w:ilvl w:val="0"/>
+          <w:numId w:val="21"/>
+        </w:numPr>
+        <w:tabs>
+          <w:tab w:val="left" w:pos="6375"/>
+        </w:tabs>
+        <w:rPr>
+          <w:sz w:val="24"/>
+          <w:szCs w:val="24"/>
+        </w:rPr>
+      </w:pPr>
+      <w:r>
+        <w:rPr>
+          <w:sz w:val="24"/>
+          <w:szCs w:val="24"/>
+        </w:rPr>
+        <w:t xml:space="preserve">Copiar o link que surgiu e colar na página </w:t>
+      </w:r>
+      <w:proofErr w:type="spellStart"/>
+      <w:r>
+        <w:rPr>
+          <w:sz w:val="24"/>
+          <w:szCs w:val="24"/>
+        </w:rPr>
+        <w:t>hmtl</w:t>
+      </w:r>
+      <w:proofErr w:type="spellEnd"/>
+      <w:r>
+        <w:rPr>
+          <w:sz w:val="24"/>
+          <w:szCs w:val="24"/>
+        </w:rPr>
+        <w:t xml:space="preserve"> que estamos trabalhando.</w:t>
+      </w:r>
+    </w:p>
+    <w:p>
+      <w:pPr>
+        <w:pStyle w:val="PargrafodaLista"/>
+        <w:numPr>
+          <w:ilvl w:val="0"/>
+          <w:numId w:val="21"/>
+        </w:numPr>
+        <w:tabs>
+          <w:tab w:val="left" w:pos="6375"/>
+        </w:tabs>
+        <w:rPr>
+          <w:sz w:val="24"/>
+          <w:szCs w:val="24"/>
+        </w:rPr>
+      </w:pPr>
+      <w:r>
+        <w:rPr>
+          <w:sz w:val="24"/>
+          <w:szCs w:val="24"/>
+        </w:rPr>
+        <w:t xml:space="preserve">Criamos uma </w:t>
+      </w:r>
+      <w:proofErr w:type="spellStart"/>
+      <w:r>
+        <w:rPr>
+          <w:sz w:val="24"/>
+          <w:szCs w:val="24"/>
+        </w:rPr>
+        <w:t>div</w:t>
+      </w:r>
+      <w:proofErr w:type="spellEnd"/>
+      <w:r>
+        <w:rPr>
+          <w:sz w:val="24"/>
+          <w:szCs w:val="24"/>
+        </w:rPr>
+        <w:t xml:space="preserve"> para trabalhar com o vídeo.</w:t>
+      </w:r>
+    </w:p>
+    <w:p>
+      <w:pPr>
+        <w:tabs>
+          <w:tab w:val="left" w:pos="6375"/>
+        </w:tabs>
+        <w:rPr>
+          <w:sz w:val="24"/>
+          <w:szCs w:val="24"/>
+        </w:rPr>
+      </w:pPr>
+      <w:r>
+        <w:rPr>
+          <w:sz w:val="24"/>
+          <w:szCs w:val="24"/>
+        </w:rPr>
+        <w:drawing>
+          <wp:inline distT="0" distB="0" distL="0" distR="0" wp14:anchorId="7C4686AC" wp14:editId="388A8FED">
+            <wp:extent cx="5856890" cy="854015"/>
+            <wp:effectExtent l="0" t="0" r="0" b="3810"/>
+            <wp:docPr id="143" name="Imagem 143"/>
+            <wp:cNvGraphicFramePr>
+              <a:graphicFrameLocks xmlns:a="http://schemas.openxmlformats.org/drawingml/2006/main" noChangeAspect="1"/>
+            </wp:cNvGraphicFramePr>
+            <a:graphic xmlns:a="http://schemas.openxmlformats.org/drawingml/2006/main">
+              <a:graphicData uri="http://schemas.openxmlformats.org/drawingml/2006/picture">
+                <pic:pic xmlns:pic="http://schemas.openxmlformats.org/drawingml/2006/picture">
+                  <pic:nvPicPr>
+                    <pic:cNvPr id="1" name=""/>
+                    <pic:cNvPicPr/>
+                  </pic:nvPicPr>
+                  <pic:blipFill>
+                    <a:blip r:embed="rId125"/>
+                    <a:stretch>
+                      <a:fillRect/>
+                    </a:stretch>
+                  </pic:blipFill>
+                  <pic:spPr>
+                    <a:xfrm>
+                      <a:off x="0" y="0"/>
+                      <a:ext cx="5967016" cy="870073"/>
+                    </a:xfrm>
+                    <a:prstGeom prst="rect">
+                      <a:avLst/>
+                    </a:prstGeom>
+                  </pic:spPr>
+                </pic:pic>
+              </a:graphicData>
+            </a:graphic>
+          </wp:inline>
+        </w:drawing>
+      </w:r>
+    </w:p>
+    <w:p>
+      <w:pPr>
+        <w:tabs>
+          <w:tab w:val="left" w:pos="6375"/>
+        </w:tabs>
+        <w:ind w:left="360"/>
+        <w:rPr>
+          <w:sz w:val="24"/>
+          <w:szCs w:val="24"/>
+        </w:rPr>
+      </w:pPr>
+      <w:r>
+        <w:rPr>
+          <w:sz w:val="24"/>
+          <w:szCs w:val="24"/>
+        </w:rPr>
+        <w:t>81</w:t>
+      </w:r>
+      <w:r>
+        <w:rPr>
+          <w:sz w:val="24"/>
+          <w:szCs w:val="24"/>
+        </w:rPr>
+        <w:t>.</w:t>
+      </w:r>
+      <w:r>
+        <w:rPr>
+          <w:sz w:val="24"/>
+          <w:szCs w:val="24"/>
+        </w:rPr>
+        <w:t xml:space="preserve">Adicionamos uma largura na </w:t>
+      </w:r>
+      <w:proofErr w:type="spellStart"/>
+      <w:r>
+        <w:rPr>
+          <w:sz w:val="24"/>
+          <w:szCs w:val="24"/>
+        </w:rPr>
+        <w:t>div</w:t>
+      </w:r>
+      <w:proofErr w:type="spellEnd"/>
+      <w:r>
+        <w:rPr>
+          <w:sz w:val="24"/>
+          <w:szCs w:val="24"/>
+        </w:rPr>
+        <w:t xml:space="preserve"> vídeo de 560px e centralizamos usando o espaço externo.</w:t>
+      </w:r>
+    </w:p>
+    <w:p>
+      <w:pPr>
+        <w:tabs>
+          <w:tab w:val="left" w:pos="6375"/>
+        </w:tabs>
+        <w:ind w:left="360"/>
+        <w:rPr>
+          <w:sz w:val="24"/>
+          <w:szCs w:val="24"/>
+        </w:rPr>
+      </w:pPr>
+      <w:r>
+        <w:rPr>
+          <w:sz w:val="24"/>
+          <w:szCs w:val="24"/>
+        </w:rPr>
+        <w:drawing>
+          <wp:inline distT="0" distB="0" distL="0" distR="0" wp14:anchorId="14473EB4" wp14:editId="50122078">
+            <wp:extent cx="1467055" cy="695422"/>
+            <wp:effectExtent l="0" t="0" r="0" b="9525"/>
+            <wp:docPr id="144" name="Imagem 144"/>
+            <wp:cNvGraphicFramePr>
+              <a:graphicFrameLocks xmlns:a="http://schemas.openxmlformats.org/drawingml/2006/main" noChangeAspect="1"/>
+            </wp:cNvGraphicFramePr>
+            <a:graphic xmlns:a="http://schemas.openxmlformats.org/drawingml/2006/main">
+              <a:graphicData uri="http://schemas.openxmlformats.org/drawingml/2006/picture">
+                <pic:pic xmlns:pic="http://schemas.openxmlformats.org/drawingml/2006/picture">
+                  <pic:nvPicPr>
+                    <pic:cNvPr id="1" name=""/>
+                    <pic:cNvPicPr/>
+                  </pic:nvPicPr>
+                  <pic:blipFill>
+                    <a:blip r:embed="rId126"/>
+                    <a:stretch>
+                      <a:fillRect/>
+                    </a:stretch>
+                  </pic:blipFill>
+                  <pic:spPr>
+                    <a:xfrm>
+                      <a:off x="0" y="0"/>
+                      <a:ext cx="1467055" cy="695422"/>
+                    </a:xfrm>
+                    <a:prstGeom prst="rect">
+                      <a:avLst/>
+                    </a:prstGeom>
+                  </pic:spPr>
+                </pic:pic>
+              </a:graphicData>
+            </a:graphic>
+          </wp:inline>
+        </w:drawing>
+      </w:r>
+    </w:p>
+    <w:p>
+      <w:pPr>
+        <w:tabs>
+          <w:tab w:val="left" w:pos="6375"/>
+        </w:tabs>
+        <w:ind w:left="360"/>
+        <w:rPr>
+          <w:sz w:val="24"/>
+          <w:szCs w:val="24"/>
+        </w:rPr>
+      </w:pPr>
+      <w:r>
+        <w:rPr>
+          <w:sz w:val="24"/>
+          <w:szCs w:val="24"/>
+        </w:rPr>
+        <w:t xml:space="preserve">82. Para trabalhar com a lista e a imagem benefícios criamos uma </w:t>
+      </w:r>
+      <w:proofErr w:type="spellStart"/>
+      <w:r>
+        <w:rPr>
+          <w:sz w:val="24"/>
+          <w:szCs w:val="24"/>
+        </w:rPr>
+        <w:t>div</w:t>
+      </w:r>
+      <w:proofErr w:type="spellEnd"/>
+      <w:r>
+        <w:rPr>
+          <w:sz w:val="24"/>
+          <w:szCs w:val="24"/>
+        </w:rPr>
+        <w:t xml:space="preserve"> para envolve-los conforme código, na lista adicionamos uma </w:t>
+      </w:r>
+      <w:proofErr w:type="spellStart"/>
+      <w:r>
+        <w:rPr>
+          <w:sz w:val="24"/>
+          <w:szCs w:val="24"/>
+        </w:rPr>
+        <w:t>class</w:t>
+      </w:r>
+      <w:proofErr w:type="spellEnd"/>
+      <w:r>
+        <w:rPr>
+          <w:sz w:val="24"/>
+          <w:szCs w:val="24"/>
+        </w:rPr>
+        <w:t xml:space="preserve"> chamada lista-</w:t>
+      </w:r>
+      <w:proofErr w:type="spellStart"/>
+      <w:r>
+        <w:rPr>
+          <w:sz w:val="24"/>
+          <w:szCs w:val="24"/>
+        </w:rPr>
+        <w:t>beneficios</w:t>
+      </w:r>
+      <w:proofErr w:type="spellEnd"/>
+      <w:r>
+        <w:rPr>
+          <w:sz w:val="24"/>
+          <w:szCs w:val="24"/>
+        </w:rPr>
+        <w:t>.</w:t>
+      </w:r>
+    </w:p>
+    <w:p>
+      <w:pPr>
+        <w:tabs>
+          <w:tab w:val="left" w:pos="6375"/>
+        </w:tabs>
+        <w:ind w:left="360"/>
+      </w:pPr>
+      <w:r>
+        <w:drawing>
+          <wp:inline distT="0" distB="0" distL="0" distR="0" wp14:anchorId="7E7C7F84" wp14:editId="4F4222DD">
+            <wp:extent cx="4877481" cy="1714739"/>
+            <wp:effectExtent l="0" t="0" r="0" b="0"/>
+            <wp:docPr id="145" name="Imagem 145"/>
+            <wp:cNvGraphicFramePr>
+              <a:graphicFrameLocks xmlns:a="http://schemas.openxmlformats.org/drawingml/2006/main" noChangeAspect="1"/>
+            </wp:cNvGraphicFramePr>
+            <a:graphic xmlns:a="http://schemas.openxmlformats.org/drawingml/2006/main">
+              <a:graphicData uri="http://schemas.openxmlformats.org/drawingml/2006/picture">
+                <pic:pic xmlns:pic="http://schemas.openxmlformats.org/drawingml/2006/picture">
+                  <pic:nvPicPr>
+                    <pic:cNvPr id="1" name=""/>
+                    <pic:cNvPicPr/>
+                  </pic:nvPicPr>
+                  <pic:blipFill>
+                    <a:blip r:embed="rId127"/>
+                    <a:stretch>
+                      <a:fillRect/>
+                    </a:stretch>
+                  </pic:blipFill>
+                  <pic:spPr>
+                    <a:xfrm>
+                      <a:off x="0" y="0"/>
+                      <a:ext cx="4877481" cy="1714739"/>
+                    </a:xfrm>
+                    <a:prstGeom prst="rect">
+                      <a:avLst/>
+                    </a:prstGeom>
+                  </pic:spPr>
+                </pic:pic>
+              </a:graphicData>
+            </a:graphic>
+          </wp:inline>
+        </w:drawing>
+      </w:r>
+    </w:p>
+    <w:p>
+      <w:pPr>
+        <w:tabs>
+          <w:tab w:val="left" w:pos="6375"/>
+        </w:tabs>
+        <w:ind w:left="360"/>
+      </w:pPr>
+      <w:r>
+        <w:t xml:space="preserve">83. No CSS demos uma largura </w:t>
+      </w:r>
+      <w:r>
+        <w:t xml:space="preserve">para a </w:t>
+      </w:r>
+      <w:proofErr w:type="spellStart"/>
+      <w:r>
+        <w:t>div</w:t>
+      </w:r>
+      <w:proofErr w:type="spellEnd"/>
+      <w:r>
+        <w:t xml:space="preserve"> conteúdo-</w:t>
+      </w:r>
+      <w:proofErr w:type="spellStart"/>
+      <w:r>
+        <w:t>beneficios</w:t>
+      </w:r>
+      <w:proofErr w:type="spellEnd"/>
+      <w:r>
+        <w:t xml:space="preserve"> e centralizamos o conteúdo usando </w:t>
+      </w:r>
+      <w:proofErr w:type="spellStart"/>
+      <w:r>
+        <w:t>margin</w:t>
+      </w:r>
+      <w:proofErr w:type="spellEnd"/>
+      <w:r>
+        <w:t xml:space="preserve"> 0 auto.</w:t>
+      </w:r>
+    </w:p>
+    <w:p>
+      <w:pPr>
+        <w:tabs>
+          <w:tab w:val="left" w:pos="6375"/>
+        </w:tabs>
+        <w:ind w:left="360"/>
+      </w:pPr>
+      <w:r>
+        <w:drawing>
+          <wp:inline distT="0" distB="0" distL="0" distR="0" wp14:anchorId="0CCE6877" wp14:editId="6D6BE34E">
+            <wp:extent cx="5400040" cy="708025"/>
+            <wp:effectExtent l="0" t="0" r="0" b="0"/>
+            <wp:docPr id="146" name="Imagem 146"/>
+            <wp:cNvGraphicFramePr>
+              <a:graphicFrameLocks xmlns:a="http://schemas.openxmlformats.org/drawingml/2006/main" noChangeAspect="1"/>
+            </wp:cNvGraphicFramePr>
+            <a:graphic xmlns:a="http://schemas.openxmlformats.org/drawingml/2006/main">
+              <a:graphicData uri="http://schemas.openxmlformats.org/drawingml/2006/picture">
+                <pic:pic xmlns:pic="http://schemas.openxmlformats.org/drawingml/2006/picture">
+                  <pic:nvPicPr>
+                    <pic:cNvPr id="1" name=""/>
+                    <pic:cNvPicPr/>
+                  </pic:nvPicPr>
+                  <pic:blipFill>
+                    <a:blip r:embed="rId128"/>
+                    <a:stretch>
+                      <a:fillRect/>
+                    </a:stretch>
+                  </pic:blipFill>
+                  <pic:spPr>
+                    <a:xfrm>
+                      <a:off x="0" y="0"/>
+                      <a:ext cx="5400040" cy="708025"/>
+                    </a:xfrm>
+                    <a:prstGeom prst="rect">
+                      <a:avLst/>
+                    </a:prstGeom>
+                  </pic:spPr>
+                </pic:pic>
+              </a:graphicData>
+            </a:graphic>
+          </wp:inline>
+        </w:drawing>
+      </w:r>
+    </w:p>
+    <w:p>
+      <w:pPr>
+        <w:tabs>
+          <w:tab w:val="left" w:pos="6375"/>
+        </w:tabs>
+        <w:ind w:left="360"/>
+      </w:pPr>
+      <w:r>
+        <w:t>84. E na lista-</w:t>
+      </w:r>
+      <w:proofErr w:type="spellStart"/>
+      <w:r>
+        <w:t>beneficios</w:t>
+      </w:r>
+      <w:proofErr w:type="spellEnd"/>
+      <w:r>
+        <w:t xml:space="preserve"> demos uma largura de 40% para ficar ao lado da imagem.</w:t>
+      </w:r>
+    </w:p>
+    <w:p>
+      <w:pPr>
+        <w:tabs>
+          <w:tab w:val="left" w:pos="6375"/>
+        </w:tabs>
+        <w:ind w:left="360"/>
+      </w:pPr>
+      <w:r>
+        <w:drawing>
+          <wp:inline distT="0" distB="0" distL="0" distR="0" wp14:anchorId="4F6905B1" wp14:editId="2713B742">
+            <wp:extent cx="3400900" cy="714475"/>
+            <wp:effectExtent l="0" t="0" r="0" b="9525"/>
+            <wp:docPr id="147" name="Imagem 147"/>
+            <wp:cNvGraphicFramePr>
+              <a:graphicFrameLocks xmlns:a="http://schemas.openxmlformats.org/drawingml/2006/main" noChangeAspect="1"/>
+            </wp:cNvGraphicFramePr>
+            <a:graphic xmlns:a="http://schemas.openxmlformats.org/drawingml/2006/main">
+              <a:graphicData uri="http://schemas.openxmlformats.org/drawingml/2006/picture">
+                <pic:pic xmlns:pic="http://schemas.openxmlformats.org/drawingml/2006/picture">
+                  <pic:nvPicPr>
+                    <pic:cNvPr id="1" name=""/>
+                    <pic:cNvPicPr/>
+                  </pic:nvPicPr>
+                  <pic:blipFill>
+                    <a:blip r:embed="rId129"/>
+                    <a:stretch>
+                      <a:fillRect/>
+                    </a:stretch>
+                  </pic:blipFill>
+                  <pic:spPr>
+                    <a:xfrm>
+                      <a:off x="0" y="0"/>
+                      <a:ext cx="3400900" cy="714475"/>
+                    </a:xfrm>
+                    <a:prstGeom prst="rect">
+                      <a:avLst/>
+                    </a:prstGeom>
+                  </pic:spPr>
+                </pic:pic>
+              </a:graphicData>
+            </a:graphic>
+          </wp:inline>
+        </w:drawing>
+      </w:r>
+    </w:p>
+    <w:p>
+      <w:pPr>
+        <w:tabs>
+          <w:tab w:val="left" w:pos="6375"/>
+        </w:tabs>
+        <w:ind w:left="360"/>
+      </w:pPr>
+    </w:p>
+    <w:p>
+      <w:pPr>
+        <w:tabs>
+          <w:tab w:val="left" w:pos="6375"/>
+        </w:tabs>
+        <w:ind w:left="360"/>
+      </w:pPr>
+      <w:r>
+        <w:lastRenderedPageBreak/>
+        <w:t xml:space="preserve">85. Para colocar a imagem ao lado da lista </w:t>
+      </w:r>
+      <w:r>
+        <w:t xml:space="preserve">colocamos display: </w:t>
+      </w:r>
+      <w:proofErr w:type="spellStart"/>
+      <w:r>
+        <w:t>inline-blok</w:t>
+      </w:r>
+      <w:proofErr w:type="spellEnd"/>
+      <w:r>
+        <w:t xml:space="preserve"> na lista observamos mesmo assim não ficou ao lado da imagem e nessa situação quando temos uma lista que ocupa 40% e uma imagem que ocupa 60% do código no </w:t>
+      </w:r>
+      <w:proofErr w:type="spellStart"/>
+      <w:r>
+        <w:t>html</w:t>
+      </w:r>
+      <w:proofErr w:type="spellEnd"/>
+      <w:r>
+        <w:t xml:space="preserve"> conta precisamos colocar um lado do outro conforme código.</w:t>
+      </w:r>
+    </w:p>
+    <w:p>
+      <w:pPr>
+        <w:tabs>
+          <w:tab w:val="left" w:pos="6375"/>
+        </w:tabs>
+        <w:ind w:left="360"/>
+      </w:pPr>
+      <w:r>
+        <w:drawing>
+          <wp:inline distT="0" distB="0" distL="0" distR="0" wp14:anchorId="7840B105" wp14:editId="6954E944">
+            <wp:extent cx="5400040" cy="1340485"/>
+            <wp:effectExtent l="0" t="0" r="0" b="0"/>
+            <wp:docPr id="148" name="Imagem 148"/>
+            <wp:cNvGraphicFramePr>
+              <a:graphicFrameLocks xmlns:a="http://schemas.openxmlformats.org/drawingml/2006/main" noChangeAspect="1"/>
+            </wp:cNvGraphicFramePr>
+            <a:graphic xmlns:a="http://schemas.openxmlformats.org/drawingml/2006/main">
+              <a:graphicData uri="http://schemas.openxmlformats.org/drawingml/2006/picture">
+                <pic:pic xmlns:pic="http://schemas.openxmlformats.org/drawingml/2006/picture">
+                  <pic:nvPicPr>
+                    <pic:cNvPr id="1" name=""/>
+                    <pic:cNvPicPr/>
+                  </pic:nvPicPr>
+                  <pic:blipFill>
+                    <a:blip r:embed="rId130"/>
+                    <a:stretch>
+                      <a:fillRect/>
+                    </a:stretch>
+                  </pic:blipFill>
+                  <pic:spPr>
+                    <a:xfrm>
+                      <a:off x="0" y="0"/>
+                      <a:ext cx="5400040" cy="1340485"/>
+                    </a:xfrm>
+                    <a:prstGeom prst="rect">
+                      <a:avLst/>
+                    </a:prstGeom>
+                  </pic:spPr>
+                </pic:pic>
+              </a:graphicData>
+            </a:graphic>
+          </wp:inline>
+        </w:drawing>
+      </w:r>
+      <w:r>
+        <w:drawing>
+          <wp:inline distT="0" distB="0" distL="0" distR="0" wp14:anchorId="3019EDAB" wp14:editId="72CFED89">
+            <wp:extent cx="3334215" cy="905001"/>
+            <wp:effectExtent l="0" t="0" r="0" b="9525"/>
+            <wp:docPr id="149" name="Imagem 149"/>
+            <wp:cNvGraphicFramePr>
+              <a:graphicFrameLocks xmlns:a="http://schemas.openxmlformats.org/drawingml/2006/main" noChangeAspect="1"/>
+            </wp:cNvGraphicFramePr>
+            <a:graphic xmlns:a="http://schemas.openxmlformats.org/drawingml/2006/main">
+              <a:graphicData uri="http://schemas.openxmlformats.org/drawingml/2006/picture">
+                <pic:pic xmlns:pic="http://schemas.openxmlformats.org/drawingml/2006/picture">
+                  <pic:nvPicPr>
+                    <pic:cNvPr id="1" name=""/>
+                    <pic:cNvPicPr/>
+                  </pic:nvPicPr>
+                  <pic:blipFill>
+                    <a:blip r:embed="rId131"/>
+                    <a:stretch>
+                      <a:fillRect/>
+                    </a:stretch>
+                  </pic:blipFill>
+                  <pic:spPr>
+                    <a:xfrm>
+                      <a:off x="0" y="0"/>
+                      <a:ext cx="3334215" cy="905001"/>
+                    </a:xfrm>
+                    <a:prstGeom prst="rect">
+                      <a:avLst/>
+                    </a:prstGeom>
+                  </pic:spPr>
+                </pic:pic>
+              </a:graphicData>
+            </a:graphic>
+          </wp:inline>
+        </w:drawing>
+      </w:r>
+    </w:p>
+    <w:p>
+      <w:pPr>
+        <w:tabs>
+          <w:tab w:val="left" w:pos="6375"/>
+        </w:tabs>
+        <w:ind w:left="360"/>
+      </w:pPr>
+      <w:r>
+        <w:t xml:space="preserve">86. Adicionamos mais dois </w:t>
+      </w:r>
+      <w:r>
+        <w:t>itens na lista e demos um espaço entre os itens dela no CSS.</w:t>
+      </w:r>
+    </w:p>
+    <w:p>
+      <w:pPr>
+        <w:tabs>
+          <w:tab w:val="left" w:pos="6375"/>
+        </w:tabs>
+        <w:ind w:left="360"/>
+      </w:pPr>
+      <w:r>
+        <w:drawing>
+          <wp:inline distT="0" distB="0" distL="0" distR="0" wp14:anchorId="25E30C49" wp14:editId="0D84880E">
+            <wp:extent cx="3705742" cy="1009791"/>
+            <wp:effectExtent l="0" t="0" r="9525" b="0"/>
+            <wp:docPr id="150" name="Imagem 150"/>
+            <wp:cNvGraphicFramePr>
+              <a:graphicFrameLocks xmlns:a="http://schemas.openxmlformats.org/drawingml/2006/main" noChangeAspect="1"/>
+            </wp:cNvGraphicFramePr>
+            <a:graphic xmlns:a="http://schemas.openxmlformats.org/drawingml/2006/main">
+              <a:graphicData uri="http://schemas.openxmlformats.org/drawingml/2006/picture">
+                <pic:pic xmlns:pic="http://schemas.openxmlformats.org/drawingml/2006/picture">
+                  <pic:nvPicPr>
+                    <pic:cNvPr id="1" name=""/>
+                    <pic:cNvPicPr/>
+                  </pic:nvPicPr>
+                  <pic:blipFill>
+                    <a:blip r:embed="rId132"/>
+                    <a:stretch>
+                      <a:fillRect/>
+                    </a:stretch>
+                  </pic:blipFill>
+                  <pic:spPr>
+                    <a:xfrm>
+                      <a:off x="0" y="0"/>
+                      <a:ext cx="3705742" cy="1009791"/>
+                    </a:xfrm>
+                    <a:prstGeom prst="rect">
+                      <a:avLst/>
+                    </a:prstGeom>
+                  </pic:spPr>
+                </pic:pic>
+              </a:graphicData>
+            </a:graphic>
+          </wp:inline>
+        </w:drawing>
+      </w:r>
+      <w:r>
+        <w:drawing>
+          <wp:inline distT="0" distB="0" distL="0" distR="0" wp14:anchorId="33C01B85" wp14:editId="065FA50F">
+            <wp:extent cx="1876687" cy="609685"/>
+            <wp:effectExtent l="0" t="0" r="9525" b="0"/>
+            <wp:docPr id="151" name="Imagem 151"/>
+            <wp:cNvGraphicFramePr>
+              <a:graphicFrameLocks xmlns:a="http://schemas.openxmlformats.org/drawingml/2006/main" noChangeAspect="1"/>
+            </wp:cNvGraphicFramePr>
+            <a:graphic xmlns:a="http://schemas.openxmlformats.org/drawingml/2006/main">
+              <a:graphicData uri="http://schemas.openxmlformats.org/drawingml/2006/picture">
+                <pic:pic xmlns:pic="http://schemas.openxmlformats.org/drawingml/2006/picture">
+                  <pic:nvPicPr>
+                    <pic:cNvPr id="1" name=""/>
+                    <pic:cNvPicPr/>
+                  </pic:nvPicPr>
+                  <pic:blipFill>
+                    <a:blip r:embed="rId133"/>
+                    <a:stretch>
+                      <a:fillRect/>
+                    </a:stretch>
+                  </pic:blipFill>
+                  <pic:spPr>
+                    <a:xfrm>
+                      <a:off x="0" y="0"/>
+                      <a:ext cx="1876687" cy="609685"/>
+                    </a:xfrm>
+                    <a:prstGeom prst="rect">
+                      <a:avLst/>
+                    </a:prstGeom>
+                  </pic:spPr>
+                </pic:pic>
+              </a:graphicData>
+            </a:graphic>
+          </wp:inline>
+        </w:drawing>
+      </w:r>
       <w:bookmarkStart w:id="0" w:name="_GoBack"/>
       <w:bookmarkEnd w:id="0"/>
-    </w:p>
-    <w:p>
-      <w:pPr>
-        <w:tabs>
-          <w:tab w:val="left" w:pos="6375"/>
-        </w:tabs>
-        <w:ind w:left="360"/>
-        <w:rPr>
-          <w:sz w:val="24"/>
-          <w:szCs w:val="24"/>
-        </w:rPr>
-      </w:pPr>
     </w:p>
     <w:sectPr>
       <w:pgSz w:w="11906" w:h="16838"/>
@@ -15782,6 +16632,119 @@
     </w:lvl>
   </w:abstractNum>
   <w:abstractNum w:abstractNumId="11" w15:restartNumberingAfterBreak="0">
+    <w:nsid w:val="46282F44"/>
+    <w:multiLevelType w:val="hybridMultilevel"/>
+    <w:tmpl w:val="1CFC520A"/>
+    <w:lvl w:ilvl="0" w:tplc="04160001">
+      <w:start w:val="1"/>
+      <w:numFmt w:val="bullet"/>
+      <w:lvlText w:val=""/>
+      <w:lvlJc w:val="left"/>
+      <w:pPr>
+        <w:ind w:left="720" w:hanging="360"/>
+      </w:pPr>
+      <w:rPr>
+        <w:rFonts w:ascii="Symbol" w:hAnsi="Symbol" w:hint="default"/>
+      </w:rPr>
+    </w:lvl>
+    <w:lvl w:ilvl="1" w:tplc="04160003" w:tentative="1">
+      <w:start w:val="1"/>
+      <w:numFmt w:val="bullet"/>
+      <w:lvlText w:val="o"/>
+      <w:lvlJc w:val="left"/>
+      <w:pPr>
+        <w:ind w:left="1440" w:hanging="360"/>
+      </w:pPr>
+      <w:rPr>
+        <w:rFonts w:ascii="Courier New" w:hAnsi="Courier New" w:cs="Courier New" w:hint="default"/>
+      </w:rPr>
+    </w:lvl>
+    <w:lvl w:ilvl="2" w:tplc="04160005" w:tentative="1">
+      <w:start w:val="1"/>
+      <w:numFmt w:val="bullet"/>
+      <w:lvlText w:val=""/>
+      <w:lvlJc w:val="left"/>
+      <w:pPr>
+        <w:ind w:left="2160" w:hanging="360"/>
+      </w:pPr>
+      <w:rPr>
+        <w:rFonts w:ascii="Wingdings" w:hAnsi="Wingdings" w:hint="default"/>
+      </w:rPr>
+    </w:lvl>
+    <w:lvl w:ilvl="3" w:tplc="04160001" w:tentative="1">
+      <w:start w:val="1"/>
+      <w:numFmt w:val="bullet"/>
+      <w:lvlText w:val=""/>
+      <w:lvlJc w:val="left"/>
+      <w:pPr>
+        <w:ind w:left="2880" w:hanging="360"/>
+      </w:pPr>
+      <w:rPr>
+        <w:rFonts w:ascii="Symbol" w:hAnsi="Symbol" w:hint="default"/>
+      </w:rPr>
+    </w:lvl>
+    <w:lvl w:ilvl="4" w:tplc="04160003" w:tentative="1">
+      <w:start w:val="1"/>
+      <w:numFmt w:val="bullet"/>
+      <w:lvlText w:val="o"/>
+      <w:lvlJc w:val="left"/>
+      <w:pPr>
+        <w:ind w:left="3600" w:hanging="360"/>
+      </w:pPr>
+      <w:rPr>
+        <w:rFonts w:ascii="Courier New" w:hAnsi="Courier New" w:cs="Courier New" w:hint="default"/>
+      </w:rPr>
+    </w:lvl>
+    <w:lvl w:ilvl="5" w:tplc="04160005" w:tentative="1">
+      <w:start w:val="1"/>
+      <w:numFmt w:val="bullet"/>
+      <w:lvlText w:val=""/>
+      <w:lvlJc w:val="left"/>
+      <w:pPr>
+        <w:ind w:left="4320" w:hanging="360"/>
+      </w:pPr>
+      <w:rPr>
+        <w:rFonts w:ascii="Wingdings" w:hAnsi="Wingdings" w:hint="default"/>
+      </w:rPr>
+    </w:lvl>
+    <w:lvl w:ilvl="6" w:tplc="04160001" w:tentative="1">
+      <w:start w:val="1"/>
+      <w:numFmt w:val="bullet"/>
+      <w:lvlText w:val=""/>
+      <w:lvlJc w:val="left"/>
+      <w:pPr>
+        <w:ind w:left="5040" w:hanging="360"/>
+      </w:pPr>
+      <w:rPr>
+        <w:rFonts w:ascii="Symbol" w:hAnsi="Symbol" w:hint="default"/>
+      </w:rPr>
+    </w:lvl>
+    <w:lvl w:ilvl="7" w:tplc="04160003" w:tentative="1">
+      <w:start w:val="1"/>
+      <w:numFmt w:val="bullet"/>
+      <w:lvlText w:val="o"/>
+      <w:lvlJc w:val="left"/>
+      <w:pPr>
+        <w:ind w:left="5760" w:hanging="360"/>
+      </w:pPr>
+      <w:rPr>
+        <w:rFonts w:ascii="Courier New" w:hAnsi="Courier New" w:cs="Courier New" w:hint="default"/>
+      </w:rPr>
+    </w:lvl>
+    <w:lvl w:ilvl="8" w:tplc="04160005" w:tentative="1">
+      <w:start w:val="1"/>
+      <w:numFmt w:val="bullet"/>
+      <w:lvlText w:val=""/>
+      <w:lvlJc w:val="left"/>
+      <w:pPr>
+        <w:ind w:left="6480" w:hanging="360"/>
+      </w:pPr>
+      <w:rPr>
+        <w:rFonts w:ascii="Wingdings" w:hAnsi="Wingdings" w:hint="default"/>
+      </w:rPr>
+    </w:lvl>
+  </w:abstractNum>
+  <w:abstractNum w:abstractNumId="12" w15:restartNumberingAfterBreak="0">
     <w:nsid w:val="51A03075"/>
     <w:multiLevelType w:val="hybridMultilevel"/>
     <w:tmpl w:val="BE7AC914"/>
@@ -15867,7 +16830,7 @@
       </w:pPr>
     </w:lvl>
   </w:abstractNum>
-  <w:abstractNum w:abstractNumId="12" w15:restartNumberingAfterBreak="0">
+  <w:abstractNum w:abstractNumId="13" w15:restartNumberingAfterBreak="0">
     <w:nsid w:val="599B4940"/>
     <w:multiLevelType w:val="hybridMultilevel"/>
     <w:tmpl w:val="D49E4644"/>
@@ -15953,7 +16916,7 @@
       </w:pPr>
     </w:lvl>
   </w:abstractNum>
-  <w:abstractNum w:abstractNumId="13" w15:restartNumberingAfterBreak="0">
+  <w:abstractNum w:abstractNumId="14" w15:restartNumberingAfterBreak="0">
     <w:nsid w:val="602D60CA"/>
     <w:multiLevelType w:val="hybridMultilevel"/>
     <w:tmpl w:val="CF127526"/>
@@ -16039,7 +17002,7 @@
       </w:pPr>
     </w:lvl>
   </w:abstractNum>
-  <w:abstractNum w:abstractNumId="14" w15:restartNumberingAfterBreak="0">
+  <w:abstractNum w:abstractNumId="15" w15:restartNumberingAfterBreak="0">
     <w:nsid w:val="66B212FA"/>
     <w:multiLevelType w:val="hybridMultilevel"/>
     <w:tmpl w:val="A3C2FC62"/>
@@ -16152,7 +17115,7 @@
       </w:rPr>
     </w:lvl>
   </w:abstractNum>
-  <w:abstractNum w:abstractNumId="15" w15:restartNumberingAfterBreak="0">
+  <w:abstractNum w:abstractNumId="16" w15:restartNumberingAfterBreak="0">
     <w:nsid w:val="691D4F4A"/>
     <w:multiLevelType w:val="hybridMultilevel"/>
     <w:tmpl w:val="0442CE32"/>
@@ -16238,7 +17201,7 @@
       </w:pPr>
     </w:lvl>
   </w:abstractNum>
-  <w:abstractNum w:abstractNumId="16" w15:restartNumberingAfterBreak="0">
+  <w:abstractNum w:abstractNumId="17" w15:restartNumberingAfterBreak="0">
     <w:nsid w:val="6A852FEE"/>
     <w:multiLevelType w:val="hybridMultilevel"/>
     <w:tmpl w:val="05781790"/>
@@ -16351,7 +17314,7 @@
       </w:rPr>
     </w:lvl>
   </w:abstractNum>
-  <w:abstractNum w:abstractNumId="17" w15:restartNumberingAfterBreak="0">
+  <w:abstractNum w:abstractNumId="18" w15:restartNumberingAfterBreak="0">
     <w:nsid w:val="6C426B4F"/>
     <w:multiLevelType w:val="hybridMultilevel"/>
     <w:tmpl w:val="ADA8A81E"/>
@@ -16464,7 +17427,7 @@
       </w:rPr>
     </w:lvl>
   </w:abstractNum>
-  <w:abstractNum w:abstractNumId="18" w15:restartNumberingAfterBreak="0">
+  <w:abstractNum w:abstractNumId="19" w15:restartNumberingAfterBreak="0">
     <w:nsid w:val="715B0E96"/>
     <w:multiLevelType w:val="hybridMultilevel"/>
     <w:tmpl w:val="7B9A2EA4"/>
@@ -16577,7 +17540,7 @@
       </w:rPr>
     </w:lvl>
   </w:abstractNum>
-  <w:abstractNum w:abstractNumId="19" w15:restartNumberingAfterBreak="0">
+  <w:abstractNum w:abstractNumId="20" w15:restartNumberingAfterBreak="0">
     <w:nsid w:val="7DC413BE"/>
     <w:multiLevelType w:val="hybridMultilevel"/>
     <w:tmpl w:val="A45E5114"/>
@@ -16691,19 +17654,19 @@
     </w:lvl>
   </w:abstractNum>
   <w:num w:numId="1">
-    <w:abstractNumId w:val="17"/>
+    <w:abstractNumId w:val="18"/>
   </w:num>
   <w:num w:numId="2">
     <w:abstractNumId w:val="0"/>
   </w:num>
   <w:num w:numId="3">
-    <w:abstractNumId w:val="19"/>
+    <w:abstractNumId w:val="20"/>
   </w:num>
   <w:num w:numId="4">
     <w:abstractNumId w:val="1"/>
   </w:num>
   <w:num w:numId="5">
-    <w:abstractNumId w:val="13"/>
+    <w:abstractNumId w:val="14"/>
   </w:num>
   <w:num w:numId="6">
     <w:abstractNumId w:val="8"/>
@@ -16721,34 +17684,37 @@
     <w:abstractNumId w:val="4"/>
   </w:num>
   <w:num w:numId="11">
-    <w:abstractNumId w:val="14"/>
+    <w:abstractNumId w:val="15"/>
   </w:num>
   <w:num w:numId="12">
     <w:abstractNumId w:val="9"/>
   </w:num>
   <w:num w:numId="13">
-    <w:abstractNumId w:val="15"/>
+    <w:abstractNumId w:val="16"/>
   </w:num>
   <w:num w:numId="14">
-    <w:abstractNumId w:val="16"/>
+    <w:abstractNumId w:val="17"/>
   </w:num>
   <w:num w:numId="15">
     <w:abstractNumId w:val="6"/>
   </w:num>
   <w:num w:numId="16">
-    <w:abstractNumId w:val="12"/>
+    <w:abstractNumId w:val="13"/>
   </w:num>
   <w:num w:numId="17">
-    <w:abstractNumId w:val="11"/>
+    <w:abstractNumId w:val="12"/>
   </w:num>
   <w:num w:numId="18">
     <w:abstractNumId w:val="7"/>
   </w:num>
   <w:num w:numId="19">
-    <w:abstractNumId w:val="18"/>
+    <w:abstractNumId w:val="19"/>
   </w:num>
   <w:num w:numId="20">
     <w:abstractNumId w:val="10"/>
+  </w:num>
+  <w:num w:numId="21">
+    <w:abstractNumId w:val="11"/>
   </w:num>
 </w:numbering>
 </file>
@@ -17154,7 +18120,6 @@
   <w:style w:type="character" w:default="1" w:styleId="Fontepargpadro">
     <w:name w:val="Default Paragraph Font"/>
     <w:uiPriority w:val="1"/>
-    <w:semiHidden/>
     <w:unhideWhenUsed/>
   </w:style>
   <w:style w:type="table" w:default="1" w:styleId="Tabelanormal">
